--- a/Fejlesztői és tesztelési dokumentáció.docx
+++ b/Fejlesztői és tesztelési dokumentáció.docx
@@ -2,10 +2,17 @@
 <file path=word/document.xml><?xml version="1.0" encoding="utf-8"?>
 <w:document xmlns:wpc="http://schemas.microsoft.com/office/word/2010/wordprocessingCanvas" xmlns:cx="http://schemas.microsoft.com/office/drawing/2014/chartex" xmlns:cx1="http://schemas.microsoft.com/office/drawing/2015/9/8/chartex" xmlns:cx2="http://schemas.microsoft.com/office/drawing/2015/10/21/chartex" xmlns:cx3="http://schemas.microsoft.com/office/drawing/2016/5/9/chartex" xmlns:cx4="http://schemas.microsoft.com/office/drawing/2016/5/10/chartex" xmlns:cx5="http://schemas.microsoft.com/office/drawing/2016/5/11/chartex" xmlns:cx6="http://schemas.microsoft.com/office/drawing/2016/5/12/chartex" xmlns:cx7="http://schemas.microsoft.com/office/drawing/2016/5/13/chartex" xmlns:cx8="http://schemas.microsoft.com/office/drawing/2016/5/14/chartex" xmlns:mc="http://schemas.openxmlformats.org/markup-compatibility/2006" xmlns:aink="http://schemas.microsoft.com/office/drawing/2016/ink" xmlns:am3d="http://schemas.microsoft.com/office/drawing/2017/model3d" xmlns:o="urn:schemas-microsoft-com:office:office" xmlns:r="http://schemas.openxmlformats.org/officeDocument/2006/relationships" xmlns:m="http://schemas.openxmlformats.org/officeDocument/2006/math" xmlns:v="urn:schemas-microsoft-com:vml" xmlns:wp14="http://schemas.microsoft.com/office/word/2010/wordprocessingDrawing" xmlns:wp="http://schemas.openxmlformats.org/drawingml/2006/wordprocessingDrawing" xmlns:w10="urn:schemas-microsoft-com:office:word" xmlns:w="http://schemas.openxmlformats.org/wordprocessingml/2006/main" xmlns:w14="http://schemas.microsoft.com/office/word/2010/wordml" xmlns:w15="http://schemas.microsoft.com/office/word/2012/wordml" xmlns:w16cex="http://schemas.microsoft.com/office/word/2018/wordml/cex" xmlns:w16cid="http://schemas.microsoft.com/office/word/2016/wordml/cid" xmlns:w16="http://schemas.microsoft.com/office/word/2018/wordml" xmlns:w16sdtdh="http://schemas.microsoft.com/office/word/2020/wordml/sdtdatahash" xmlns:w16se="http://schemas.microsoft.com/office/word/2015/wordml/symex" xmlns:wpg="http://schemas.microsoft.com/office/word/2010/wordprocessingGroup" xmlns:wpi="http://schemas.microsoft.com/office/word/2010/wordprocessingInk" xmlns:wne="http://schemas.microsoft.com/office/word/2006/wordml" xmlns:wps="http://schemas.microsoft.com/office/word/2010/wordprocessingShape" mc:Ignorable="w14 w15 w16se w16cid w16 w16cex w16sdtdh wp14">
   <w:body>
-    <w:p/>
-    <w:p>
-      <w:pPr>
-        <w:jc w:val="center"/>
+    <w:p>
+      <w:pPr>
+        <w:spacing w:line="360" w:lineRule="auto"/>
+        <w:jc w:val="both"/>
+      </w:pPr>
+      <w:bookmarkStart w:id="0" w:name="_Hlk228183572"/>
+    </w:p>
+    <w:p>
+      <w:pPr>
+        <w:spacing w:line="360" w:lineRule="auto"/>
+        <w:jc w:val="both"/>
       </w:pPr>
       <w:r>
         <w:rPr>
@@ -63,11 +70,16 @@
         </w:drawing>
       </w:r>
     </w:p>
-    <w:p/>
-    <w:p>
-      <w:pPr>
-        <w:spacing w:before="240" w:after="120"/>
-        <w:jc w:val="center"/>
+    <w:p>
+      <w:pPr>
+        <w:spacing w:line="360" w:lineRule="auto"/>
+        <w:jc w:val="both"/>
+      </w:pPr>
+    </w:p>
+    <w:p>
+      <w:pPr>
+        <w:spacing w:before="240" w:after="120" w:line="360" w:lineRule="auto"/>
+        <w:jc w:val="both"/>
       </w:pPr>
       <w:r>
         <w:rPr>
@@ -82,8 +94,8 @@
     </w:p>
     <w:p>
       <w:pPr>
-        <w:spacing w:after="80"/>
-        <w:jc w:val="center"/>
+        <w:spacing w:after="80" w:line="360" w:lineRule="auto"/>
+        <w:jc w:val="both"/>
         <w:rPr>
           <w:b/>
           <w:bCs/>
@@ -117,8 +129,8 @@
     </w:p>
     <w:p>
       <w:pPr>
-        <w:spacing w:after="80"/>
-        <w:jc w:val="center"/>
+        <w:spacing w:after="80" w:line="360" w:lineRule="auto"/>
+        <w:jc w:val="both"/>
         <w:rPr>
           <w:b/>
           <w:bCs/>
@@ -130,8 +142,8 @@
     </w:p>
     <w:p>
       <w:pPr>
-        <w:spacing w:after="80"/>
-        <w:jc w:val="center"/>
+        <w:spacing w:after="80" w:line="360" w:lineRule="auto"/>
+        <w:jc w:val="both"/>
         <w:rPr>
           <w:b/>
           <w:bCs/>
@@ -143,8 +155,8 @@
     </w:p>
     <w:p>
       <w:pPr>
-        <w:spacing w:after="80"/>
-        <w:jc w:val="center"/>
+        <w:spacing w:after="80" w:line="360" w:lineRule="auto"/>
+        <w:jc w:val="both"/>
       </w:pPr>
       <w:r>
         <w:rPr>
@@ -194,26 +206,32 @@
     </w:p>
     <w:p>
       <w:pPr>
-        <w:spacing w:after="80"/>
-        <w:jc w:val="center"/>
-      </w:pPr>
-    </w:p>
-    <w:p>
-      <w:pPr>
-        <w:spacing w:after="80"/>
-        <w:jc w:val="center"/>
-      </w:pPr>
-    </w:p>
-    <w:p>
-      <w:pPr>
-        <w:spacing w:after="80"/>
-        <w:jc w:val="center"/>
-      </w:pPr>
-    </w:p>
-    <w:p/>
-    <w:p>
-      <w:pPr>
-        <w:jc w:val="center"/>
+        <w:spacing w:after="80" w:line="360" w:lineRule="auto"/>
+        <w:jc w:val="both"/>
+      </w:pPr>
+    </w:p>
+    <w:p>
+      <w:pPr>
+        <w:spacing w:after="80" w:line="360" w:lineRule="auto"/>
+        <w:jc w:val="both"/>
+      </w:pPr>
+    </w:p>
+    <w:p>
+      <w:pPr>
+        <w:spacing w:after="80" w:line="360" w:lineRule="auto"/>
+        <w:jc w:val="both"/>
+      </w:pPr>
+    </w:p>
+    <w:p>
+      <w:pPr>
+        <w:spacing w:line="360" w:lineRule="auto"/>
+        <w:jc w:val="both"/>
+      </w:pPr>
+    </w:p>
+    <w:p>
+      <w:pPr>
+        <w:spacing w:line="360" w:lineRule="auto"/>
+        <w:jc w:val="both"/>
       </w:pPr>
       <w:r>
         <w:rPr>
@@ -242,8 +260,8 @@
     </w:p>
     <w:p>
       <w:pPr>
-        <w:spacing w:after="60"/>
-        <w:jc w:val="center"/>
+        <w:spacing w:after="60" w:line="360" w:lineRule="auto"/>
+        <w:jc w:val="both"/>
       </w:pPr>
       <w:r>
         <w:rPr>
@@ -254,7 +272,8 @@
     </w:p>
     <w:p>
       <w:pPr>
-        <w:jc w:val="center"/>
+        <w:spacing w:line="360" w:lineRule="auto"/>
+        <w:jc w:val="both"/>
       </w:pPr>
       <w:r>
         <w:rPr>
@@ -263,13 +282,36 @@
         <w:t>2026</w:t>
       </w:r>
     </w:p>
-    <w:p/>
-    <w:p/>
-    <w:p/>
-    <w:p/>
+    <w:p>
+      <w:pPr>
+        <w:spacing w:line="360" w:lineRule="auto"/>
+        <w:jc w:val="both"/>
+      </w:pPr>
+    </w:p>
+    <w:p>
+      <w:pPr>
+        <w:spacing w:line="360" w:lineRule="auto"/>
+        <w:jc w:val="both"/>
+      </w:pPr>
+    </w:p>
+    <w:p>
+      <w:pPr>
+        <w:spacing w:line="360" w:lineRule="auto"/>
+        <w:jc w:val="both"/>
+      </w:pPr>
+    </w:p>
+    <w:bookmarkEnd w:id="0"/>
+    <w:p>
+      <w:pPr>
+        <w:spacing w:line="360" w:lineRule="auto"/>
+        <w:jc w:val="both"/>
+      </w:pPr>
+    </w:p>
     <w:p>
       <w:pPr>
         <w:pStyle w:val="Cmsor1"/>
+        <w:spacing w:line="360" w:lineRule="auto"/>
+        <w:jc w:val="both"/>
       </w:pPr>
       <w:r>
         <w:t>1. Bevezető</w:t>
@@ -277,7 +319,8 @@
     </w:p>
     <w:p>
       <w:pPr>
-        <w:spacing w:before="60" w:after="60" w:line="276" w:lineRule="auto"/>
+        <w:spacing w:before="60" w:after="60" w:line="360" w:lineRule="auto"/>
+        <w:jc w:val="both"/>
         <w:rPr>
           <w:sz w:val="24"/>
           <w:szCs w:val="24"/>
@@ -310,6 +353,8 @@
     <w:p>
       <w:pPr>
         <w:pStyle w:val="Cmsor1"/>
+        <w:spacing w:line="360" w:lineRule="auto"/>
+        <w:jc w:val="both"/>
       </w:pPr>
       <w:r>
         <w:t>2. Alkalmazott technológiák és eszközök</w:t>
@@ -317,7 +362,8 @@
     </w:p>
     <w:p>
       <w:pPr>
-        <w:spacing w:before="60" w:after="60" w:line="276" w:lineRule="auto"/>
+        <w:spacing w:before="60" w:after="60" w:line="360" w:lineRule="auto"/>
+        <w:jc w:val="both"/>
         <w:rPr>
           <w:sz w:val="24"/>
           <w:szCs w:val="24"/>
@@ -331,7 +377,12 @@
         <w:t>A rendszer fejlesztése során az alábbi technológiákat és fejlesztői eszközöket alkalmaztuk:</w:t>
       </w:r>
     </w:p>
-    <w:p/>
+    <w:p>
+      <w:pPr>
+        <w:spacing w:line="360" w:lineRule="auto"/>
+        <w:jc w:val="both"/>
+      </w:pPr>
+    </w:p>
     <w:tbl>
       <w:tblPr>
         <w:tblW w:w="9360" w:type="dxa"/>
@@ -377,7 +428,8 @@
           </w:tcPr>
           <w:p>
             <w:pPr>
-              <w:jc w:val="center"/>
+              <w:spacing w:line="360" w:lineRule="auto"/>
+              <w:jc w:val="both"/>
               <w:rPr>
                 <w:sz w:val="24"/>
                 <w:szCs w:val="24"/>
@@ -414,7 +466,8 @@
           </w:tcPr>
           <w:p>
             <w:pPr>
-              <w:jc w:val="center"/>
+              <w:spacing w:line="360" w:lineRule="auto"/>
+              <w:jc w:val="both"/>
               <w:rPr>
                 <w:sz w:val="24"/>
                 <w:szCs w:val="24"/>
@@ -451,7 +504,8 @@
           </w:tcPr>
           <w:p>
             <w:pPr>
-              <w:jc w:val="center"/>
+              <w:spacing w:line="360" w:lineRule="auto"/>
+              <w:jc w:val="both"/>
               <w:rPr>
                 <w:sz w:val="24"/>
                 <w:szCs w:val="24"/>
@@ -490,6 +544,8 @@
           </w:tcPr>
           <w:p>
             <w:pPr>
+              <w:spacing w:line="360" w:lineRule="auto"/>
+              <w:jc w:val="both"/>
               <w:rPr>
                 <w:sz w:val="24"/>
                 <w:szCs w:val="24"/>
@@ -523,6 +579,8 @@
           </w:tcPr>
           <w:p>
             <w:pPr>
+              <w:spacing w:line="360" w:lineRule="auto"/>
+              <w:jc w:val="both"/>
               <w:rPr>
                 <w:sz w:val="24"/>
                 <w:szCs w:val="24"/>
@@ -556,6 +614,8 @@
           </w:tcPr>
           <w:p>
             <w:pPr>
+              <w:spacing w:line="360" w:lineRule="auto"/>
+              <w:jc w:val="both"/>
               <w:rPr>
                 <w:sz w:val="24"/>
                 <w:szCs w:val="24"/>
@@ -591,6 +651,8 @@
           </w:tcPr>
           <w:p>
             <w:pPr>
+              <w:spacing w:line="360" w:lineRule="auto"/>
+              <w:jc w:val="both"/>
               <w:rPr>
                 <w:sz w:val="24"/>
                 <w:szCs w:val="24"/>
@@ -624,6 +686,8 @@
           </w:tcPr>
           <w:p>
             <w:pPr>
+              <w:spacing w:line="360" w:lineRule="auto"/>
+              <w:jc w:val="both"/>
               <w:rPr>
                 <w:sz w:val="24"/>
                 <w:szCs w:val="24"/>
@@ -657,6 +721,8 @@
           </w:tcPr>
           <w:p>
             <w:pPr>
+              <w:spacing w:line="360" w:lineRule="auto"/>
+              <w:jc w:val="both"/>
               <w:rPr>
                 <w:sz w:val="24"/>
                 <w:szCs w:val="24"/>
@@ -692,6 +758,8 @@
           </w:tcPr>
           <w:p>
             <w:pPr>
+              <w:spacing w:line="360" w:lineRule="auto"/>
+              <w:jc w:val="both"/>
               <w:rPr>
                 <w:sz w:val="24"/>
                 <w:szCs w:val="24"/>
@@ -727,6 +795,8 @@
           </w:tcPr>
           <w:p>
             <w:pPr>
+              <w:spacing w:line="360" w:lineRule="auto"/>
+              <w:jc w:val="both"/>
               <w:rPr>
                 <w:sz w:val="24"/>
                 <w:szCs w:val="24"/>
@@ -760,6 +830,8 @@
           </w:tcPr>
           <w:p>
             <w:pPr>
+              <w:spacing w:line="360" w:lineRule="auto"/>
+              <w:jc w:val="both"/>
               <w:rPr>
                 <w:sz w:val="24"/>
                 <w:szCs w:val="24"/>
@@ -827,6 +899,8 @@
           </w:tcPr>
           <w:p>
             <w:pPr>
+              <w:spacing w:line="360" w:lineRule="auto"/>
+              <w:jc w:val="both"/>
               <w:rPr>
                 <w:sz w:val="24"/>
                 <w:szCs w:val="24"/>
@@ -860,6 +934,8 @@
           </w:tcPr>
           <w:p>
             <w:pPr>
+              <w:spacing w:line="360" w:lineRule="auto"/>
+              <w:jc w:val="both"/>
               <w:rPr>
                 <w:sz w:val="24"/>
                 <w:szCs w:val="24"/>
@@ -893,6 +969,8 @@
           </w:tcPr>
           <w:p>
             <w:pPr>
+              <w:spacing w:line="360" w:lineRule="auto"/>
+              <w:jc w:val="both"/>
               <w:rPr>
                 <w:sz w:val="24"/>
                 <w:szCs w:val="24"/>
@@ -944,16 +1022,19 @@
           </w:tcPr>
           <w:p>
             <w:pPr>
-              <w:rPr>
-                <w:sz w:val="24"/>
-                <w:szCs w:val="24"/>
-              </w:rPr>
-            </w:pPr>
-            <w:r>
-              <w:rPr>
-                <w:sz w:val="24"/>
-                <w:szCs w:val="24"/>
-              </w:rPr>
+              <w:spacing w:line="360" w:lineRule="auto"/>
+              <w:jc w:val="both"/>
+              <w:rPr>
+                <w:sz w:val="24"/>
+                <w:szCs w:val="24"/>
+              </w:rPr>
+            </w:pPr>
+            <w:r>
+              <w:rPr>
+                <w:sz w:val="24"/>
+                <w:szCs w:val="24"/>
+              </w:rPr>
+              <w:lastRenderedPageBreak/>
               <w:t>PHP</w:t>
             </w:r>
           </w:p>
@@ -977,6 +1058,8 @@
           </w:tcPr>
           <w:p>
             <w:pPr>
+              <w:spacing w:line="360" w:lineRule="auto"/>
+              <w:jc w:val="both"/>
               <w:rPr>
                 <w:sz w:val="24"/>
                 <w:szCs w:val="24"/>
@@ -1010,6 +1093,8 @@
           </w:tcPr>
           <w:p>
             <w:pPr>
+              <w:spacing w:line="360" w:lineRule="auto"/>
+              <w:jc w:val="both"/>
               <w:rPr>
                 <w:sz w:val="24"/>
                 <w:szCs w:val="24"/>
@@ -1045,6 +1130,8 @@
           </w:tcPr>
           <w:p>
             <w:pPr>
+              <w:spacing w:line="360" w:lineRule="auto"/>
+              <w:jc w:val="both"/>
               <w:rPr>
                 <w:sz w:val="24"/>
                 <w:szCs w:val="24"/>
@@ -1096,6 +1183,8 @@
           </w:tcPr>
           <w:p>
             <w:pPr>
+              <w:spacing w:line="360" w:lineRule="auto"/>
+              <w:jc w:val="both"/>
               <w:rPr>
                 <w:sz w:val="24"/>
                 <w:szCs w:val="24"/>
@@ -1129,6 +1218,8 @@
           </w:tcPr>
           <w:p>
             <w:pPr>
+              <w:spacing w:line="360" w:lineRule="auto"/>
+              <w:jc w:val="both"/>
               <w:rPr>
                 <w:sz w:val="24"/>
                 <w:szCs w:val="24"/>
@@ -1164,6 +1255,8 @@
           </w:tcPr>
           <w:p>
             <w:pPr>
+              <w:spacing w:line="360" w:lineRule="auto"/>
+              <w:jc w:val="both"/>
               <w:rPr>
                 <w:sz w:val="24"/>
                 <w:szCs w:val="24"/>
@@ -1199,6 +1292,8 @@
           </w:tcPr>
           <w:p>
             <w:pPr>
+              <w:spacing w:line="360" w:lineRule="auto"/>
+              <w:jc w:val="both"/>
               <w:rPr>
                 <w:sz w:val="24"/>
                 <w:szCs w:val="24"/>
@@ -1232,6 +1327,8 @@
           </w:tcPr>
           <w:p>
             <w:pPr>
+              <w:spacing w:line="360" w:lineRule="auto"/>
+              <w:jc w:val="both"/>
               <w:rPr>
                 <w:sz w:val="24"/>
                 <w:szCs w:val="24"/>
@@ -1267,6 +1364,8 @@
           </w:tcPr>
           <w:p>
             <w:pPr>
+              <w:spacing w:line="360" w:lineRule="auto"/>
+              <w:jc w:val="both"/>
               <w:rPr>
                 <w:sz w:val="24"/>
                 <w:szCs w:val="24"/>
@@ -1318,6 +1417,8 @@
           </w:tcPr>
           <w:p>
             <w:pPr>
+              <w:spacing w:line="360" w:lineRule="auto"/>
+              <w:jc w:val="both"/>
               <w:rPr>
                 <w:sz w:val="24"/>
                 <w:szCs w:val="24"/>
@@ -1367,6 +1468,8 @@
           </w:tcPr>
           <w:p>
             <w:pPr>
+              <w:spacing w:line="360" w:lineRule="auto"/>
+              <w:jc w:val="both"/>
               <w:rPr>
                 <w:sz w:val="24"/>
                 <w:szCs w:val="24"/>
@@ -1402,6 +1505,8 @@
           </w:tcPr>
           <w:p>
             <w:pPr>
+              <w:spacing w:line="360" w:lineRule="auto"/>
+              <w:jc w:val="both"/>
               <w:rPr>
                 <w:sz w:val="24"/>
                 <w:szCs w:val="24"/>
@@ -1435,6 +1540,8 @@
           </w:tcPr>
           <w:p>
             <w:pPr>
+              <w:spacing w:line="360" w:lineRule="auto"/>
+              <w:jc w:val="both"/>
               <w:rPr>
                 <w:sz w:val="24"/>
                 <w:szCs w:val="24"/>
@@ -1468,6 +1575,8 @@
           </w:tcPr>
           <w:p>
             <w:pPr>
+              <w:spacing w:line="360" w:lineRule="auto"/>
+              <w:jc w:val="both"/>
               <w:rPr>
                 <w:sz w:val="24"/>
                 <w:szCs w:val="24"/>
@@ -1535,6 +1644,8 @@
           </w:tcPr>
           <w:p>
             <w:pPr>
+              <w:spacing w:line="360" w:lineRule="auto"/>
+              <w:jc w:val="both"/>
               <w:rPr>
                 <w:sz w:val="24"/>
                 <w:szCs w:val="24"/>
@@ -1593,6 +1704,8 @@
           </w:tcPr>
           <w:p>
             <w:pPr>
+              <w:spacing w:line="360" w:lineRule="auto"/>
+              <w:jc w:val="both"/>
               <w:rPr>
                 <w:sz w:val="24"/>
                 <w:szCs w:val="24"/>
@@ -1626,6 +1739,8 @@
           </w:tcPr>
           <w:p>
             <w:pPr>
+              <w:spacing w:line="360" w:lineRule="auto"/>
+              <w:jc w:val="both"/>
               <w:rPr>
                 <w:sz w:val="24"/>
                 <w:szCs w:val="24"/>
@@ -1642,70 +1757,310 @@
         </w:tc>
       </w:tr>
     </w:tbl>
-    <w:p/>
+    <w:p>
+      <w:pPr>
+        <w:spacing w:line="360" w:lineRule="auto"/>
+        <w:jc w:val="both"/>
+      </w:pPr>
+    </w:p>
     <w:p>
       <w:pPr>
         <w:pStyle w:val="Cmsor2"/>
+        <w:spacing w:line="360" w:lineRule="auto"/>
+        <w:jc w:val="both"/>
       </w:pPr>
     </w:p>
     <w:p>
       <w:pPr>
         <w:pStyle w:val="Cmsor2"/>
+        <w:spacing w:line="360" w:lineRule="auto"/>
+        <w:jc w:val="both"/>
       </w:pPr>
     </w:p>
     <w:p>
       <w:pPr>
         <w:pStyle w:val="Cmsor2"/>
+        <w:spacing w:line="360" w:lineRule="auto"/>
+        <w:jc w:val="both"/>
+      </w:pPr>
+      <w:r>
+        <w:t>2.1 HTML5</w:t>
+      </w:r>
+    </w:p>
+    <w:p>
+      <w:pPr>
+        <w:spacing w:before="60" w:after="60" w:line="360" w:lineRule="auto"/>
+        <w:jc w:val="both"/>
+        <w:rPr>
+          <w:sz w:val="24"/>
+          <w:szCs w:val="24"/>
+        </w:rPr>
+      </w:pPr>
+      <w:r>
+        <w:rPr>
+          <w:sz w:val="24"/>
+          <w:szCs w:val="24"/>
+        </w:rPr>
+        <w:t xml:space="preserve">Az oldalak szerkezetét HTML5 szabvány szerint építettük fel. </w:t>
+      </w:r>
+      <w:r>
+        <w:rPr>
+          <w:sz w:val="24"/>
+          <w:szCs w:val="24"/>
+        </w:rPr>
+        <w:t xml:space="preserve">Tartalmi </w:t>
+      </w:r>
+      <w:r>
+        <w:rPr>
+          <w:sz w:val="24"/>
+          <w:szCs w:val="24"/>
+        </w:rPr>
+        <w:t>elemeket alkalmaztunk (pl. &lt;</w:t>
+      </w:r>
+      <w:proofErr w:type="spellStart"/>
+      <w:r>
+        <w:rPr>
+          <w:sz w:val="24"/>
+          <w:szCs w:val="24"/>
+        </w:rPr>
+        <w:t>header</w:t>
+      </w:r>
+      <w:proofErr w:type="spellEnd"/>
+      <w:r>
+        <w:rPr>
+          <w:sz w:val="24"/>
+          <w:szCs w:val="24"/>
+        </w:rPr>
+        <w:t>&gt;, &lt;main&gt;, &lt;</w:t>
+      </w:r>
+      <w:proofErr w:type="spellStart"/>
+      <w:r>
+        <w:rPr>
+          <w:sz w:val="24"/>
+          <w:szCs w:val="24"/>
+        </w:rPr>
+        <w:t>section</w:t>
+      </w:r>
+      <w:proofErr w:type="spellEnd"/>
+      <w:r>
+        <w:rPr>
+          <w:sz w:val="24"/>
+          <w:szCs w:val="24"/>
+        </w:rPr>
+        <w:t>&gt;, &lt;</w:t>
+      </w:r>
+      <w:proofErr w:type="spellStart"/>
+      <w:r>
+        <w:rPr>
+          <w:sz w:val="24"/>
+          <w:szCs w:val="24"/>
+        </w:rPr>
+        <w:t>footer</w:t>
+      </w:r>
+      <w:proofErr w:type="spellEnd"/>
+      <w:r>
+        <w:rPr>
+          <w:sz w:val="24"/>
+          <w:szCs w:val="24"/>
+        </w:rPr>
+        <w:t xml:space="preserve">&gt;), amelyek javítják az olvashatóságot és az akadálymentességet. A </w:t>
+      </w:r>
+      <w:proofErr w:type="spellStart"/>
+      <w:r>
+        <w:rPr>
+          <w:sz w:val="24"/>
+          <w:szCs w:val="24"/>
+        </w:rPr>
+        <w:t>form</w:t>
+      </w:r>
+      <w:proofErr w:type="spellEnd"/>
+      <w:r>
+        <w:rPr>
+          <w:sz w:val="24"/>
+          <w:szCs w:val="24"/>
+        </w:rPr>
+        <w:t xml:space="preserve"> elemeket a </w:t>
+      </w:r>
+      <w:r>
+        <w:rPr>
+          <w:sz w:val="24"/>
+          <w:szCs w:val="24"/>
+        </w:rPr>
+        <w:t xml:space="preserve">frontend </w:t>
+      </w:r>
+      <w:r>
+        <w:rPr>
+          <w:sz w:val="24"/>
+          <w:szCs w:val="24"/>
+        </w:rPr>
+        <w:t>validációhoz is felhasználtuk.</w:t>
+      </w:r>
+    </w:p>
+    <w:p>
+      <w:pPr>
+        <w:pStyle w:val="Cmsor2"/>
+        <w:spacing w:line="360" w:lineRule="auto"/>
+        <w:jc w:val="both"/>
+      </w:pPr>
+      <w:r>
+        <w:t>2.2 CSS3</w:t>
+      </w:r>
+    </w:p>
+    <w:p>
+      <w:pPr>
+        <w:spacing w:before="60" w:after="60" w:line="360" w:lineRule="auto"/>
+        <w:jc w:val="both"/>
+        <w:rPr>
+          <w:sz w:val="24"/>
+          <w:szCs w:val="24"/>
+        </w:rPr>
+      </w:pPr>
+      <w:r>
+        <w:rPr>
+          <w:sz w:val="24"/>
+          <w:szCs w:val="24"/>
+        </w:rPr>
+        <w:t xml:space="preserve">Az </w:t>
+      </w:r>
+      <w:r>
+        <w:rPr>
+          <w:sz w:val="24"/>
+          <w:szCs w:val="24"/>
+        </w:rPr>
+        <w:t xml:space="preserve">esztétikus </w:t>
+      </w:r>
+      <w:r>
+        <w:rPr>
+          <w:sz w:val="24"/>
+          <w:szCs w:val="24"/>
+        </w:rPr>
+        <w:t xml:space="preserve">megjelenés </w:t>
+      </w:r>
+      <w:r>
+        <w:rPr>
+          <w:sz w:val="24"/>
+          <w:szCs w:val="24"/>
+        </w:rPr>
+        <w:t>a</w:t>
+      </w:r>
+      <w:r>
+        <w:rPr>
+          <w:sz w:val="24"/>
+          <w:szCs w:val="24"/>
+        </w:rPr>
+        <w:t xml:space="preserve"> CSS3 segítségével történt. Külön stíluslapokat használtunk az egyes oldalakhoz, amelyekben </w:t>
+      </w:r>
+      <w:proofErr w:type="spellStart"/>
+      <w:r>
+        <w:rPr>
+          <w:sz w:val="24"/>
+          <w:szCs w:val="24"/>
+        </w:rPr>
+        <w:t>reszponzí</w:t>
+      </w:r>
+      <w:r>
+        <w:rPr>
+          <w:sz w:val="24"/>
+          <w:szCs w:val="24"/>
+        </w:rPr>
+        <w:t>vitásra</w:t>
+      </w:r>
+      <w:proofErr w:type="spellEnd"/>
+      <w:r>
+        <w:rPr>
+          <w:sz w:val="24"/>
+          <w:szCs w:val="24"/>
+        </w:rPr>
+        <w:t xml:space="preserve"> is figyeltünk</w:t>
+      </w:r>
+      <w:r>
+        <w:rPr>
+          <w:sz w:val="24"/>
+          <w:szCs w:val="24"/>
+        </w:rPr>
+        <w:t xml:space="preserve">, </w:t>
+      </w:r>
+      <w:proofErr w:type="spellStart"/>
+      <w:r>
+        <w:rPr>
+          <w:sz w:val="24"/>
+          <w:szCs w:val="24"/>
+        </w:rPr>
+        <w:t>hover</w:t>
+      </w:r>
+      <w:proofErr w:type="spellEnd"/>
+      <w:r>
+        <w:rPr>
+          <w:sz w:val="24"/>
+          <w:szCs w:val="24"/>
+        </w:rPr>
+        <w:t xml:space="preserve">-animációkat, egyedi kártya-komponenseket és a </w:t>
+      </w:r>
+      <w:proofErr w:type="spellStart"/>
+      <w:r>
+        <w:rPr>
+          <w:sz w:val="24"/>
+          <w:szCs w:val="24"/>
+        </w:rPr>
+        <w:t>Bootstrap</w:t>
+      </w:r>
+      <w:proofErr w:type="spellEnd"/>
+      <w:r>
+        <w:rPr>
+          <w:sz w:val="24"/>
+          <w:szCs w:val="24"/>
+        </w:rPr>
+        <w:t xml:space="preserve"> alapstílusait alkalmaztunk. </w:t>
+      </w:r>
+      <w:r>
+        <w:rPr>
+          <w:sz w:val="24"/>
+          <w:szCs w:val="24"/>
+        </w:rPr>
+        <w:t xml:space="preserve">Törekedtünk az egységes színvilágra és megjelenésre </w:t>
+      </w:r>
+      <w:r>
+        <w:rPr>
+          <w:sz w:val="24"/>
+          <w:szCs w:val="24"/>
+        </w:rPr>
+        <w:t>az egész alkalmazásban.</w:t>
+      </w:r>
+    </w:p>
+    <w:p>
+      <w:pPr>
+        <w:pStyle w:val="Cmsor2"/>
+        <w:spacing w:line="360" w:lineRule="auto"/>
+        <w:jc w:val="both"/>
       </w:pPr>
       <w:r>
         <w:lastRenderedPageBreak/>
-        <w:t>2.1 HTML5</w:t>
-      </w:r>
-    </w:p>
-    <w:p>
-      <w:pPr>
-        <w:spacing w:before="60" w:after="60" w:line="276" w:lineRule="auto"/>
-        <w:rPr>
-          <w:sz w:val="24"/>
-          <w:szCs w:val="24"/>
-        </w:rPr>
-      </w:pPr>
-      <w:r>
-        <w:rPr>
-          <w:sz w:val="24"/>
-          <w:szCs w:val="24"/>
-        </w:rPr>
-        <w:t xml:space="preserve">Az oldalak szerkezetét HTML5 szabvány szerint építettük fel. </w:t>
-      </w:r>
-      <w:r>
-        <w:rPr>
-          <w:sz w:val="24"/>
-          <w:szCs w:val="24"/>
-        </w:rPr>
-        <w:t xml:space="preserve">Tartalmi </w:t>
-      </w:r>
-      <w:r>
-        <w:rPr>
-          <w:sz w:val="24"/>
-          <w:szCs w:val="24"/>
-        </w:rPr>
-        <w:t>elemeket alkalmaztunk (pl. &lt;</w:t>
+        <w:t xml:space="preserve">2.3 </w:t>
       </w:r>
       <w:proofErr w:type="spellStart"/>
       <w:r>
-        <w:rPr>
-          <w:sz w:val="24"/>
-          <w:szCs w:val="24"/>
-        </w:rPr>
-        <w:t>header</w:t>
+        <w:t>Bootstrap</w:t>
       </w:r>
       <w:proofErr w:type="spellEnd"/>
       <w:r>
-        <w:rPr>
-          <w:sz w:val="24"/>
-          <w:szCs w:val="24"/>
-        </w:rPr>
-        <w:t>&gt;, &lt;main&gt;, &lt;</w:t>
+        <w:t xml:space="preserve"> 5</w:t>
+      </w:r>
+    </w:p>
+    <w:p>
+      <w:pPr>
+        <w:spacing w:before="60" w:after="60" w:line="360" w:lineRule="auto"/>
+        <w:jc w:val="both"/>
+        <w:rPr>
+          <w:sz w:val="24"/>
+          <w:szCs w:val="24"/>
+        </w:rPr>
+      </w:pPr>
+      <w:r>
+        <w:rPr>
+          <w:sz w:val="24"/>
+          <w:szCs w:val="24"/>
+        </w:rPr>
+        <w:t xml:space="preserve">A </w:t>
       </w:r>
       <w:proofErr w:type="spellStart"/>
       <w:r>
@@ -1713,7 +2068,7 @@
           <w:sz w:val="24"/>
           <w:szCs w:val="24"/>
         </w:rPr>
-        <w:t>section</w:t>
+        <w:t>Bootstrap</w:t>
       </w:r>
       <w:proofErr w:type="spellEnd"/>
       <w:r>
@@ -1721,7 +2076,21 @@
           <w:sz w:val="24"/>
           <w:szCs w:val="24"/>
         </w:rPr>
-        <w:t>&gt;, &lt;</w:t>
+        <w:t xml:space="preserve"> 5-ös verzióját</w:t>
+      </w:r>
+      <w:r>
+        <w:rPr>
+          <w:sz w:val="24"/>
+          <w:szCs w:val="24"/>
+        </w:rPr>
+        <w:t xml:space="preserve"> használtuk</w:t>
+      </w:r>
+      <w:r>
+        <w:rPr>
+          <w:sz w:val="24"/>
+          <w:szCs w:val="24"/>
+        </w:rPr>
+        <w:t>. Felhasználtuk a rácsrendszerét (</w:t>
       </w:r>
       <w:proofErr w:type="spellStart"/>
       <w:r>
@@ -1729,7 +2098,7 @@
           <w:sz w:val="24"/>
           <w:szCs w:val="24"/>
         </w:rPr>
-        <w:t>footer</w:t>
+        <w:t>grid</w:t>
       </w:r>
       <w:proofErr w:type="spellEnd"/>
       <w:r>
@@ -1737,7 +2106,7 @@
           <w:sz w:val="24"/>
           <w:szCs w:val="24"/>
         </w:rPr>
-        <w:t xml:space="preserve">&gt;), amelyek javítják az olvashatóságot és az akadálymentességet. A </w:t>
+        <w:t>), a navigációs sávot (</w:t>
       </w:r>
       <w:proofErr w:type="spellStart"/>
       <w:r>
@@ -1745,6 +2114,54 @@
           <w:sz w:val="24"/>
           <w:szCs w:val="24"/>
         </w:rPr>
+        <w:t>navbar</w:t>
+      </w:r>
+      <w:proofErr w:type="spellEnd"/>
+      <w:r>
+        <w:rPr>
+          <w:sz w:val="24"/>
+          <w:szCs w:val="24"/>
+        </w:rPr>
+        <w:t xml:space="preserve">), a </w:t>
+      </w:r>
+      <w:proofErr w:type="spellStart"/>
+      <w:r>
+        <w:rPr>
+          <w:sz w:val="24"/>
+          <w:szCs w:val="24"/>
+        </w:rPr>
+        <w:t>modal</w:t>
+      </w:r>
+      <w:proofErr w:type="spellEnd"/>
+      <w:r>
+        <w:rPr>
+          <w:sz w:val="24"/>
+          <w:szCs w:val="24"/>
+        </w:rPr>
+        <w:t xml:space="preserve"> ablakokat, a kártyákat (</w:t>
+      </w:r>
+      <w:proofErr w:type="spellStart"/>
+      <w:r>
+        <w:rPr>
+          <w:sz w:val="24"/>
+          <w:szCs w:val="24"/>
+        </w:rPr>
+        <w:t>card</w:t>
+      </w:r>
+      <w:proofErr w:type="spellEnd"/>
+      <w:r>
+        <w:rPr>
+          <w:sz w:val="24"/>
+          <w:szCs w:val="24"/>
+        </w:rPr>
+        <w:t xml:space="preserve">), a gombok és </w:t>
+      </w:r>
+      <w:proofErr w:type="spellStart"/>
+      <w:r>
+        <w:rPr>
+          <w:sz w:val="24"/>
+          <w:szCs w:val="24"/>
+        </w:rPr>
         <w:t>form</w:t>
       </w:r>
       <w:proofErr w:type="spellEnd"/>
@@ -1753,312 +2170,30 @@
           <w:sz w:val="24"/>
           <w:szCs w:val="24"/>
         </w:rPr>
-        <w:t xml:space="preserve"> elemeket a </w:t>
-      </w:r>
-      <w:r>
-        <w:rPr>
-          <w:sz w:val="24"/>
-          <w:szCs w:val="24"/>
-        </w:rPr>
-        <w:t xml:space="preserve">frontend </w:t>
-      </w:r>
-      <w:r>
-        <w:rPr>
-          <w:sz w:val="24"/>
-          <w:szCs w:val="24"/>
-        </w:rPr>
-        <w:t>validációhoz is felhasználtuk.</w:t>
+        <w:t xml:space="preserve"> komponensek előre meghatározott stílusait. A </w:t>
+      </w:r>
+      <w:proofErr w:type="spellStart"/>
+      <w:r>
+        <w:rPr>
+          <w:sz w:val="24"/>
+          <w:szCs w:val="24"/>
+        </w:rPr>
+        <w:t>Bootstrap</w:t>
+      </w:r>
+      <w:proofErr w:type="spellEnd"/>
+      <w:r>
+        <w:rPr>
+          <w:sz w:val="24"/>
+          <w:szCs w:val="24"/>
+        </w:rPr>
+        <w:t xml:space="preserve"> segítségével az oldal mobilon és asztali böngészőkben egyaránt megfelelően jelenik meg.</w:t>
       </w:r>
     </w:p>
     <w:p>
       <w:pPr>
         <w:pStyle w:val="Cmsor2"/>
-      </w:pPr>
-      <w:r>
-        <w:t>2.2 CSS3</w:t>
-      </w:r>
-    </w:p>
-    <w:p>
-      <w:pPr>
-        <w:spacing w:before="60" w:after="60" w:line="276" w:lineRule="auto"/>
-        <w:rPr>
-          <w:sz w:val="24"/>
-          <w:szCs w:val="24"/>
-        </w:rPr>
-      </w:pPr>
-      <w:r>
-        <w:rPr>
-          <w:sz w:val="24"/>
-          <w:szCs w:val="24"/>
-        </w:rPr>
-        <w:t xml:space="preserve">Az </w:t>
-      </w:r>
-      <w:r>
-        <w:rPr>
-          <w:sz w:val="24"/>
-          <w:szCs w:val="24"/>
-        </w:rPr>
-        <w:t xml:space="preserve">esztétikus </w:t>
-      </w:r>
-      <w:r>
-        <w:rPr>
-          <w:sz w:val="24"/>
-          <w:szCs w:val="24"/>
-        </w:rPr>
-        <w:t xml:space="preserve">megjelenés </w:t>
-      </w:r>
-      <w:r>
-        <w:rPr>
-          <w:sz w:val="24"/>
-          <w:szCs w:val="24"/>
-        </w:rPr>
-        <w:t>a</w:t>
-      </w:r>
-      <w:r>
-        <w:rPr>
-          <w:sz w:val="24"/>
-          <w:szCs w:val="24"/>
-        </w:rPr>
-        <w:t xml:space="preserve"> CSS3 segítségével történt. Külön stíluslapokat használtunk az egyes oldalakhoz, amelyekben </w:t>
-      </w:r>
-      <w:proofErr w:type="spellStart"/>
-      <w:r>
-        <w:rPr>
-          <w:sz w:val="24"/>
-          <w:szCs w:val="24"/>
-        </w:rPr>
-        <w:t>reszponzí</w:t>
-      </w:r>
-      <w:r>
-        <w:rPr>
-          <w:sz w:val="24"/>
-          <w:szCs w:val="24"/>
-        </w:rPr>
-        <w:t>vitásra</w:t>
-      </w:r>
-      <w:proofErr w:type="spellEnd"/>
-      <w:r>
-        <w:rPr>
-          <w:sz w:val="24"/>
-          <w:szCs w:val="24"/>
-        </w:rPr>
-        <w:t xml:space="preserve"> is figyeltünk</w:t>
-      </w:r>
-      <w:r>
-        <w:rPr>
-          <w:sz w:val="24"/>
-          <w:szCs w:val="24"/>
-        </w:rPr>
-        <w:t>, h</w:t>
-      </w:r>
-      <w:proofErr w:type="spellStart"/>
-      <w:r>
-        <w:rPr>
-          <w:sz w:val="24"/>
-          <w:szCs w:val="24"/>
-        </w:rPr>
-        <w:t>over</w:t>
-      </w:r>
-      <w:proofErr w:type="spellEnd"/>
-      <w:r>
-        <w:rPr>
-          <w:sz w:val="24"/>
-          <w:szCs w:val="24"/>
-        </w:rPr>
-        <w:t xml:space="preserve">-animációkat, egyedi kártya-komponenseket és a </w:t>
-      </w:r>
-      <w:proofErr w:type="spellStart"/>
-      <w:r>
-        <w:rPr>
-          <w:sz w:val="24"/>
-          <w:szCs w:val="24"/>
-        </w:rPr>
-        <w:t>Bootstrap</w:t>
-      </w:r>
-      <w:proofErr w:type="spellEnd"/>
-      <w:r>
-        <w:rPr>
-          <w:sz w:val="24"/>
-          <w:szCs w:val="24"/>
-        </w:rPr>
-        <w:t xml:space="preserve"> alapstílusait alkalmaztunk. </w:t>
-      </w:r>
-      <w:r>
-        <w:rPr>
-          <w:sz w:val="24"/>
-          <w:szCs w:val="24"/>
-        </w:rPr>
-        <w:t xml:space="preserve">Törekedtünk az egységes színvilágra és megjelenésre </w:t>
-      </w:r>
-      <w:r>
-        <w:rPr>
-          <w:sz w:val="24"/>
-          <w:szCs w:val="24"/>
-        </w:rPr>
-        <w:t>az egész alkalmazásban.</w:t>
-      </w:r>
-    </w:p>
-    <w:p>
-      <w:pPr>
-        <w:pStyle w:val="Cmsor2"/>
-      </w:pPr>
-      <w:r>
-        <w:t xml:space="preserve">2.3 </w:t>
-      </w:r>
-      <w:proofErr w:type="spellStart"/>
-      <w:r>
-        <w:t>Bootstrap</w:t>
-      </w:r>
-      <w:proofErr w:type="spellEnd"/>
-      <w:r>
-        <w:t xml:space="preserve"> 5</w:t>
-      </w:r>
-    </w:p>
-    <w:p>
-      <w:pPr>
-        <w:spacing w:before="60" w:after="60" w:line="276" w:lineRule="auto"/>
-        <w:rPr>
-          <w:sz w:val="24"/>
-          <w:szCs w:val="24"/>
-        </w:rPr>
-      </w:pPr>
-      <w:r>
-        <w:rPr>
-          <w:sz w:val="24"/>
-          <w:szCs w:val="24"/>
-        </w:rPr>
-        <w:t xml:space="preserve">A </w:t>
-      </w:r>
-      <w:proofErr w:type="spellStart"/>
-      <w:r>
-        <w:rPr>
-          <w:sz w:val="24"/>
-          <w:szCs w:val="24"/>
-        </w:rPr>
-        <w:t>Bootstrap</w:t>
-      </w:r>
-      <w:proofErr w:type="spellEnd"/>
-      <w:r>
-        <w:rPr>
-          <w:sz w:val="24"/>
-          <w:szCs w:val="24"/>
-        </w:rPr>
-        <w:t xml:space="preserve"> 5-ös verzióját</w:t>
-      </w:r>
-      <w:r>
-        <w:rPr>
-          <w:sz w:val="24"/>
-          <w:szCs w:val="24"/>
-        </w:rPr>
-        <w:t xml:space="preserve"> használtuk</w:t>
-      </w:r>
-      <w:r>
-        <w:rPr>
-          <w:sz w:val="24"/>
-          <w:szCs w:val="24"/>
-        </w:rPr>
-        <w:t>. Felhasználtuk a rácsrendszerét (</w:t>
-      </w:r>
-      <w:proofErr w:type="spellStart"/>
-      <w:r>
-        <w:rPr>
-          <w:sz w:val="24"/>
-          <w:szCs w:val="24"/>
-        </w:rPr>
-        <w:t>grid</w:t>
-      </w:r>
-      <w:proofErr w:type="spellEnd"/>
-      <w:r>
-        <w:rPr>
-          <w:sz w:val="24"/>
-          <w:szCs w:val="24"/>
-        </w:rPr>
-        <w:t>), a navigációs sávot (</w:t>
-      </w:r>
-      <w:proofErr w:type="spellStart"/>
-      <w:r>
-        <w:rPr>
-          <w:sz w:val="24"/>
-          <w:szCs w:val="24"/>
-        </w:rPr>
-        <w:t>navbar</w:t>
-      </w:r>
-      <w:proofErr w:type="spellEnd"/>
-      <w:r>
-        <w:rPr>
-          <w:sz w:val="24"/>
-          <w:szCs w:val="24"/>
-        </w:rPr>
-        <w:t xml:space="preserve">), a </w:t>
-      </w:r>
-      <w:proofErr w:type="spellStart"/>
-      <w:r>
-        <w:rPr>
-          <w:sz w:val="24"/>
-          <w:szCs w:val="24"/>
-        </w:rPr>
-        <w:t>modal</w:t>
-      </w:r>
-      <w:proofErr w:type="spellEnd"/>
-      <w:r>
-        <w:rPr>
-          <w:sz w:val="24"/>
-          <w:szCs w:val="24"/>
-        </w:rPr>
-        <w:t xml:space="preserve"> ablakokat, a kártyákat (</w:t>
-      </w:r>
-      <w:proofErr w:type="spellStart"/>
-      <w:r>
-        <w:rPr>
-          <w:sz w:val="24"/>
-          <w:szCs w:val="24"/>
-        </w:rPr>
-        <w:t>card</w:t>
-      </w:r>
-      <w:proofErr w:type="spellEnd"/>
-      <w:r>
-        <w:rPr>
-          <w:sz w:val="24"/>
-          <w:szCs w:val="24"/>
-        </w:rPr>
-        <w:t xml:space="preserve">), a gombok és </w:t>
-      </w:r>
-      <w:proofErr w:type="spellStart"/>
-      <w:r>
-        <w:rPr>
-          <w:sz w:val="24"/>
-          <w:szCs w:val="24"/>
-        </w:rPr>
-        <w:t>form</w:t>
-      </w:r>
-      <w:proofErr w:type="spellEnd"/>
-      <w:r>
-        <w:rPr>
-          <w:sz w:val="24"/>
-          <w:szCs w:val="24"/>
-        </w:rPr>
-        <w:t xml:space="preserve"> komponensek előre meghatározott stílusait. A </w:t>
-      </w:r>
-      <w:proofErr w:type="spellStart"/>
-      <w:r>
-        <w:rPr>
-          <w:sz w:val="24"/>
-          <w:szCs w:val="24"/>
-        </w:rPr>
-        <w:t>Bootstrap</w:t>
-      </w:r>
-      <w:proofErr w:type="spellEnd"/>
-      <w:r>
-        <w:rPr>
-          <w:sz w:val="24"/>
-          <w:szCs w:val="24"/>
-        </w:rPr>
-        <w:t xml:space="preserve"> segítségével az oldal mobilon és asztali böngészőkben egyaránt megfelelően jelenik meg.</w:t>
-      </w:r>
-    </w:p>
-    <w:p>
-      <w:pPr>
-        <w:pStyle w:val="Cmsor2"/>
+        <w:spacing w:line="360" w:lineRule="auto"/>
+        <w:jc w:val="both"/>
       </w:pPr>
       <w:r>
         <w:t>2.4 JavaScript (ES6+)</w:t>
@@ -2066,7 +2201,8 @@
     </w:p>
     <w:p>
       <w:pPr>
-        <w:spacing w:before="60" w:after="60" w:line="276" w:lineRule="auto"/>
+        <w:spacing w:before="60" w:after="60" w:line="360" w:lineRule="auto"/>
+        <w:jc w:val="both"/>
         <w:rPr>
           <w:sz w:val="24"/>
           <w:szCs w:val="24"/>
@@ -2087,6 +2223,8 @@
           <w:ilvl w:val="0"/>
           <w:numId w:val="2"/>
         </w:numPr>
+        <w:spacing w:line="360" w:lineRule="auto"/>
+        <w:jc w:val="both"/>
         <w:rPr>
           <w:sz w:val="24"/>
           <w:szCs w:val="24"/>
@@ -2107,6 +2245,8 @@
           <w:ilvl w:val="0"/>
           <w:numId w:val="2"/>
         </w:numPr>
+        <w:spacing w:line="360" w:lineRule="auto"/>
+        <w:jc w:val="both"/>
         <w:rPr>
           <w:sz w:val="24"/>
           <w:szCs w:val="24"/>
@@ -2136,6 +2276,8 @@
           <w:ilvl w:val="0"/>
           <w:numId w:val="2"/>
         </w:numPr>
+        <w:spacing w:line="360" w:lineRule="auto"/>
+        <w:jc w:val="both"/>
         <w:rPr>
           <w:sz w:val="24"/>
           <w:szCs w:val="24"/>
@@ -2156,6 +2298,8 @@
           <w:ilvl w:val="0"/>
           <w:numId w:val="2"/>
         </w:numPr>
+        <w:spacing w:line="360" w:lineRule="auto"/>
+        <w:jc w:val="both"/>
         <w:rPr>
           <w:sz w:val="24"/>
           <w:szCs w:val="24"/>
@@ -2201,6 +2345,8 @@
           <w:ilvl w:val="0"/>
           <w:numId w:val="2"/>
         </w:numPr>
+        <w:spacing w:line="360" w:lineRule="auto"/>
+        <w:jc w:val="both"/>
         <w:rPr>
           <w:sz w:val="24"/>
           <w:szCs w:val="24"/>
@@ -2230,10 +2376,17 @@
         <w:t xml:space="preserve"> API) kérések PHP végpontok felé</w:t>
       </w:r>
     </w:p>
-    <w:p/>
+    <w:p>
+      <w:pPr>
+        <w:spacing w:line="360" w:lineRule="auto"/>
+        <w:jc w:val="both"/>
+      </w:pPr>
+    </w:p>
     <w:p>
       <w:pPr>
         <w:pStyle w:val="Cmsor2"/>
+        <w:spacing w:line="360" w:lineRule="auto"/>
+        <w:jc w:val="both"/>
       </w:pPr>
       <w:r>
         <w:t>2.5 PHP 8.2</w:t>
@@ -2241,7 +2394,8 @@
     </w:p>
     <w:p>
       <w:pPr>
-        <w:spacing w:before="60" w:after="60" w:line="276" w:lineRule="auto"/>
+        <w:spacing w:before="60" w:after="60" w:line="360" w:lineRule="auto"/>
+        <w:jc w:val="both"/>
         <w:rPr>
           <w:sz w:val="24"/>
           <w:szCs w:val="24"/>
@@ -2370,6 +2524,8 @@
     <w:p>
       <w:pPr>
         <w:pStyle w:val="Cmsor2"/>
+        <w:spacing w:line="360" w:lineRule="auto"/>
+        <w:jc w:val="both"/>
       </w:pPr>
       <w:r>
         <w:t xml:space="preserve">2.6 </w:t>
@@ -2390,7 +2546,8 @@
     </w:p>
     <w:p>
       <w:pPr>
-        <w:spacing w:before="60" w:after="60" w:line="276" w:lineRule="auto"/>
+        <w:spacing w:before="60" w:after="60" w:line="360" w:lineRule="auto"/>
+        <w:jc w:val="both"/>
       </w:pPr>
       <w:r>
         <w:rPr>
@@ -2492,9 +2649,16 @@
         <w:t>kéréseket tudtunk küldeni a szervernek anélkül, hogy böngészőn keresztül kellett volna navigálni. Ez különösen hasznos volt a rendelés-leadás, kosár-frissítés és visszajelzés-küldés végpontjainak ellenőrzésekor.</w:t>
       </w:r>
     </w:p>
-    <w:p/>
-    <w:p>
-      <w:pPr>
+    <w:p>
+      <w:pPr>
+        <w:spacing w:line="360" w:lineRule="auto"/>
+        <w:jc w:val="both"/>
+      </w:pPr>
+    </w:p>
+    <w:p>
+      <w:pPr>
+        <w:spacing w:line="360" w:lineRule="auto"/>
+        <w:jc w:val="both"/>
         <w:rPr>
           <w:b/>
           <w:bCs/>
@@ -2506,6 +2670,8 @@
     </w:p>
     <w:p>
       <w:pPr>
+        <w:spacing w:line="360" w:lineRule="auto"/>
+        <w:jc w:val="both"/>
         <w:rPr>
           <w:b/>
           <w:bCs/>
@@ -2517,6 +2683,8 @@
     </w:p>
     <w:p>
       <w:pPr>
+        <w:spacing w:line="360" w:lineRule="auto"/>
+        <w:jc w:val="both"/>
         <w:rPr>
           <w:b/>
           <w:bCs/>
@@ -2527,6 +2695,10 @@
       </w:pPr>
     </w:p>
     <w:p>
+      <w:pPr>
+        <w:spacing w:line="360" w:lineRule="auto"/>
+        <w:jc w:val="both"/>
+      </w:pPr>
       <w:r>
         <w:rPr>
           <w:b/>
@@ -2541,7 +2713,8 @@
     </w:p>
     <w:p>
       <w:pPr>
-        <w:spacing w:before="60" w:after="60" w:line="276" w:lineRule="auto"/>
+        <w:spacing w:before="60" w:after="60" w:line="360" w:lineRule="auto"/>
+        <w:jc w:val="both"/>
         <w:rPr>
           <w:sz w:val="24"/>
           <w:szCs w:val="24"/>
@@ -2604,6 +2777,8 @@
     <w:p>
       <w:pPr>
         <w:pStyle w:val="Cmsor2"/>
+        <w:spacing w:line="360" w:lineRule="auto"/>
+        <w:jc w:val="both"/>
       </w:pPr>
       <w:r>
         <w:t>3.1 Táblák áttekintése</w:t>
@@ -2653,7 +2828,8 @@
           </w:tcPr>
           <w:p>
             <w:pPr>
-              <w:jc w:val="center"/>
+              <w:spacing w:line="360" w:lineRule="auto"/>
+              <w:jc w:val="both"/>
               <w:rPr>
                 <w:sz w:val="24"/>
                 <w:szCs w:val="24"/>
@@ -2690,7 +2866,8 @@
           </w:tcPr>
           <w:p>
             <w:pPr>
-              <w:jc w:val="center"/>
+              <w:spacing w:line="360" w:lineRule="auto"/>
+              <w:jc w:val="both"/>
               <w:rPr>
                 <w:sz w:val="24"/>
                 <w:szCs w:val="24"/>
@@ -2729,6 +2906,8 @@
           </w:tcPr>
           <w:p>
             <w:pPr>
+              <w:spacing w:line="360" w:lineRule="auto"/>
+              <w:jc w:val="both"/>
               <w:rPr>
                 <w:sz w:val="24"/>
                 <w:szCs w:val="24"/>
@@ -2766,6 +2945,8 @@
           </w:tcPr>
           <w:p>
             <w:pPr>
+              <w:spacing w:line="360" w:lineRule="auto"/>
+              <w:jc w:val="both"/>
               <w:rPr>
                 <w:sz w:val="24"/>
                 <w:szCs w:val="24"/>
@@ -2801,6 +2982,8 @@
           </w:tcPr>
           <w:p>
             <w:pPr>
+              <w:spacing w:line="360" w:lineRule="auto"/>
+              <w:jc w:val="both"/>
               <w:rPr>
                 <w:sz w:val="24"/>
                 <w:szCs w:val="24"/>
@@ -2836,6 +3019,8 @@
           </w:tcPr>
           <w:p>
             <w:pPr>
+              <w:spacing w:line="360" w:lineRule="auto"/>
+              <w:jc w:val="both"/>
               <w:rPr>
                 <w:sz w:val="24"/>
                 <w:szCs w:val="24"/>
@@ -2871,6 +3056,8 @@
           </w:tcPr>
           <w:p>
             <w:pPr>
+              <w:spacing w:line="360" w:lineRule="auto"/>
+              <w:jc w:val="both"/>
               <w:rPr>
                 <w:sz w:val="24"/>
                 <w:szCs w:val="24"/>
@@ -2908,6 +3095,8 @@
           </w:tcPr>
           <w:p>
             <w:pPr>
+              <w:spacing w:line="360" w:lineRule="auto"/>
+              <w:jc w:val="both"/>
               <w:rPr>
                 <w:sz w:val="24"/>
                 <w:szCs w:val="24"/>
@@ -2943,6 +3132,8 @@
           </w:tcPr>
           <w:p>
             <w:pPr>
+              <w:spacing w:line="360" w:lineRule="auto"/>
+              <w:jc w:val="both"/>
               <w:rPr>
                 <w:sz w:val="24"/>
                 <w:szCs w:val="24"/>
@@ -2980,6 +3171,8 @@
           </w:tcPr>
           <w:p>
             <w:pPr>
+              <w:spacing w:line="360" w:lineRule="auto"/>
+              <w:jc w:val="both"/>
               <w:rPr>
                 <w:sz w:val="24"/>
                 <w:szCs w:val="24"/>
@@ -3015,6 +3208,8 @@
           </w:tcPr>
           <w:p>
             <w:pPr>
+              <w:spacing w:line="360" w:lineRule="auto"/>
+              <w:jc w:val="both"/>
               <w:rPr>
                 <w:sz w:val="24"/>
                 <w:szCs w:val="24"/>
@@ -3052,6 +3247,8 @@
           </w:tcPr>
           <w:p>
             <w:pPr>
+              <w:spacing w:line="360" w:lineRule="auto"/>
+              <w:jc w:val="both"/>
               <w:rPr>
                 <w:sz w:val="24"/>
                 <w:szCs w:val="24"/>
@@ -3087,6 +3284,8 @@
           </w:tcPr>
           <w:p>
             <w:pPr>
+              <w:spacing w:line="360" w:lineRule="auto"/>
+              <w:jc w:val="both"/>
               <w:rPr>
                 <w:sz w:val="24"/>
                 <w:szCs w:val="24"/>
@@ -3124,6 +3323,8 @@
           </w:tcPr>
           <w:p>
             <w:pPr>
+              <w:spacing w:line="360" w:lineRule="auto"/>
+              <w:jc w:val="both"/>
               <w:rPr>
                 <w:sz w:val="24"/>
                 <w:szCs w:val="24"/>
@@ -3159,6 +3360,8 @@
           </w:tcPr>
           <w:p>
             <w:pPr>
+              <w:spacing w:line="360" w:lineRule="auto"/>
+              <w:jc w:val="both"/>
               <w:rPr>
                 <w:sz w:val="24"/>
                 <w:szCs w:val="24"/>
@@ -3196,6 +3399,8 @@
           </w:tcPr>
           <w:p>
             <w:pPr>
+              <w:spacing w:line="360" w:lineRule="auto"/>
+              <w:jc w:val="both"/>
               <w:rPr>
                 <w:sz w:val="24"/>
                 <w:szCs w:val="24"/>
@@ -3247,6 +3452,8 @@
           </w:tcPr>
           <w:p>
             <w:pPr>
+              <w:spacing w:line="360" w:lineRule="auto"/>
+              <w:jc w:val="both"/>
               <w:rPr>
                 <w:sz w:val="24"/>
                 <w:szCs w:val="24"/>
@@ -3284,6 +3491,8 @@
           </w:tcPr>
           <w:p>
             <w:pPr>
+              <w:spacing w:line="360" w:lineRule="auto"/>
+              <w:jc w:val="both"/>
               <w:rPr>
                 <w:sz w:val="24"/>
                 <w:szCs w:val="24"/>
@@ -3300,10 +3509,17 @@
         </w:tc>
       </w:tr>
     </w:tbl>
-    <w:p/>
+    <w:p>
+      <w:pPr>
+        <w:spacing w:line="360" w:lineRule="auto"/>
+        <w:jc w:val="both"/>
+      </w:pPr>
+    </w:p>
     <w:p>
       <w:pPr>
         <w:pStyle w:val="Cmsor2"/>
+        <w:spacing w:line="360" w:lineRule="auto"/>
+        <w:jc w:val="both"/>
       </w:pPr>
       <w:r>
         <w:t xml:space="preserve">3.2 </w:t>
@@ -3319,7 +3535,8 @@
     </w:p>
     <w:p>
       <w:pPr>
-        <w:spacing w:before="60" w:after="60" w:line="276" w:lineRule="auto"/>
+        <w:spacing w:before="60" w:after="60" w:line="360" w:lineRule="auto"/>
+        <w:jc w:val="both"/>
         <w:rPr>
           <w:sz w:val="24"/>
           <w:szCs w:val="24"/>
@@ -3420,7 +3637,12 @@
         <w:t>.</w:t>
       </w:r>
     </w:p>
-    <w:p/>
+    <w:p>
+      <w:pPr>
+        <w:spacing w:line="360" w:lineRule="auto"/>
+        <w:jc w:val="both"/>
+      </w:pPr>
+    </w:p>
     <w:tbl>
       <w:tblPr>
         <w:tblW w:w="9360" w:type="dxa"/>
@@ -3467,7 +3689,8 @@
           </w:tcPr>
           <w:p>
             <w:pPr>
-              <w:jc w:val="center"/>
+              <w:spacing w:line="360" w:lineRule="auto"/>
+              <w:jc w:val="both"/>
               <w:rPr>
                 <w:sz w:val="24"/>
                 <w:szCs w:val="24"/>
@@ -3504,7 +3727,8 @@
           </w:tcPr>
           <w:p>
             <w:pPr>
-              <w:jc w:val="center"/>
+              <w:spacing w:line="360" w:lineRule="auto"/>
+              <w:jc w:val="both"/>
               <w:rPr>
                 <w:sz w:val="24"/>
                 <w:szCs w:val="24"/>
@@ -3541,7 +3765,8 @@
           </w:tcPr>
           <w:p>
             <w:pPr>
-              <w:jc w:val="center"/>
+              <w:spacing w:line="360" w:lineRule="auto"/>
+              <w:jc w:val="both"/>
               <w:rPr>
                 <w:sz w:val="24"/>
                 <w:szCs w:val="24"/>
@@ -3578,7 +3803,8 @@
           </w:tcPr>
           <w:p>
             <w:pPr>
-              <w:jc w:val="center"/>
+              <w:spacing w:line="360" w:lineRule="auto"/>
+              <w:jc w:val="both"/>
               <w:rPr>
                 <w:sz w:val="24"/>
                 <w:szCs w:val="24"/>
@@ -3617,6 +3843,8 @@
           </w:tcPr>
           <w:p>
             <w:pPr>
+              <w:spacing w:line="360" w:lineRule="auto"/>
+              <w:jc w:val="both"/>
               <w:rPr>
                 <w:sz w:val="24"/>
                 <w:szCs w:val="24"/>
@@ -3654,6 +3882,8 @@
           </w:tcPr>
           <w:p>
             <w:pPr>
+              <w:spacing w:line="360" w:lineRule="auto"/>
+              <w:jc w:val="both"/>
               <w:rPr>
                 <w:sz w:val="24"/>
                 <w:szCs w:val="24"/>
@@ -3687,6 +3917,8 @@
           </w:tcPr>
           <w:p>
             <w:pPr>
+              <w:spacing w:line="360" w:lineRule="auto"/>
+              <w:jc w:val="both"/>
               <w:rPr>
                 <w:sz w:val="24"/>
                 <w:szCs w:val="24"/>
@@ -3720,6 +3952,8 @@
           </w:tcPr>
           <w:p>
             <w:pPr>
+              <w:spacing w:line="360" w:lineRule="auto"/>
+              <w:jc w:val="both"/>
               <w:rPr>
                 <w:sz w:val="24"/>
                 <w:szCs w:val="24"/>
@@ -3755,6 +3989,8 @@
           </w:tcPr>
           <w:p>
             <w:pPr>
+              <w:spacing w:line="360" w:lineRule="auto"/>
+              <w:jc w:val="both"/>
               <w:rPr>
                 <w:sz w:val="24"/>
                 <w:szCs w:val="24"/>
@@ -3792,6 +4028,8 @@
           </w:tcPr>
           <w:p>
             <w:pPr>
+              <w:spacing w:line="360" w:lineRule="auto"/>
+              <w:jc w:val="both"/>
               <w:rPr>
                 <w:sz w:val="24"/>
                 <w:szCs w:val="24"/>
@@ -3825,6 +4063,8 @@
           </w:tcPr>
           <w:p>
             <w:pPr>
+              <w:spacing w:line="360" w:lineRule="auto"/>
+              <w:jc w:val="both"/>
               <w:rPr>
                 <w:sz w:val="24"/>
                 <w:szCs w:val="24"/>
@@ -3851,6 +4091,8 @@
           </w:tcPr>
           <w:p>
             <w:pPr>
+              <w:spacing w:line="360" w:lineRule="auto"/>
+              <w:jc w:val="both"/>
               <w:rPr>
                 <w:sz w:val="24"/>
                 <w:szCs w:val="24"/>
@@ -3886,6 +4128,8 @@
           </w:tcPr>
           <w:p>
             <w:pPr>
+              <w:spacing w:line="360" w:lineRule="auto"/>
+              <w:jc w:val="both"/>
               <w:rPr>
                 <w:sz w:val="24"/>
                 <w:szCs w:val="24"/>
@@ -3898,6 +4142,7 @@
                 <w:sz w:val="24"/>
                 <w:szCs w:val="24"/>
               </w:rPr>
+              <w:lastRenderedPageBreak/>
               <w:t>email</w:t>
             </w:r>
           </w:p>
@@ -3921,6 +4166,8 @@
           </w:tcPr>
           <w:p>
             <w:pPr>
+              <w:spacing w:line="360" w:lineRule="auto"/>
+              <w:jc w:val="both"/>
               <w:rPr>
                 <w:sz w:val="24"/>
                 <w:szCs w:val="24"/>
@@ -3954,6 +4201,8 @@
           </w:tcPr>
           <w:p>
             <w:pPr>
+              <w:spacing w:line="360" w:lineRule="auto"/>
+              <w:jc w:val="both"/>
               <w:rPr>
                 <w:sz w:val="24"/>
                 <w:szCs w:val="24"/>
@@ -3980,6 +4229,8 @@
           </w:tcPr>
           <w:p>
             <w:pPr>
+              <w:spacing w:line="360" w:lineRule="auto"/>
+              <w:jc w:val="both"/>
               <w:rPr>
                 <w:sz w:val="24"/>
                 <w:szCs w:val="24"/>
@@ -4015,6 +4266,8 @@
           </w:tcPr>
           <w:p>
             <w:pPr>
+              <w:spacing w:line="360" w:lineRule="auto"/>
+              <w:jc w:val="both"/>
               <w:rPr>
                 <w:sz w:val="24"/>
                 <w:szCs w:val="24"/>
@@ -4052,6 +4305,8 @@
           </w:tcPr>
           <w:p>
             <w:pPr>
+              <w:spacing w:line="360" w:lineRule="auto"/>
+              <w:jc w:val="both"/>
               <w:rPr>
                 <w:sz w:val="24"/>
                 <w:szCs w:val="24"/>
@@ -4085,6 +4340,8 @@
           </w:tcPr>
           <w:p>
             <w:pPr>
+              <w:spacing w:line="360" w:lineRule="auto"/>
+              <w:jc w:val="both"/>
               <w:rPr>
                 <w:sz w:val="24"/>
                 <w:szCs w:val="24"/>
@@ -4111,6 +4368,8 @@
           </w:tcPr>
           <w:p>
             <w:pPr>
+              <w:spacing w:line="360" w:lineRule="auto"/>
+              <w:jc w:val="both"/>
               <w:rPr>
                 <w:sz w:val="24"/>
                 <w:szCs w:val="24"/>
@@ -4187,6 +4446,8 @@
           </w:tcPr>
           <w:p>
             <w:pPr>
+              <w:spacing w:line="360" w:lineRule="auto"/>
+              <w:jc w:val="both"/>
               <w:rPr>
                 <w:sz w:val="24"/>
                 <w:szCs w:val="24"/>
@@ -4224,6 +4485,8 @@
           </w:tcPr>
           <w:p>
             <w:pPr>
+              <w:spacing w:line="360" w:lineRule="auto"/>
+              <w:jc w:val="both"/>
               <w:rPr>
                 <w:sz w:val="24"/>
                 <w:szCs w:val="24"/>
@@ -4257,6 +4520,8 @@
           </w:tcPr>
           <w:p>
             <w:pPr>
+              <w:spacing w:line="360" w:lineRule="auto"/>
+              <w:jc w:val="both"/>
               <w:rPr>
                 <w:sz w:val="24"/>
                 <w:szCs w:val="24"/>
@@ -4283,6 +4548,8 @@
           </w:tcPr>
           <w:p>
             <w:pPr>
+              <w:spacing w:line="360" w:lineRule="auto"/>
+              <w:jc w:val="both"/>
               <w:rPr>
                 <w:sz w:val="24"/>
                 <w:szCs w:val="24"/>
@@ -4362,6 +4629,8 @@
           </w:tcPr>
           <w:p>
             <w:pPr>
+              <w:spacing w:line="360" w:lineRule="auto"/>
+              <w:jc w:val="both"/>
               <w:rPr>
                 <w:sz w:val="24"/>
                 <w:szCs w:val="24"/>
@@ -4399,6 +4668,8 @@
           </w:tcPr>
           <w:p>
             <w:pPr>
+              <w:spacing w:line="360" w:lineRule="auto"/>
+              <w:jc w:val="both"/>
               <w:rPr>
                 <w:sz w:val="24"/>
                 <w:szCs w:val="24"/>
@@ -4432,6 +4703,8 @@
           </w:tcPr>
           <w:p>
             <w:pPr>
+              <w:spacing w:line="360" w:lineRule="auto"/>
+              <w:jc w:val="both"/>
               <w:rPr>
                 <w:sz w:val="24"/>
                 <w:szCs w:val="24"/>
@@ -4458,6 +4731,8 @@
           </w:tcPr>
           <w:p>
             <w:pPr>
+              <w:spacing w:line="360" w:lineRule="auto"/>
+              <w:jc w:val="both"/>
               <w:rPr>
                 <w:sz w:val="24"/>
                 <w:szCs w:val="24"/>
@@ -4483,10 +4758,16 @@
         </w:tc>
       </w:tr>
     </w:tbl>
-    <w:p/>
-    <w:p>
-      <w:pPr>
-        <w:spacing w:before="60" w:after="60" w:line="276" w:lineRule="auto"/>
+    <w:p>
+      <w:pPr>
+        <w:spacing w:line="360" w:lineRule="auto"/>
+        <w:jc w:val="both"/>
+      </w:pPr>
+    </w:p>
+    <w:p>
+      <w:pPr>
+        <w:spacing w:before="60" w:after="60" w:line="360" w:lineRule="auto"/>
+        <w:jc w:val="both"/>
         <w:rPr>
           <w:sz w:val="24"/>
           <w:szCs w:val="24"/>
@@ -4532,19 +4813,26 @@
         <w:t xml:space="preserve"> szerepel (pl. $2y$10$...).</w:t>
       </w:r>
     </w:p>
-    <w:p/>
+    <w:p>
+      <w:pPr>
+        <w:spacing w:line="360" w:lineRule="auto"/>
+        <w:jc w:val="both"/>
+      </w:pPr>
+    </w:p>
     <w:p>
       <w:pPr>
         <w:pStyle w:val="Cmsor2"/>
-      </w:pPr>
-      <w:r>
-        <w:lastRenderedPageBreak/>
+        <w:spacing w:line="360" w:lineRule="auto"/>
+        <w:jc w:val="both"/>
+      </w:pPr>
+      <w:r>
         <w:t>3.3 termek tábla</w:t>
       </w:r>
     </w:p>
     <w:p>
       <w:pPr>
-        <w:spacing w:before="60" w:after="60" w:line="276" w:lineRule="auto"/>
+        <w:spacing w:before="60" w:after="60" w:line="360" w:lineRule="auto"/>
+        <w:jc w:val="both"/>
         <w:rPr>
           <w:sz w:val="24"/>
           <w:szCs w:val="24"/>
@@ -4576,6 +4864,8 @@
     </w:p>
     <w:p>
       <w:pPr>
+        <w:spacing w:line="360" w:lineRule="auto"/>
+        <w:jc w:val="both"/>
         <w:rPr>
           <w:sz w:val="24"/>
           <w:szCs w:val="24"/>
@@ -4628,7 +4918,8 @@
           </w:tcPr>
           <w:p>
             <w:pPr>
-              <w:jc w:val="center"/>
+              <w:spacing w:line="360" w:lineRule="auto"/>
+              <w:jc w:val="both"/>
               <w:rPr>
                 <w:sz w:val="24"/>
                 <w:szCs w:val="24"/>
@@ -4665,7 +4956,8 @@
           </w:tcPr>
           <w:p>
             <w:pPr>
-              <w:jc w:val="center"/>
+              <w:spacing w:line="360" w:lineRule="auto"/>
+              <w:jc w:val="both"/>
               <w:rPr>
                 <w:sz w:val="24"/>
                 <w:szCs w:val="24"/>
@@ -4702,7 +4994,8 @@
           </w:tcPr>
           <w:p>
             <w:pPr>
-              <w:jc w:val="center"/>
+              <w:spacing w:line="360" w:lineRule="auto"/>
+              <w:jc w:val="both"/>
               <w:rPr>
                 <w:sz w:val="24"/>
                 <w:szCs w:val="24"/>
@@ -4739,7 +5032,8 @@
           </w:tcPr>
           <w:p>
             <w:pPr>
-              <w:jc w:val="center"/>
+              <w:spacing w:line="360" w:lineRule="auto"/>
+              <w:jc w:val="both"/>
               <w:rPr>
                 <w:sz w:val="24"/>
                 <w:szCs w:val="24"/>
@@ -4778,6 +5072,8 @@
           </w:tcPr>
           <w:p>
             <w:pPr>
+              <w:spacing w:line="360" w:lineRule="auto"/>
+              <w:jc w:val="both"/>
               <w:rPr>
                 <w:sz w:val="24"/>
                 <w:szCs w:val="24"/>
@@ -4815,6 +5111,8 @@
           </w:tcPr>
           <w:p>
             <w:pPr>
+              <w:spacing w:line="360" w:lineRule="auto"/>
+              <w:jc w:val="both"/>
               <w:rPr>
                 <w:sz w:val="24"/>
                 <w:szCs w:val="24"/>
@@ -4848,6 +5146,8 @@
           </w:tcPr>
           <w:p>
             <w:pPr>
+              <w:spacing w:line="360" w:lineRule="auto"/>
+              <w:jc w:val="both"/>
               <w:rPr>
                 <w:sz w:val="24"/>
                 <w:szCs w:val="24"/>
@@ -4881,6 +5181,8 @@
           </w:tcPr>
           <w:p>
             <w:pPr>
+              <w:spacing w:line="360" w:lineRule="auto"/>
+              <w:jc w:val="both"/>
               <w:rPr>
                 <w:sz w:val="24"/>
                 <w:szCs w:val="24"/>
@@ -4916,6 +5218,8 @@
           </w:tcPr>
           <w:p>
             <w:pPr>
+              <w:spacing w:line="360" w:lineRule="auto"/>
+              <w:jc w:val="both"/>
               <w:rPr>
                 <w:sz w:val="24"/>
                 <w:szCs w:val="24"/>
@@ -4953,6 +5257,8 @@
           </w:tcPr>
           <w:p>
             <w:pPr>
+              <w:spacing w:line="360" w:lineRule="auto"/>
+              <w:jc w:val="both"/>
               <w:rPr>
                 <w:sz w:val="24"/>
                 <w:szCs w:val="24"/>
@@ -4986,6 +5292,8 @@
           </w:tcPr>
           <w:p>
             <w:pPr>
+              <w:spacing w:line="360" w:lineRule="auto"/>
+              <w:jc w:val="both"/>
               <w:rPr>
                 <w:sz w:val="24"/>
                 <w:szCs w:val="24"/>
@@ -5012,6 +5320,8 @@
           </w:tcPr>
           <w:p>
             <w:pPr>
+              <w:spacing w:line="360" w:lineRule="auto"/>
+              <w:jc w:val="both"/>
               <w:rPr>
                 <w:sz w:val="24"/>
                 <w:szCs w:val="24"/>
@@ -5047,6 +5357,8 @@
           </w:tcPr>
           <w:p>
             <w:pPr>
+              <w:spacing w:line="360" w:lineRule="auto"/>
+              <w:jc w:val="both"/>
               <w:rPr>
                 <w:sz w:val="24"/>
                 <w:szCs w:val="24"/>
@@ -5084,6 +5396,8 @@
           </w:tcPr>
           <w:p>
             <w:pPr>
+              <w:spacing w:line="360" w:lineRule="auto"/>
+              <w:jc w:val="both"/>
               <w:rPr>
                 <w:sz w:val="24"/>
                 <w:szCs w:val="24"/>
@@ -5117,6 +5431,8 @@
           </w:tcPr>
           <w:p>
             <w:pPr>
+              <w:spacing w:line="360" w:lineRule="auto"/>
+              <w:jc w:val="both"/>
               <w:rPr>
                 <w:sz w:val="24"/>
                 <w:szCs w:val="24"/>
@@ -5143,6 +5459,8 @@
           </w:tcPr>
           <w:p>
             <w:pPr>
+              <w:spacing w:line="360" w:lineRule="auto"/>
+              <w:jc w:val="both"/>
               <w:rPr>
                 <w:sz w:val="24"/>
                 <w:szCs w:val="24"/>
@@ -5178,6 +5496,8 @@
           </w:tcPr>
           <w:p>
             <w:pPr>
+              <w:spacing w:line="360" w:lineRule="auto"/>
+              <w:jc w:val="both"/>
               <w:rPr>
                 <w:sz w:val="24"/>
                 <w:szCs w:val="24"/>
@@ -5215,6 +5535,8 @@
           </w:tcPr>
           <w:p>
             <w:pPr>
+              <w:spacing w:line="360" w:lineRule="auto"/>
+              <w:jc w:val="both"/>
               <w:rPr>
                 <w:sz w:val="24"/>
                 <w:szCs w:val="24"/>
@@ -5248,6 +5570,8 @@
           </w:tcPr>
           <w:p>
             <w:pPr>
+              <w:spacing w:line="360" w:lineRule="auto"/>
+              <w:jc w:val="both"/>
               <w:rPr>
                 <w:sz w:val="24"/>
                 <w:szCs w:val="24"/>
@@ -5274,6 +5598,8 @@
           </w:tcPr>
           <w:p>
             <w:pPr>
+              <w:spacing w:line="360" w:lineRule="auto"/>
+              <w:jc w:val="both"/>
               <w:rPr>
                 <w:sz w:val="24"/>
                 <w:szCs w:val="24"/>
@@ -5309,6 +5635,8 @@
           </w:tcPr>
           <w:p>
             <w:pPr>
+              <w:spacing w:line="360" w:lineRule="auto"/>
+              <w:jc w:val="both"/>
               <w:rPr>
                 <w:sz w:val="24"/>
                 <w:szCs w:val="24"/>
@@ -5346,6 +5674,8 @@
           </w:tcPr>
           <w:p>
             <w:pPr>
+              <w:spacing w:line="360" w:lineRule="auto"/>
+              <w:jc w:val="both"/>
               <w:rPr>
                 <w:sz w:val="24"/>
                 <w:szCs w:val="24"/>
@@ -5379,6 +5709,8 @@
           </w:tcPr>
           <w:p>
             <w:pPr>
+              <w:spacing w:line="360" w:lineRule="auto"/>
+              <w:jc w:val="both"/>
               <w:rPr>
                 <w:sz w:val="24"/>
                 <w:szCs w:val="24"/>
@@ -5405,6 +5737,8 @@
           </w:tcPr>
           <w:p>
             <w:pPr>
+              <w:spacing w:line="360" w:lineRule="auto"/>
+              <w:jc w:val="both"/>
               <w:rPr>
                 <w:sz w:val="24"/>
                 <w:szCs w:val="24"/>
@@ -5440,6 +5774,8 @@
           </w:tcPr>
           <w:p>
             <w:pPr>
+              <w:spacing w:line="360" w:lineRule="auto"/>
+              <w:jc w:val="both"/>
               <w:rPr>
                 <w:sz w:val="24"/>
                 <w:szCs w:val="24"/>
@@ -5477,6 +5813,8 @@
           </w:tcPr>
           <w:p>
             <w:pPr>
+              <w:spacing w:line="360" w:lineRule="auto"/>
+              <w:jc w:val="both"/>
               <w:rPr>
                 <w:sz w:val="24"/>
                 <w:szCs w:val="24"/>
@@ -5510,6 +5848,8 @@
           </w:tcPr>
           <w:p>
             <w:pPr>
+              <w:spacing w:line="360" w:lineRule="auto"/>
+              <w:jc w:val="both"/>
               <w:rPr>
                 <w:sz w:val="24"/>
                 <w:szCs w:val="24"/>
@@ -5536,6 +5876,8 @@
           </w:tcPr>
           <w:p>
             <w:pPr>
+              <w:spacing w:line="360" w:lineRule="auto"/>
+              <w:jc w:val="both"/>
               <w:rPr>
                 <w:sz w:val="24"/>
                 <w:szCs w:val="24"/>
@@ -5552,10 +5894,17 @@
         </w:tc>
       </w:tr>
     </w:tbl>
-    <w:p/>
+    <w:p>
+      <w:pPr>
+        <w:spacing w:line="360" w:lineRule="auto"/>
+        <w:jc w:val="both"/>
+      </w:pPr>
+    </w:p>
     <w:p>
       <w:pPr>
         <w:pStyle w:val="Cmsor2"/>
+        <w:spacing w:line="360" w:lineRule="auto"/>
+        <w:jc w:val="both"/>
       </w:pPr>
       <w:r>
         <w:t xml:space="preserve">3.4 </w:t>
@@ -5571,17 +5920,19 @@
     </w:p>
     <w:p>
       <w:pPr>
-        <w:spacing w:before="60" w:after="60" w:line="276" w:lineRule="auto"/>
-        <w:rPr>
-          <w:sz w:val="24"/>
-          <w:szCs w:val="24"/>
-        </w:rPr>
-      </w:pPr>
-      <w:r>
-        <w:rPr>
-          <w:sz w:val="24"/>
-          <w:szCs w:val="24"/>
-        </w:rPr>
+        <w:spacing w:before="60" w:after="60" w:line="360" w:lineRule="auto"/>
+        <w:jc w:val="both"/>
+        <w:rPr>
+          <w:sz w:val="24"/>
+          <w:szCs w:val="24"/>
+        </w:rPr>
+      </w:pPr>
+      <w:r>
+        <w:rPr>
+          <w:sz w:val="24"/>
+          <w:szCs w:val="24"/>
+        </w:rPr>
+        <w:lastRenderedPageBreak/>
         <w:t xml:space="preserve">A büfés által összeállított tematikus menüajánlatokat tárolja. Minden menünek neve, ára és borítóképe van. A menü konkrét termékeit a </w:t>
       </w:r>
       <w:proofErr w:type="spellStart"/>
@@ -5603,6 +5954,8 @@
     </w:p>
     <w:p>
       <w:pPr>
+        <w:spacing w:line="360" w:lineRule="auto"/>
+        <w:jc w:val="both"/>
         <w:rPr>
           <w:sz w:val="24"/>
           <w:szCs w:val="24"/>
@@ -5655,7 +6008,8 @@
           </w:tcPr>
           <w:p>
             <w:pPr>
-              <w:jc w:val="center"/>
+              <w:spacing w:line="360" w:lineRule="auto"/>
+              <w:jc w:val="both"/>
               <w:rPr>
                 <w:sz w:val="24"/>
                 <w:szCs w:val="24"/>
@@ -5692,7 +6046,8 @@
           </w:tcPr>
           <w:p>
             <w:pPr>
-              <w:jc w:val="center"/>
+              <w:spacing w:line="360" w:lineRule="auto"/>
+              <w:jc w:val="both"/>
               <w:rPr>
                 <w:sz w:val="24"/>
                 <w:szCs w:val="24"/>
@@ -5729,7 +6084,8 @@
           </w:tcPr>
           <w:p>
             <w:pPr>
-              <w:jc w:val="center"/>
+              <w:spacing w:line="360" w:lineRule="auto"/>
+              <w:jc w:val="both"/>
               <w:rPr>
                 <w:sz w:val="24"/>
                 <w:szCs w:val="24"/>
@@ -5766,7 +6122,8 @@
           </w:tcPr>
           <w:p>
             <w:pPr>
-              <w:jc w:val="center"/>
+              <w:spacing w:line="360" w:lineRule="auto"/>
+              <w:jc w:val="both"/>
               <w:rPr>
                 <w:sz w:val="24"/>
                 <w:szCs w:val="24"/>
@@ -5805,6 +6162,8 @@
           </w:tcPr>
           <w:p>
             <w:pPr>
+              <w:spacing w:line="360" w:lineRule="auto"/>
+              <w:jc w:val="both"/>
               <w:rPr>
                 <w:sz w:val="24"/>
                 <w:szCs w:val="24"/>
@@ -5842,6 +6201,8 @@
           </w:tcPr>
           <w:p>
             <w:pPr>
+              <w:spacing w:line="360" w:lineRule="auto"/>
+              <w:jc w:val="both"/>
               <w:rPr>
                 <w:sz w:val="24"/>
                 <w:szCs w:val="24"/>
@@ -5875,6 +6236,8 @@
           </w:tcPr>
           <w:p>
             <w:pPr>
+              <w:spacing w:line="360" w:lineRule="auto"/>
+              <w:jc w:val="both"/>
               <w:rPr>
                 <w:sz w:val="24"/>
                 <w:szCs w:val="24"/>
@@ -5908,6 +6271,8 @@
           </w:tcPr>
           <w:p>
             <w:pPr>
+              <w:spacing w:line="360" w:lineRule="auto"/>
+              <w:jc w:val="both"/>
               <w:rPr>
                 <w:sz w:val="24"/>
                 <w:szCs w:val="24"/>
@@ -5943,6 +6308,8 @@
           </w:tcPr>
           <w:p>
             <w:pPr>
+              <w:spacing w:line="360" w:lineRule="auto"/>
+              <w:jc w:val="both"/>
               <w:rPr>
                 <w:sz w:val="24"/>
                 <w:szCs w:val="24"/>
@@ -5980,6 +6347,8 @@
           </w:tcPr>
           <w:p>
             <w:pPr>
+              <w:spacing w:line="360" w:lineRule="auto"/>
+              <w:jc w:val="both"/>
               <w:rPr>
                 <w:sz w:val="24"/>
                 <w:szCs w:val="24"/>
@@ -6013,6 +6382,8 @@
           </w:tcPr>
           <w:p>
             <w:pPr>
+              <w:spacing w:line="360" w:lineRule="auto"/>
+              <w:jc w:val="both"/>
               <w:rPr>
                 <w:sz w:val="24"/>
                 <w:szCs w:val="24"/>
@@ -6039,6 +6410,8 @@
           </w:tcPr>
           <w:p>
             <w:pPr>
+              <w:spacing w:line="360" w:lineRule="auto"/>
+              <w:jc w:val="both"/>
               <w:rPr>
                 <w:sz w:val="24"/>
                 <w:szCs w:val="24"/>
@@ -6074,6 +6447,8 @@
           </w:tcPr>
           <w:p>
             <w:pPr>
+              <w:spacing w:line="360" w:lineRule="auto"/>
+              <w:jc w:val="both"/>
               <w:rPr>
                 <w:sz w:val="24"/>
                 <w:szCs w:val="24"/>
@@ -6111,6 +6486,8 @@
           </w:tcPr>
           <w:p>
             <w:pPr>
+              <w:spacing w:line="360" w:lineRule="auto"/>
+              <w:jc w:val="both"/>
               <w:rPr>
                 <w:sz w:val="24"/>
                 <w:szCs w:val="24"/>
@@ -6144,6 +6521,8 @@
           </w:tcPr>
           <w:p>
             <w:pPr>
+              <w:spacing w:line="360" w:lineRule="auto"/>
+              <w:jc w:val="both"/>
               <w:rPr>
                 <w:sz w:val="24"/>
                 <w:szCs w:val="24"/>
@@ -6170,6 +6549,8 @@
           </w:tcPr>
           <w:p>
             <w:pPr>
+              <w:spacing w:line="360" w:lineRule="auto"/>
+              <w:jc w:val="both"/>
               <w:rPr>
                 <w:sz w:val="24"/>
                 <w:szCs w:val="24"/>
@@ -6205,6 +6586,8 @@
           </w:tcPr>
           <w:p>
             <w:pPr>
+              <w:spacing w:line="360" w:lineRule="auto"/>
+              <w:jc w:val="both"/>
               <w:rPr>
                 <w:sz w:val="24"/>
                 <w:szCs w:val="24"/>
@@ -6242,6 +6625,8 @@
           </w:tcPr>
           <w:p>
             <w:pPr>
+              <w:spacing w:line="360" w:lineRule="auto"/>
+              <w:jc w:val="both"/>
               <w:rPr>
                 <w:sz w:val="24"/>
                 <w:szCs w:val="24"/>
@@ -6275,6 +6660,8 @@
           </w:tcPr>
           <w:p>
             <w:pPr>
+              <w:spacing w:line="360" w:lineRule="auto"/>
+              <w:jc w:val="both"/>
               <w:rPr>
                 <w:sz w:val="24"/>
                 <w:szCs w:val="24"/>
@@ -6301,6 +6688,8 @@
           </w:tcPr>
           <w:p>
             <w:pPr>
+              <w:spacing w:line="360" w:lineRule="auto"/>
+              <w:jc w:val="both"/>
               <w:rPr>
                 <w:sz w:val="24"/>
                 <w:szCs w:val="24"/>
@@ -6317,10 +6706,17 @@
         </w:tc>
       </w:tr>
     </w:tbl>
-    <w:p/>
+    <w:p>
+      <w:pPr>
+        <w:spacing w:line="360" w:lineRule="auto"/>
+        <w:jc w:val="both"/>
+      </w:pPr>
+    </w:p>
     <w:p>
       <w:pPr>
         <w:pStyle w:val="Cmsor2"/>
+        <w:spacing w:line="360" w:lineRule="auto"/>
+        <w:jc w:val="both"/>
       </w:pPr>
       <w:r>
         <w:t xml:space="preserve">3.5 </w:t>
@@ -6336,7 +6732,8 @@
     </w:p>
     <w:p>
       <w:pPr>
-        <w:spacing w:before="60" w:after="60" w:line="276" w:lineRule="auto"/>
+        <w:spacing w:before="60" w:after="60" w:line="360" w:lineRule="auto"/>
+        <w:jc w:val="both"/>
         <w:rPr>
           <w:sz w:val="24"/>
           <w:szCs w:val="24"/>
@@ -6430,10 +6827,30 @@
         <w:t>).</w:t>
       </w:r>
     </w:p>
-    <w:p/>
-    <w:p/>
-    <w:p/>
-    <w:p/>
+    <w:p>
+      <w:pPr>
+        <w:spacing w:line="360" w:lineRule="auto"/>
+        <w:jc w:val="both"/>
+      </w:pPr>
+    </w:p>
+    <w:p>
+      <w:pPr>
+        <w:spacing w:line="360" w:lineRule="auto"/>
+        <w:jc w:val="both"/>
+      </w:pPr>
+    </w:p>
+    <w:p>
+      <w:pPr>
+        <w:spacing w:line="360" w:lineRule="auto"/>
+        <w:jc w:val="both"/>
+      </w:pPr>
+    </w:p>
+    <w:p>
+      <w:pPr>
+        <w:spacing w:line="360" w:lineRule="auto"/>
+        <w:jc w:val="both"/>
+      </w:pPr>
+    </w:p>
     <w:tbl>
       <w:tblPr>
         <w:tblW w:w="9360" w:type="dxa"/>
@@ -6480,7 +6897,8 @@
           </w:tcPr>
           <w:p>
             <w:pPr>
-              <w:jc w:val="center"/>
+              <w:spacing w:line="360" w:lineRule="auto"/>
+              <w:jc w:val="both"/>
               <w:rPr>
                 <w:sz w:val="24"/>
                 <w:szCs w:val="24"/>
@@ -6494,7 +6912,6 @@
                 <w:sz w:val="24"/>
                 <w:szCs w:val="24"/>
               </w:rPr>
-              <w:lastRenderedPageBreak/>
               <w:t>Mezőnév</w:t>
             </w:r>
           </w:p>
@@ -6518,7 +6935,8 @@
           </w:tcPr>
           <w:p>
             <w:pPr>
-              <w:jc w:val="center"/>
+              <w:spacing w:line="360" w:lineRule="auto"/>
+              <w:jc w:val="both"/>
               <w:rPr>
                 <w:sz w:val="24"/>
                 <w:szCs w:val="24"/>
@@ -6555,7 +6973,8 @@
           </w:tcPr>
           <w:p>
             <w:pPr>
-              <w:jc w:val="center"/>
+              <w:spacing w:line="360" w:lineRule="auto"/>
+              <w:jc w:val="both"/>
               <w:rPr>
                 <w:sz w:val="24"/>
                 <w:szCs w:val="24"/>
@@ -6592,7 +7011,8 @@
           </w:tcPr>
           <w:p>
             <w:pPr>
-              <w:jc w:val="center"/>
+              <w:spacing w:line="360" w:lineRule="auto"/>
+              <w:jc w:val="both"/>
               <w:rPr>
                 <w:sz w:val="24"/>
                 <w:szCs w:val="24"/>
@@ -6631,6 +7051,8 @@
           </w:tcPr>
           <w:p>
             <w:pPr>
+              <w:spacing w:line="360" w:lineRule="auto"/>
+              <w:jc w:val="both"/>
               <w:rPr>
                 <w:sz w:val="24"/>
                 <w:szCs w:val="24"/>
@@ -6668,6 +7090,8 @@
           </w:tcPr>
           <w:p>
             <w:pPr>
+              <w:spacing w:line="360" w:lineRule="auto"/>
+              <w:jc w:val="both"/>
               <w:rPr>
                 <w:sz w:val="24"/>
                 <w:szCs w:val="24"/>
@@ -6701,6 +7125,8 @@
           </w:tcPr>
           <w:p>
             <w:pPr>
+              <w:spacing w:line="360" w:lineRule="auto"/>
+              <w:jc w:val="both"/>
               <w:rPr>
                 <w:sz w:val="24"/>
                 <w:szCs w:val="24"/>
@@ -6734,6 +7160,8 @@
           </w:tcPr>
           <w:p>
             <w:pPr>
+              <w:spacing w:line="360" w:lineRule="auto"/>
+              <w:jc w:val="both"/>
               <w:rPr>
                 <w:sz w:val="24"/>
                 <w:szCs w:val="24"/>
@@ -6769,6 +7197,8 @@
           </w:tcPr>
           <w:p>
             <w:pPr>
+              <w:spacing w:line="360" w:lineRule="auto"/>
+              <w:jc w:val="both"/>
               <w:rPr>
                 <w:sz w:val="24"/>
                 <w:szCs w:val="24"/>
@@ -6806,6 +7236,8 @@
           </w:tcPr>
           <w:p>
             <w:pPr>
+              <w:spacing w:line="360" w:lineRule="auto"/>
+              <w:jc w:val="both"/>
               <w:rPr>
                 <w:sz w:val="24"/>
                 <w:szCs w:val="24"/>
@@ -6839,6 +7271,8 @@
           </w:tcPr>
           <w:p>
             <w:pPr>
+              <w:spacing w:line="360" w:lineRule="auto"/>
+              <w:jc w:val="both"/>
               <w:rPr>
                 <w:sz w:val="24"/>
                 <w:szCs w:val="24"/>
@@ -6881,6 +7315,8 @@
           </w:tcPr>
           <w:p>
             <w:pPr>
+              <w:spacing w:line="360" w:lineRule="auto"/>
+              <w:jc w:val="both"/>
               <w:rPr>
                 <w:sz w:val="24"/>
                 <w:szCs w:val="24"/>
@@ -6916,6 +7352,8 @@
           </w:tcPr>
           <w:p>
             <w:pPr>
+              <w:spacing w:line="360" w:lineRule="auto"/>
+              <w:jc w:val="both"/>
               <w:rPr>
                 <w:sz w:val="24"/>
                 <w:szCs w:val="24"/>
@@ -6953,6 +7391,8 @@
           </w:tcPr>
           <w:p>
             <w:pPr>
+              <w:spacing w:line="360" w:lineRule="auto"/>
+              <w:jc w:val="both"/>
               <w:rPr>
                 <w:sz w:val="24"/>
                 <w:szCs w:val="24"/>
@@ -6986,6 +7426,8 @@
           </w:tcPr>
           <w:p>
             <w:pPr>
+              <w:spacing w:line="360" w:lineRule="auto"/>
+              <w:jc w:val="both"/>
               <w:rPr>
                 <w:sz w:val="24"/>
                 <w:szCs w:val="24"/>
@@ -7019,6 +7461,8 @@
           </w:tcPr>
           <w:p>
             <w:pPr>
+              <w:spacing w:line="360" w:lineRule="auto"/>
+              <w:jc w:val="both"/>
               <w:rPr>
                 <w:sz w:val="24"/>
                 <w:szCs w:val="24"/>
@@ -7035,10 +7479,17 @@
         </w:tc>
       </w:tr>
     </w:tbl>
-    <w:p/>
+    <w:p>
+      <w:pPr>
+        <w:spacing w:line="360" w:lineRule="auto"/>
+        <w:jc w:val="both"/>
+      </w:pPr>
+    </w:p>
     <w:p>
       <w:pPr>
         <w:pStyle w:val="Cmsor2"/>
+        <w:spacing w:line="360" w:lineRule="auto"/>
+        <w:jc w:val="both"/>
       </w:pPr>
       <w:r>
         <w:t xml:space="preserve">3.6 </w:t>
@@ -7054,17 +7505,19 @@
     </w:p>
     <w:p>
       <w:pPr>
-        <w:spacing w:before="60" w:after="60" w:line="276" w:lineRule="auto"/>
-        <w:rPr>
-          <w:sz w:val="24"/>
-          <w:szCs w:val="24"/>
-        </w:rPr>
-      </w:pPr>
-      <w:r>
-        <w:rPr>
-          <w:sz w:val="24"/>
-          <w:szCs w:val="24"/>
-        </w:rPr>
+        <w:spacing w:before="60" w:after="60" w:line="360" w:lineRule="auto"/>
+        <w:jc w:val="both"/>
+        <w:rPr>
+          <w:sz w:val="24"/>
+          <w:szCs w:val="24"/>
+        </w:rPr>
+      </w:pPr>
+      <w:r>
+        <w:rPr>
+          <w:sz w:val="24"/>
+          <w:szCs w:val="24"/>
+        </w:rPr>
+        <w:lastRenderedPageBreak/>
         <w:t xml:space="preserve">Minden rendelés fejlécét tárolja. Egy felhasználónak egyszerre csak egy aktív (kosárban lévő) rendelése lehet; a leadott rendelések státusza változik. A </w:t>
       </w:r>
       <w:proofErr w:type="spellStart"/>
@@ -7134,6 +7587,8 @@
     </w:p>
     <w:p>
       <w:pPr>
+        <w:spacing w:line="360" w:lineRule="auto"/>
+        <w:jc w:val="both"/>
         <w:rPr>
           <w:sz w:val="24"/>
           <w:szCs w:val="24"/>
@@ -7186,7 +7641,8 @@
           </w:tcPr>
           <w:p>
             <w:pPr>
-              <w:jc w:val="center"/>
+              <w:spacing w:line="360" w:lineRule="auto"/>
+              <w:jc w:val="both"/>
               <w:rPr>
                 <w:sz w:val="24"/>
                 <w:szCs w:val="24"/>
@@ -7223,7 +7679,8 @@
           </w:tcPr>
           <w:p>
             <w:pPr>
-              <w:jc w:val="center"/>
+              <w:spacing w:line="360" w:lineRule="auto"/>
+              <w:jc w:val="both"/>
               <w:rPr>
                 <w:sz w:val="24"/>
                 <w:szCs w:val="24"/>
@@ -7260,7 +7717,8 @@
           </w:tcPr>
           <w:p>
             <w:pPr>
-              <w:jc w:val="center"/>
+              <w:spacing w:line="360" w:lineRule="auto"/>
+              <w:jc w:val="both"/>
               <w:rPr>
                 <w:sz w:val="24"/>
                 <w:szCs w:val="24"/>
@@ -7297,7 +7755,8 @@
           </w:tcPr>
           <w:p>
             <w:pPr>
-              <w:jc w:val="center"/>
+              <w:spacing w:line="360" w:lineRule="auto"/>
+              <w:jc w:val="both"/>
               <w:rPr>
                 <w:sz w:val="24"/>
                 <w:szCs w:val="24"/>
@@ -7336,6 +7795,8 @@
           </w:tcPr>
           <w:p>
             <w:pPr>
+              <w:spacing w:line="360" w:lineRule="auto"/>
+              <w:jc w:val="both"/>
               <w:rPr>
                 <w:sz w:val="24"/>
                 <w:szCs w:val="24"/>
@@ -7373,6 +7834,8 @@
           </w:tcPr>
           <w:p>
             <w:pPr>
+              <w:spacing w:line="360" w:lineRule="auto"/>
+              <w:jc w:val="both"/>
               <w:rPr>
                 <w:sz w:val="24"/>
                 <w:szCs w:val="24"/>
@@ -7406,6 +7869,8 @@
           </w:tcPr>
           <w:p>
             <w:pPr>
+              <w:spacing w:line="360" w:lineRule="auto"/>
+              <w:jc w:val="both"/>
               <w:rPr>
                 <w:sz w:val="24"/>
                 <w:szCs w:val="24"/>
@@ -7439,6 +7904,8 @@
           </w:tcPr>
           <w:p>
             <w:pPr>
+              <w:spacing w:line="360" w:lineRule="auto"/>
+              <w:jc w:val="both"/>
               <w:rPr>
                 <w:sz w:val="24"/>
                 <w:szCs w:val="24"/>
@@ -7474,6 +7941,8 @@
           </w:tcPr>
           <w:p>
             <w:pPr>
+              <w:spacing w:line="360" w:lineRule="auto"/>
+              <w:jc w:val="both"/>
               <w:rPr>
                 <w:sz w:val="24"/>
                 <w:szCs w:val="24"/>
@@ -7511,6 +7980,8 @@
           </w:tcPr>
           <w:p>
             <w:pPr>
+              <w:spacing w:line="360" w:lineRule="auto"/>
+              <w:jc w:val="both"/>
               <w:rPr>
                 <w:sz w:val="24"/>
                 <w:szCs w:val="24"/>
@@ -7544,6 +8015,8 @@
           </w:tcPr>
           <w:p>
             <w:pPr>
+              <w:spacing w:line="360" w:lineRule="auto"/>
+              <w:jc w:val="both"/>
               <w:rPr>
                 <w:sz w:val="24"/>
                 <w:szCs w:val="24"/>
@@ -7586,6 +8059,8 @@
           </w:tcPr>
           <w:p>
             <w:pPr>
+              <w:spacing w:line="360" w:lineRule="auto"/>
+              <w:jc w:val="both"/>
               <w:rPr>
                 <w:sz w:val="24"/>
                 <w:szCs w:val="24"/>
@@ -7621,6 +8096,8 @@
           </w:tcPr>
           <w:p>
             <w:pPr>
+              <w:spacing w:line="360" w:lineRule="auto"/>
+              <w:jc w:val="both"/>
               <w:rPr>
                 <w:sz w:val="24"/>
                 <w:szCs w:val="24"/>
@@ -7658,6 +8135,8 @@
           </w:tcPr>
           <w:p>
             <w:pPr>
+              <w:spacing w:line="360" w:lineRule="auto"/>
+              <w:jc w:val="both"/>
               <w:rPr>
                 <w:sz w:val="24"/>
                 <w:szCs w:val="24"/>
@@ -7691,6 +8170,8 @@
           </w:tcPr>
           <w:p>
             <w:pPr>
+              <w:spacing w:line="360" w:lineRule="auto"/>
+              <w:jc w:val="both"/>
               <w:rPr>
                 <w:sz w:val="24"/>
                 <w:szCs w:val="24"/>
@@ -7717,6 +8198,8 @@
           </w:tcPr>
           <w:p>
             <w:pPr>
+              <w:spacing w:line="360" w:lineRule="auto"/>
+              <w:jc w:val="both"/>
               <w:rPr>
                 <w:sz w:val="24"/>
                 <w:szCs w:val="24"/>
@@ -7752,6 +8235,8 @@
           </w:tcPr>
           <w:p>
             <w:pPr>
+              <w:spacing w:line="360" w:lineRule="auto"/>
+              <w:jc w:val="both"/>
               <w:rPr>
                 <w:sz w:val="24"/>
                 <w:szCs w:val="24"/>
@@ -7789,6 +8274,8 @@
           </w:tcPr>
           <w:p>
             <w:pPr>
+              <w:spacing w:line="360" w:lineRule="auto"/>
+              <w:jc w:val="both"/>
               <w:rPr>
                 <w:sz w:val="24"/>
                 <w:szCs w:val="24"/>
@@ -7822,6 +8309,8 @@
           </w:tcPr>
           <w:p>
             <w:pPr>
+              <w:spacing w:line="360" w:lineRule="auto"/>
+              <w:jc w:val="both"/>
               <w:rPr>
                 <w:sz w:val="24"/>
                 <w:szCs w:val="24"/>
@@ -7864,6 +8353,8 @@
           </w:tcPr>
           <w:p>
             <w:pPr>
+              <w:spacing w:line="360" w:lineRule="auto"/>
+              <w:jc w:val="both"/>
               <w:rPr>
                 <w:sz w:val="24"/>
                 <w:szCs w:val="24"/>
@@ -7880,10 +8371,17 @@
         </w:tc>
       </w:tr>
     </w:tbl>
-    <w:p/>
+    <w:p>
+      <w:pPr>
+        <w:spacing w:line="360" w:lineRule="auto"/>
+        <w:jc w:val="both"/>
+      </w:pPr>
+    </w:p>
     <w:p>
       <w:pPr>
         <w:pStyle w:val="Cmsor2"/>
+        <w:spacing w:line="360" w:lineRule="auto"/>
+        <w:jc w:val="both"/>
       </w:pPr>
       <w:r>
         <w:t xml:space="preserve">3.7 </w:t>
@@ -7899,7 +8397,8 @@
     </w:p>
     <w:p>
       <w:pPr>
-        <w:spacing w:before="60" w:after="60" w:line="276" w:lineRule="auto"/>
+        <w:spacing w:before="60" w:after="60" w:line="360" w:lineRule="auto"/>
+        <w:jc w:val="both"/>
         <w:rPr>
           <w:sz w:val="24"/>
           <w:szCs w:val="24"/>
@@ -7931,6 +8430,8 @@
     </w:p>
     <w:p>
       <w:pPr>
+        <w:spacing w:line="360" w:lineRule="auto"/>
+        <w:jc w:val="both"/>
         <w:rPr>
           <w:sz w:val="24"/>
           <w:szCs w:val="24"/>
@@ -7981,7 +8482,8 @@
           </w:tcPr>
           <w:p>
             <w:pPr>
-              <w:jc w:val="center"/>
+              <w:spacing w:line="360" w:lineRule="auto"/>
+              <w:jc w:val="both"/>
               <w:rPr>
                 <w:sz w:val="24"/>
                 <w:szCs w:val="24"/>
@@ -8018,7 +8520,8 @@
           </w:tcPr>
           <w:p>
             <w:pPr>
-              <w:jc w:val="center"/>
+              <w:spacing w:line="360" w:lineRule="auto"/>
+              <w:jc w:val="both"/>
               <w:rPr>
                 <w:sz w:val="24"/>
                 <w:szCs w:val="24"/>
@@ -8057,6 +8560,8 @@
           </w:tcPr>
           <w:p>
             <w:pPr>
+              <w:spacing w:line="360" w:lineRule="auto"/>
+              <w:jc w:val="both"/>
               <w:rPr>
                 <w:sz w:val="24"/>
                 <w:szCs w:val="24"/>
@@ -8090,6 +8595,8 @@
           </w:tcPr>
           <w:p>
             <w:pPr>
+              <w:spacing w:line="360" w:lineRule="auto"/>
+              <w:jc w:val="both"/>
               <w:rPr>
                 <w:sz w:val="24"/>
                 <w:szCs w:val="24"/>
@@ -8125,6 +8632,8 @@
           </w:tcPr>
           <w:p>
             <w:pPr>
+              <w:spacing w:line="360" w:lineRule="auto"/>
+              <w:jc w:val="both"/>
               <w:rPr>
                 <w:sz w:val="24"/>
                 <w:szCs w:val="24"/>
@@ -8158,6 +8667,8 @@
           </w:tcPr>
           <w:p>
             <w:pPr>
+              <w:spacing w:line="360" w:lineRule="auto"/>
+              <w:jc w:val="both"/>
               <w:rPr>
                 <w:sz w:val="24"/>
                 <w:szCs w:val="24"/>
@@ -8193,6 +8704,8 @@
           </w:tcPr>
           <w:p>
             <w:pPr>
+              <w:spacing w:line="360" w:lineRule="auto"/>
+              <w:jc w:val="both"/>
               <w:rPr>
                 <w:sz w:val="24"/>
                 <w:szCs w:val="24"/>
@@ -8226,6 +8739,8 @@
           </w:tcPr>
           <w:p>
             <w:pPr>
+              <w:spacing w:line="360" w:lineRule="auto"/>
+              <w:jc w:val="both"/>
               <w:rPr>
                 <w:sz w:val="24"/>
                 <w:szCs w:val="24"/>
@@ -8261,6 +8776,8 @@
           </w:tcPr>
           <w:p>
             <w:pPr>
+              <w:spacing w:line="360" w:lineRule="auto"/>
+              <w:jc w:val="both"/>
               <w:rPr>
                 <w:sz w:val="24"/>
                 <w:szCs w:val="24"/>
@@ -8294,6 +8811,8 @@
           </w:tcPr>
           <w:p>
             <w:pPr>
+              <w:spacing w:line="360" w:lineRule="auto"/>
+              <w:jc w:val="both"/>
               <w:rPr>
                 <w:sz w:val="24"/>
                 <w:szCs w:val="24"/>
@@ -8319,10 +8838,17 @@
         </w:tc>
       </w:tr>
     </w:tbl>
-    <w:p/>
+    <w:p>
+      <w:pPr>
+        <w:spacing w:line="360" w:lineRule="auto"/>
+        <w:jc w:val="both"/>
+      </w:pPr>
+    </w:p>
     <w:p>
       <w:pPr>
         <w:pStyle w:val="Cmsor2"/>
+        <w:spacing w:line="360" w:lineRule="auto"/>
+        <w:jc w:val="both"/>
       </w:pPr>
       <w:r>
         <w:t xml:space="preserve">3.8 </w:t>
@@ -8338,7 +8864,8 @@
     </w:p>
     <w:p>
       <w:pPr>
-        <w:spacing w:before="60" w:after="60" w:line="276" w:lineRule="auto"/>
+        <w:spacing w:before="60" w:after="60" w:line="360" w:lineRule="auto"/>
+        <w:jc w:val="both"/>
         <w:rPr>
           <w:sz w:val="24"/>
           <w:szCs w:val="24"/>
@@ -8400,6 +8927,8 @@
     </w:p>
     <w:p>
       <w:pPr>
+        <w:spacing w:line="360" w:lineRule="auto"/>
+        <w:jc w:val="both"/>
         <w:rPr>
           <w:sz w:val="24"/>
           <w:szCs w:val="24"/>
@@ -8452,7 +8981,8 @@
           </w:tcPr>
           <w:p>
             <w:pPr>
-              <w:jc w:val="center"/>
+              <w:spacing w:line="360" w:lineRule="auto"/>
+              <w:jc w:val="both"/>
               <w:rPr>
                 <w:sz w:val="24"/>
                 <w:szCs w:val="24"/>
@@ -8490,7 +9020,8 @@
           </w:tcPr>
           <w:p>
             <w:pPr>
-              <w:jc w:val="center"/>
+              <w:spacing w:line="360" w:lineRule="auto"/>
+              <w:jc w:val="both"/>
               <w:rPr>
                 <w:sz w:val="24"/>
                 <w:szCs w:val="24"/>
@@ -8527,7 +9058,8 @@
           </w:tcPr>
           <w:p>
             <w:pPr>
-              <w:jc w:val="center"/>
+              <w:spacing w:line="360" w:lineRule="auto"/>
+              <w:jc w:val="both"/>
               <w:rPr>
                 <w:sz w:val="24"/>
                 <w:szCs w:val="24"/>
@@ -8564,7 +9096,8 @@
           </w:tcPr>
           <w:p>
             <w:pPr>
-              <w:jc w:val="center"/>
+              <w:spacing w:line="360" w:lineRule="auto"/>
+              <w:jc w:val="both"/>
               <w:rPr>
                 <w:sz w:val="24"/>
                 <w:szCs w:val="24"/>
@@ -8603,6 +9136,8 @@
           </w:tcPr>
           <w:p>
             <w:pPr>
+              <w:spacing w:line="360" w:lineRule="auto"/>
+              <w:jc w:val="both"/>
               <w:rPr>
                 <w:sz w:val="24"/>
                 <w:szCs w:val="24"/>
@@ -8640,6 +9175,8 @@
           </w:tcPr>
           <w:p>
             <w:pPr>
+              <w:spacing w:line="360" w:lineRule="auto"/>
+              <w:jc w:val="both"/>
               <w:rPr>
                 <w:sz w:val="24"/>
                 <w:szCs w:val="24"/>
@@ -8673,6 +9210,8 @@
           </w:tcPr>
           <w:p>
             <w:pPr>
+              <w:spacing w:line="360" w:lineRule="auto"/>
+              <w:jc w:val="both"/>
               <w:rPr>
                 <w:sz w:val="24"/>
                 <w:szCs w:val="24"/>
@@ -8706,6 +9245,8 @@
           </w:tcPr>
           <w:p>
             <w:pPr>
+              <w:spacing w:line="360" w:lineRule="auto"/>
+              <w:jc w:val="both"/>
               <w:rPr>
                 <w:sz w:val="24"/>
                 <w:szCs w:val="24"/>
@@ -8741,6 +9282,8 @@
           </w:tcPr>
           <w:p>
             <w:pPr>
+              <w:spacing w:line="360" w:lineRule="auto"/>
+              <w:jc w:val="both"/>
               <w:rPr>
                 <w:sz w:val="24"/>
                 <w:szCs w:val="24"/>
@@ -8778,6 +9321,8 @@
           </w:tcPr>
           <w:p>
             <w:pPr>
+              <w:spacing w:line="360" w:lineRule="auto"/>
+              <w:jc w:val="both"/>
               <w:rPr>
                 <w:sz w:val="24"/>
                 <w:szCs w:val="24"/>
@@ -8811,6 +9356,8 @@
           </w:tcPr>
           <w:p>
             <w:pPr>
+              <w:spacing w:line="360" w:lineRule="auto"/>
+              <w:jc w:val="both"/>
               <w:rPr>
                 <w:sz w:val="24"/>
                 <w:szCs w:val="24"/>
@@ -8844,6 +9391,8 @@
           </w:tcPr>
           <w:p>
             <w:pPr>
+              <w:spacing w:line="360" w:lineRule="auto"/>
+              <w:jc w:val="both"/>
               <w:rPr>
                 <w:sz w:val="24"/>
                 <w:szCs w:val="24"/>
@@ -8879,6 +9428,8 @@
           </w:tcPr>
           <w:p>
             <w:pPr>
+              <w:spacing w:line="360" w:lineRule="auto"/>
+              <w:jc w:val="both"/>
               <w:rPr>
                 <w:sz w:val="24"/>
                 <w:szCs w:val="24"/>
@@ -8916,6 +9467,8 @@
           </w:tcPr>
           <w:p>
             <w:pPr>
+              <w:spacing w:line="360" w:lineRule="auto"/>
+              <w:jc w:val="both"/>
               <w:rPr>
                 <w:sz w:val="24"/>
                 <w:szCs w:val="24"/>
@@ -8949,6 +9502,8 @@
           </w:tcPr>
           <w:p>
             <w:pPr>
+              <w:spacing w:line="360" w:lineRule="auto"/>
+              <w:jc w:val="both"/>
               <w:rPr>
                 <w:sz w:val="24"/>
                 <w:szCs w:val="24"/>
@@ -8991,6 +9546,8 @@
           </w:tcPr>
           <w:p>
             <w:pPr>
+              <w:spacing w:line="360" w:lineRule="auto"/>
+              <w:jc w:val="both"/>
               <w:rPr>
                 <w:sz w:val="24"/>
                 <w:szCs w:val="24"/>
@@ -9026,6 +9583,8 @@
           </w:tcPr>
           <w:p>
             <w:pPr>
+              <w:spacing w:line="360" w:lineRule="auto"/>
+              <w:jc w:val="both"/>
               <w:rPr>
                 <w:sz w:val="24"/>
                 <w:szCs w:val="24"/>
@@ -9063,6 +9622,8 @@
           </w:tcPr>
           <w:p>
             <w:pPr>
+              <w:spacing w:line="360" w:lineRule="auto"/>
+              <w:jc w:val="both"/>
               <w:rPr>
                 <w:sz w:val="24"/>
                 <w:szCs w:val="24"/>
@@ -9096,6 +9657,8 @@
           </w:tcPr>
           <w:p>
             <w:pPr>
+              <w:spacing w:line="360" w:lineRule="auto"/>
+              <w:jc w:val="both"/>
               <w:rPr>
                 <w:sz w:val="24"/>
                 <w:szCs w:val="24"/>
@@ -9138,6 +9701,8 @@
           </w:tcPr>
           <w:p>
             <w:pPr>
+              <w:spacing w:line="360" w:lineRule="auto"/>
+              <w:jc w:val="both"/>
               <w:rPr>
                 <w:sz w:val="24"/>
                 <w:szCs w:val="24"/>
@@ -9173,6 +9738,8 @@
           </w:tcPr>
           <w:p>
             <w:pPr>
+              <w:spacing w:line="360" w:lineRule="auto"/>
+              <w:jc w:val="both"/>
               <w:rPr>
                 <w:sz w:val="24"/>
                 <w:szCs w:val="24"/>
@@ -9210,6 +9777,8 @@
           </w:tcPr>
           <w:p>
             <w:pPr>
+              <w:spacing w:line="360" w:lineRule="auto"/>
+              <w:jc w:val="both"/>
               <w:rPr>
                 <w:sz w:val="24"/>
                 <w:szCs w:val="24"/>
@@ -9243,6 +9812,8 @@
           </w:tcPr>
           <w:p>
             <w:pPr>
+              <w:spacing w:line="360" w:lineRule="auto"/>
+              <w:jc w:val="both"/>
               <w:rPr>
                 <w:sz w:val="24"/>
                 <w:szCs w:val="24"/>
@@ -9269,6 +9840,8 @@
           </w:tcPr>
           <w:p>
             <w:pPr>
+              <w:spacing w:line="360" w:lineRule="auto"/>
+              <w:jc w:val="both"/>
               <w:rPr>
                 <w:sz w:val="24"/>
                 <w:szCs w:val="24"/>
@@ -9285,10 +9858,17 @@
         </w:tc>
       </w:tr>
     </w:tbl>
-    <w:p/>
+    <w:p>
+      <w:pPr>
+        <w:spacing w:line="360" w:lineRule="auto"/>
+        <w:jc w:val="both"/>
+      </w:pPr>
+    </w:p>
     <w:p>
       <w:pPr>
         <w:pStyle w:val="Cmsor2"/>
+        <w:spacing w:line="360" w:lineRule="auto"/>
+        <w:jc w:val="both"/>
       </w:pPr>
       <w:r>
         <w:t xml:space="preserve">3.9 </w:t>
@@ -9304,7 +9884,8 @@
     </w:p>
     <w:p>
       <w:pPr>
-        <w:spacing w:before="60" w:after="60" w:line="276" w:lineRule="auto"/>
+        <w:spacing w:before="60" w:after="60" w:line="360" w:lineRule="auto"/>
+        <w:jc w:val="both"/>
         <w:rPr>
           <w:sz w:val="24"/>
           <w:szCs w:val="24"/>
@@ -9336,6 +9917,8 @@
     </w:p>
     <w:p>
       <w:pPr>
+        <w:spacing w:line="360" w:lineRule="auto"/>
+        <w:jc w:val="both"/>
         <w:rPr>
           <w:sz w:val="24"/>
           <w:szCs w:val="24"/>
@@ -9388,7 +9971,8 @@
           </w:tcPr>
           <w:p>
             <w:pPr>
-              <w:jc w:val="center"/>
+              <w:spacing w:line="360" w:lineRule="auto"/>
+              <w:jc w:val="both"/>
               <w:rPr>
                 <w:sz w:val="24"/>
                 <w:szCs w:val="24"/>
@@ -9425,7 +10009,8 @@
           </w:tcPr>
           <w:p>
             <w:pPr>
-              <w:jc w:val="center"/>
+              <w:spacing w:line="360" w:lineRule="auto"/>
+              <w:jc w:val="both"/>
               <w:rPr>
                 <w:sz w:val="24"/>
                 <w:szCs w:val="24"/>
@@ -9462,7 +10047,8 @@
           </w:tcPr>
           <w:p>
             <w:pPr>
-              <w:jc w:val="center"/>
+              <w:spacing w:line="360" w:lineRule="auto"/>
+              <w:jc w:val="both"/>
               <w:rPr>
                 <w:sz w:val="24"/>
                 <w:szCs w:val="24"/>
@@ -9499,7 +10085,8 @@
           </w:tcPr>
           <w:p>
             <w:pPr>
-              <w:jc w:val="center"/>
+              <w:spacing w:line="360" w:lineRule="auto"/>
+              <w:jc w:val="both"/>
               <w:rPr>
                 <w:sz w:val="24"/>
                 <w:szCs w:val="24"/>
@@ -9538,6 +10125,8 @@
           </w:tcPr>
           <w:p>
             <w:pPr>
+              <w:spacing w:line="360" w:lineRule="auto"/>
+              <w:jc w:val="both"/>
               <w:rPr>
                 <w:sz w:val="24"/>
                 <w:szCs w:val="24"/>
@@ -9575,6 +10164,8 @@
           </w:tcPr>
           <w:p>
             <w:pPr>
+              <w:spacing w:line="360" w:lineRule="auto"/>
+              <w:jc w:val="both"/>
               <w:rPr>
                 <w:sz w:val="24"/>
                 <w:szCs w:val="24"/>
@@ -9608,6 +10199,8 @@
           </w:tcPr>
           <w:p>
             <w:pPr>
+              <w:spacing w:line="360" w:lineRule="auto"/>
+              <w:jc w:val="both"/>
               <w:rPr>
                 <w:sz w:val="24"/>
                 <w:szCs w:val="24"/>
@@ -9641,6 +10234,8 @@
           </w:tcPr>
           <w:p>
             <w:pPr>
+              <w:spacing w:line="360" w:lineRule="auto"/>
+              <w:jc w:val="both"/>
               <w:rPr>
                 <w:sz w:val="24"/>
                 <w:szCs w:val="24"/>
@@ -9676,6 +10271,8 @@
           </w:tcPr>
           <w:p>
             <w:pPr>
+              <w:spacing w:line="360" w:lineRule="auto"/>
+              <w:jc w:val="both"/>
               <w:rPr>
                 <w:sz w:val="24"/>
                 <w:szCs w:val="24"/>
@@ -9713,6 +10310,8 @@
           </w:tcPr>
           <w:p>
             <w:pPr>
+              <w:spacing w:line="360" w:lineRule="auto"/>
+              <w:jc w:val="both"/>
               <w:rPr>
                 <w:sz w:val="24"/>
                 <w:szCs w:val="24"/>
@@ -9746,6 +10345,8 @@
           </w:tcPr>
           <w:p>
             <w:pPr>
+              <w:spacing w:line="360" w:lineRule="auto"/>
+              <w:jc w:val="both"/>
               <w:rPr>
                 <w:sz w:val="24"/>
                 <w:szCs w:val="24"/>
@@ -9788,6 +10389,8 @@
           </w:tcPr>
           <w:p>
             <w:pPr>
+              <w:spacing w:line="360" w:lineRule="auto"/>
+              <w:jc w:val="both"/>
               <w:rPr>
                 <w:sz w:val="24"/>
                 <w:szCs w:val="24"/>
@@ -9823,6 +10426,8 @@
           </w:tcPr>
           <w:p>
             <w:pPr>
+              <w:spacing w:line="360" w:lineRule="auto"/>
+              <w:jc w:val="both"/>
               <w:rPr>
                 <w:sz w:val="24"/>
                 <w:szCs w:val="24"/>
@@ -9860,6 +10465,8 @@
           </w:tcPr>
           <w:p>
             <w:pPr>
+              <w:spacing w:line="360" w:lineRule="auto"/>
+              <w:jc w:val="both"/>
               <w:rPr>
                 <w:sz w:val="24"/>
                 <w:szCs w:val="24"/>
@@ -9893,6 +10500,8 @@
           </w:tcPr>
           <w:p>
             <w:pPr>
+              <w:spacing w:line="360" w:lineRule="auto"/>
+              <w:jc w:val="both"/>
               <w:rPr>
                 <w:sz w:val="24"/>
                 <w:szCs w:val="24"/>
@@ -9919,6 +10528,8 @@
           </w:tcPr>
           <w:p>
             <w:pPr>
+              <w:spacing w:line="360" w:lineRule="auto"/>
+              <w:jc w:val="both"/>
               <w:rPr>
                 <w:sz w:val="24"/>
                 <w:szCs w:val="24"/>
@@ -9954,6 +10565,8 @@
           </w:tcPr>
           <w:p>
             <w:pPr>
+              <w:spacing w:line="360" w:lineRule="auto"/>
+              <w:jc w:val="both"/>
               <w:rPr>
                 <w:sz w:val="24"/>
                 <w:szCs w:val="24"/>
@@ -9991,6 +10604,8 @@
           </w:tcPr>
           <w:p>
             <w:pPr>
+              <w:spacing w:line="360" w:lineRule="auto"/>
+              <w:jc w:val="both"/>
               <w:rPr>
                 <w:sz w:val="24"/>
                 <w:szCs w:val="24"/>
@@ -10024,6 +10639,8 @@
           </w:tcPr>
           <w:p>
             <w:pPr>
+              <w:spacing w:line="360" w:lineRule="auto"/>
+              <w:jc w:val="both"/>
               <w:rPr>
                 <w:sz w:val="24"/>
                 <w:szCs w:val="24"/>
@@ -10050,6 +10667,8 @@
           </w:tcPr>
           <w:p>
             <w:pPr>
+              <w:spacing w:line="360" w:lineRule="auto"/>
+              <w:jc w:val="both"/>
               <w:rPr>
                 <w:sz w:val="24"/>
                 <w:szCs w:val="24"/>
@@ -10085,6 +10704,8 @@
           </w:tcPr>
           <w:p>
             <w:pPr>
+              <w:spacing w:line="360" w:lineRule="auto"/>
+              <w:jc w:val="both"/>
               <w:rPr>
                 <w:sz w:val="24"/>
                 <w:szCs w:val="24"/>
@@ -10122,6 +10743,8 @@
           </w:tcPr>
           <w:p>
             <w:pPr>
+              <w:spacing w:line="360" w:lineRule="auto"/>
+              <w:jc w:val="both"/>
               <w:rPr>
                 <w:sz w:val="24"/>
                 <w:szCs w:val="24"/>
@@ -10155,6 +10778,8 @@
           </w:tcPr>
           <w:p>
             <w:pPr>
+              <w:spacing w:line="360" w:lineRule="auto"/>
+              <w:jc w:val="both"/>
               <w:rPr>
                 <w:sz w:val="24"/>
                 <w:szCs w:val="24"/>
@@ -10181,6 +10806,8 @@
           </w:tcPr>
           <w:p>
             <w:pPr>
+              <w:spacing w:line="360" w:lineRule="auto"/>
+              <w:jc w:val="both"/>
               <w:rPr>
                 <w:sz w:val="24"/>
                 <w:szCs w:val="24"/>
@@ -10197,10 +10824,17 @@
         </w:tc>
       </w:tr>
     </w:tbl>
-    <w:p/>
+    <w:p>
+      <w:pPr>
+        <w:spacing w:line="360" w:lineRule="auto"/>
+        <w:jc w:val="both"/>
+      </w:pPr>
+    </w:p>
     <w:p>
       <w:pPr>
         <w:pStyle w:val="Cmsor2"/>
+        <w:spacing w:line="360" w:lineRule="auto"/>
+        <w:jc w:val="both"/>
       </w:pPr>
       <w:r>
         <w:t>3.10 Idegen kulcs kapcsolatok összefoglalása</w:t>
@@ -10208,22 +10842,26 @@
     </w:p>
     <w:p>
       <w:pPr>
-        <w:spacing w:before="60" w:after="60" w:line="276" w:lineRule="auto"/>
-        <w:rPr>
-          <w:sz w:val="24"/>
-          <w:szCs w:val="24"/>
-        </w:rPr>
-      </w:pPr>
-      <w:r>
-        <w:rPr>
-          <w:sz w:val="24"/>
-          <w:szCs w:val="24"/>
-        </w:rPr>
+        <w:spacing w:before="60" w:after="60" w:line="360" w:lineRule="auto"/>
+        <w:jc w:val="both"/>
+        <w:rPr>
+          <w:sz w:val="24"/>
+          <w:szCs w:val="24"/>
+        </w:rPr>
+      </w:pPr>
+      <w:r>
+        <w:rPr>
+          <w:sz w:val="24"/>
+          <w:szCs w:val="24"/>
+        </w:rPr>
+        <w:lastRenderedPageBreak/>
         <w:t>Az alábbi táblázat összefoglalja az adatbázisban definiált idegen kulcs kényszereket és azok CASCADE viselkedését:</w:t>
       </w:r>
     </w:p>
     <w:p>
       <w:pPr>
+        <w:spacing w:line="360" w:lineRule="auto"/>
+        <w:jc w:val="both"/>
         <w:rPr>
           <w:sz w:val="24"/>
           <w:szCs w:val="24"/>
@@ -10276,7 +10914,8 @@
           </w:tcPr>
           <w:p>
             <w:pPr>
-              <w:jc w:val="center"/>
+              <w:spacing w:line="360" w:lineRule="auto"/>
+              <w:jc w:val="both"/>
               <w:rPr>
                 <w:sz w:val="24"/>
                 <w:szCs w:val="24"/>
@@ -10313,7 +10952,8 @@
           </w:tcPr>
           <w:p>
             <w:pPr>
-              <w:jc w:val="center"/>
+              <w:spacing w:line="360" w:lineRule="auto"/>
+              <w:jc w:val="both"/>
               <w:rPr>
                 <w:sz w:val="24"/>
                 <w:szCs w:val="24"/>
@@ -10350,7 +10990,8 @@
           </w:tcPr>
           <w:p>
             <w:pPr>
-              <w:jc w:val="center"/>
+              <w:spacing w:line="360" w:lineRule="auto"/>
+              <w:jc w:val="both"/>
               <w:rPr>
                 <w:sz w:val="24"/>
                 <w:szCs w:val="24"/>
@@ -10387,7 +11028,8 @@
           </w:tcPr>
           <w:p>
             <w:pPr>
-              <w:jc w:val="center"/>
+              <w:spacing w:line="360" w:lineRule="auto"/>
+              <w:jc w:val="both"/>
               <w:rPr>
                 <w:sz w:val="24"/>
                 <w:szCs w:val="24"/>
@@ -10426,6 +11068,8 @@
           </w:tcPr>
           <w:p>
             <w:pPr>
+              <w:spacing w:line="360" w:lineRule="auto"/>
+              <w:jc w:val="both"/>
               <w:rPr>
                 <w:sz w:val="24"/>
                 <w:szCs w:val="24"/>
@@ -10463,6 +11107,8 @@
           </w:tcPr>
           <w:p>
             <w:pPr>
+              <w:spacing w:line="360" w:lineRule="auto"/>
+              <w:jc w:val="both"/>
               <w:rPr>
                 <w:sz w:val="24"/>
                 <w:szCs w:val="24"/>
@@ -10500,6 +11146,8 @@
           </w:tcPr>
           <w:p>
             <w:pPr>
+              <w:spacing w:line="360" w:lineRule="auto"/>
+              <w:jc w:val="both"/>
               <w:rPr>
                 <w:sz w:val="24"/>
                 <w:szCs w:val="24"/>
@@ -10535,6 +11183,8 @@
           </w:tcPr>
           <w:p>
             <w:pPr>
+              <w:spacing w:line="360" w:lineRule="auto"/>
+              <w:jc w:val="both"/>
               <w:rPr>
                 <w:sz w:val="24"/>
                 <w:szCs w:val="24"/>
@@ -10570,6 +11220,8 @@
           </w:tcPr>
           <w:p>
             <w:pPr>
+              <w:spacing w:line="360" w:lineRule="auto"/>
+              <w:jc w:val="both"/>
               <w:rPr>
                 <w:sz w:val="24"/>
                 <w:szCs w:val="24"/>
@@ -10607,6 +11259,8 @@
           </w:tcPr>
           <w:p>
             <w:pPr>
+              <w:spacing w:line="360" w:lineRule="auto"/>
+              <w:jc w:val="both"/>
               <w:rPr>
                 <w:sz w:val="24"/>
                 <w:szCs w:val="24"/>
@@ -10644,6 +11298,8 @@
           </w:tcPr>
           <w:p>
             <w:pPr>
+              <w:spacing w:line="360" w:lineRule="auto"/>
+              <w:jc w:val="both"/>
               <w:rPr>
                 <w:sz w:val="24"/>
                 <w:szCs w:val="24"/>
@@ -10679,6 +11335,8 @@
           </w:tcPr>
           <w:p>
             <w:pPr>
+              <w:spacing w:line="360" w:lineRule="auto"/>
+              <w:jc w:val="both"/>
               <w:rPr>
                 <w:sz w:val="24"/>
                 <w:szCs w:val="24"/>
@@ -10714,6 +11372,8 @@
           </w:tcPr>
           <w:p>
             <w:pPr>
+              <w:spacing w:line="360" w:lineRule="auto"/>
+              <w:jc w:val="both"/>
               <w:rPr>
                 <w:sz w:val="24"/>
                 <w:szCs w:val="24"/>
@@ -10751,6 +11411,8 @@
           </w:tcPr>
           <w:p>
             <w:pPr>
+              <w:spacing w:line="360" w:lineRule="auto"/>
+              <w:jc w:val="both"/>
               <w:rPr>
                 <w:sz w:val="24"/>
                 <w:szCs w:val="24"/>
@@ -10788,6 +11450,8 @@
           </w:tcPr>
           <w:p>
             <w:pPr>
+              <w:spacing w:line="360" w:lineRule="auto"/>
+              <w:jc w:val="both"/>
               <w:rPr>
                 <w:sz w:val="24"/>
                 <w:szCs w:val="24"/>
@@ -10821,6 +11485,8 @@
           </w:tcPr>
           <w:p>
             <w:pPr>
+              <w:spacing w:line="360" w:lineRule="auto"/>
+              <w:jc w:val="both"/>
               <w:rPr>
                 <w:sz w:val="24"/>
                 <w:szCs w:val="24"/>
@@ -10856,6 +11522,8 @@
           </w:tcPr>
           <w:p>
             <w:pPr>
+              <w:spacing w:line="360" w:lineRule="auto"/>
+              <w:jc w:val="both"/>
               <w:rPr>
                 <w:sz w:val="24"/>
                 <w:szCs w:val="24"/>
@@ -10869,7 +11537,6 @@
                 <w:sz w:val="24"/>
                 <w:szCs w:val="24"/>
               </w:rPr>
-              <w:lastRenderedPageBreak/>
               <w:t>rendelestartalma</w:t>
             </w:r>
             <w:proofErr w:type="spellEnd"/>
@@ -10894,6 +11561,8 @@
           </w:tcPr>
           <w:p>
             <w:pPr>
+              <w:spacing w:line="360" w:lineRule="auto"/>
+              <w:jc w:val="both"/>
               <w:rPr>
                 <w:sz w:val="24"/>
                 <w:szCs w:val="24"/>
@@ -10931,6 +11600,8 @@
           </w:tcPr>
           <w:p>
             <w:pPr>
+              <w:spacing w:line="360" w:lineRule="auto"/>
+              <w:jc w:val="both"/>
               <w:rPr>
                 <w:sz w:val="24"/>
                 <w:szCs w:val="24"/>
@@ -10966,6 +11637,8 @@
           </w:tcPr>
           <w:p>
             <w:pPr>
+              <w:spacing w:line="360" w:lineRule="auto"/>
+              <w:jc w:val="both"/>
               <w:rPr>
                 <w:sz w:val="24"/>
                 <w:szCs w:val="24"/>
@@ -11001,6 +11674,8 @@
           </w:tcPr>
           <w:p>
             <w:pPr>
+              <w:spacing w:line="360" w:lineRule="auto"/>
+              <w:jc w:val="both"/>
               <w:rPr>
                 <w:sz w:val="24"/>
                 <w:szCs w:val="24"/>
@@ -11038,6 +11713,8 @@
           </w:tcPr>
           <w:p>
             <w:pPr>
+              <w:spacing w:line="360" w:lineRule="auto"/>
+              <w:jc w:val="both"/>
               <w:rPr>
                 <w:sz w:val="24"/>
                 <w:szCs w:val="24"/>
@@ -11075,6 +11752,8 @@
           </w:tcPr>
           <w:p>
             <w:pPr>
+              <w:spacing w:line="360" w:lineRule="auto"/>
+              <w:jc w:val="both"/>
               <w:rPr>
                 <w:sz w:val="24"/>
                 <w:szCs w:val="24"/>
@@ -11110,6 +11789,8 @@
           </w:tcPr>
           <w:p>
             <w:pPr>
+              <w:spacing w:line="360" w:lineRule="auto"/>
+              <w:jc w:val="both"/>
               <w:rPr>
                 <w:sz w:val="24"/>
                 <w:szCs w:val="24"/>
@@ -11145,6 +11826,8 @@
           </w:tcPr>
           <w:p>
             <w:pPr>
+              <w:spacing w:line="360" w:lineRule="auto"/>
+              <w:jc w:val="both"/>
               <w:rPr>
                 <w:sz w:val="24"/>
                 <w:szCs w:val="24"/>
@@ -11182,6 +11865,8 @@
           </w:tcPr>
           <w:p>
             <w:pPr>
+              <w:spacing w:line="360" w:lineRule="auto"/>
+              <w:jc w:val="both"/>
               <w:rPr>
                 <w:sz w:val="24"/>
                 <w:szCs w:val="24"/>
@@ -11219,6 +11904,8 @@
           </w:tcPr>
           <w:p>
             <w:pPr>
+              <w:spacing w:line="360" w:lineRule="auto"/>
+              <w:jc w:val="both"/>
               <w:rPr>
                 <w:sz w:val="24"/>
                 <w:szCs w:val="24"/>
@@ -11252,6 +11939,8 @@
           </w:tcPr>
           <w:p>
             <w:pPr>
+              <w:spacing w:line="360" w:lineRule="auto"/>
+              <w:jc w:val="both"/>
               <w:rPr>
                 <w:sz w:val="24"/>
                 <w:szCs w:val="24"/>
@@ -11287,6 +11976,8 @@
           </w:tcPr>
           <w:p>
             <w:pPr>
+              <w:spacing w:line="360" w:lineRule="auto"/>
+              <w:jc w:val="both"/>
               <w:rPr>
                 <w:sz w:val="24"/>
                 <w:szCs w:val="24"/>
@@ -11324,6 +12015,8 @@
           </w:tcPr>
           <w:p>
             <w:pPr>
+              <w:spacing w:line="360" w:lineRule="auto"/>
+              <w:jc w:val="both"/>
               <w:rPr>
                 <w:sz w:val="24"/>
                 <w:szCs w:val="24"/>
@@ -11361,6 +12054,8 @@
           </w:tcPr>
           <w:p>
             <w:pPr>
+              <w:spacing w:line="360" w:lineRule="auto"/>
+              <w:jc w:val="both"/>
               <w:rPr>
                 <w:sz w:val="24"/>
                 <w:szCs w:val="24"/>
@@ -11396,6 +12091,8 @@
           </w:tcPr>
           <w:p>
             <w:pPr>
+              <w:spacing w:line="360" w:lineRule="auto"/>
+              <w:jc w:val="both"/>
               <w:rPr>
                 <w:sz w:val="24"/>
                 <w:szCs w:val="24"/>
@@ -11431,6 +12128,8 @@
           </w:tcPr>
           <w:p>
             <w:pPr>
+              <w:spacing w:line="360" w:lineRule="auto"/>
+              <w:jc w:val="both"/>
               <w:rPr>
                 <w:sz w:val="24"/>
                 <w:szCs w:val="24"/>
@@ -11468,6 +12167,8 @@
           </w:tcPr>
           <w:p>
             <w:pPr>
+              <w:spacing w:line="360" w:lineRule="auto"/>
+              <w:jc w:val="both"/>
               <w:rPr>
                 <w:sz w:val="24"/>
                 <w:szCs w:val="24"/>
@@ -11505,6 +12206,8 @@
           </w:tcPr>
           <w:p>
             <w:pPr>
+              <w:spacing w:line="360" w:lineRule="auto"/>
+              <w:jc w:val="both"/>
               <w:rPr>
                 <w:sz w:val="24"/>
                 <w:szCs w:val="24"/>
@@ -11540,6 +12243,8 @@
           </w:tcPr>
           <w:p>
             <w:pPr>
+              <w:spacing w:line="360" w:lineRule="auto"/>
+              <w:jc w:val="both"/>
               <w:rPr>
                 <w:sz w:val="24"/>
                 <w:szCs w:val="24"/>
@@ -11556,7 +12261,1663 @@
         </w:tc>
       </w:tr>
     </w:tbl>
-    <w:p/>
+    <w:p>
+      <w:pPr>
+        <w:spacing w:line="360" w:lineRule="auto"/>
+        <w:jc w:val="both"/>
+      </w:pPr>
+    </w:p>
+    <w:p>
+      <w:pPr>
+        <w:spacing w:line="360" w:lineRule="auto"/>
+        <w:jc w:val="both"/>
+      </w:pPr>
+    </w:p>
+    <w:p>
+      <w:pPr>
+        <w:spacing w:line="360" w:lineRule="auto"/>
+        <w:jc w:val="both"/>
+      </w:pPr>
+      <w:r>
+        <w:br w:type="page"/>
+      </w:r>
+    </w:p>
+    <w:p>
+      <w:pPr>
+        <w:spacing w:line="360" w:lineRule="auto"/>
+        <w:jc w:val="both"/>
+        <w:rPr>
+          <w:b/>
+          <w:bCs/>
+          <w:color w:val="4472C4"/>
+          <w:sz w:val="32"/>
+          <w:szCs w:val="32"/>
+        </w:rPr>
+      </w:pPr>
+      <w:r>
+        <w:rPr>
+          <w:b/>
+          <w:bCs/>
+          <w:color w:val="4472C4"/>
+          <w:sz w:val="32"/>
+          <w:szCs w:val="32"/>
+        </w:rPr>
+        <w:lastRenderedPageBreak/>
+        <w:t>4</w:t>
+      </w:r>
+      <w:r>
+        <w:rPr>
+          <w:b/>
+          <w:bCs/>
+          <w:color w:val="4472C4"/>
+          <w:sz w:val="32"/>
+          <w:szCs w:val="32"/>
+        </w:rPr>
+        <w:t>.</w:t>
+      </w:r>
+      <w:r>
+        <w:rPr>
+          <w:b/>
+          <w:bCs/>
+          <w:color w:val="4472C4"/>
+          <w:sz w:val="32"/>
+          <w:szCs w:val="32"/>
+        </w:rPr>
+        <w:t xml:space="preserve"> </w:t>
+      </w:r>
+      <w:r>
+        <w:rPr>
+          <w:b/>
+          <w:bCs/>
+          <w:color w:val="4472C4"/>
+          <w:sz w:val="32"/>
+          <w:szCs w:val="32"/>
+        </w:rPr>
+        <w:t>B</w:t>
+      </w:r>
+      <w:r>
+        <w:rPr>
+          <w:b/>
+          <w:bCs/>
+          <w:color w:val="4472C4"/>
+          <w:sz w:val="32"/>
+          <w:szCs w:val="32"/>
+        </w:rPr>
+        <w:t>ackend végpontok</w:t>
+      </w:r>
+    </w:p>
+    <w:p>
+      <w:pPr>
+        <w:spacing w:line="360" w:lineRule="auto"/>
+        <w:jc w:val="both"/>
+        <w:rPr>
+          <w:b/>
+          <w:bCs/>
+          <w:color w:val="4472C4"/>
+          <w:sz w:val="32"/>
+          <w:szCs w:val="32"/>
+        </w:rPr>
+      </w:pPr>
+    </w:p>
+    <w:p>
+      <w:pPr>
+        <w:spacing w:line="360" w:lineRule="auto"/>
+        <w:jc w:val="both"/>
+        <w:rPr>
+          <w:b/>
+          <w:bCs/>
+          <w:i/>
+          <w:iCs/>
+          <w:color w:val="4472C4"/>
+          <w:sz w:val="28"/>
+          <w:szCs w:val="28"/>
+        </w:rPr>
+      </w:pPr>
+      <w:r>
+        <w:rPr>
+          <w:b/>
+          <w:bCs/>
+          <w:i/>
+          <w:iCs/>
+          <w:color w:val="4472C4"/>
+          <w:sz w:val="28"/>
+          <w:szCs w:val="28"/>
+        </w:rPr>
+        <w:t>Login</w:t>
+      </w:r>
+    </w:p>
+    <w:p>
+      <w:pPr>
+        <w:spacing w:line="360" w:lineRule="auto"/>
+        <w:jc w:val="both"/>
+        <w:rPr>
+          <w:b/>
+          <w:bCs/>
+          <w:color w:val="4472C4"/>
+          <w:sz w:val="26"/>
+          <w:szCs w:val="26"/>
+        </w:rPr>
+      </w:pPr>
+      <w:r>
+        <w:rPr>
+          <w:b/>
+          <w:bCs/>
+          <w:color w:val="4472C4"/>
+          <w:sz w:val="26"/>
+          <w:szCs w:val="26"/>
+        </w:rPr>
+        <w:t xml:space="preserve">’login’ </w:t>
+      </w:r>
+      <w:proofErr w:type="spellStart"/>
+      <w:r>
+        <w:rPr>
+          <w:b/>
+          <w:bCs/>
+          <w:color w:val="4472C4"/>
+          <w:sz w:val="26"/>
+          <w:szCs w:val="26"/>
+        </w:rPr>
+        <w:t>case</w:t>
+      </w:r>
+      <w:proofErr w:type="spellEnd"/>
+      <w:r>
+        <w:rPr>
+          <w:b/>
+          <w:bCs/>
+          <w:color w:val="4472C4"/>
+          <w:sz w:val="26"/>
+          <w:szCs w:val="26"/>
+        </w:rPr>
+        <w:t>:</w:t>
+      </w:r>
+    </w:p>
+    <w:p>
+      <w:pPr>
+        <w:spacing w:line="360" w:lineRule="auto"/>
+        <w:jc w:val="both"/>
+        <w:rPr>
+          <w:sz w:val="24"/>
+          <w:szCs w:val="24"/>
+        </w:rPr>
+      </w:pPr>
+      <w:r>
+        <w:rPr>
+          <w:sz w:val="24"/>
+          <w:szCs w:val="24"/>
+        </w:rPr>
+        <w:t xml:space="preserve">Ez a kódrészlet a bejelentkezést kezeli. Először ellenőrzi, hogy a kérés POST metódussal érkezett-e, majd megnézi, hogy az email és jelszó mezők ki vannak-e töltve. Ha igen, megkeresi az adatbázisban a megadott emailhez tartozó felhasználót, és ellenőrzi, hogy a beírt jelszó egyezik-e a </w:t>
+      </w:r>
+      <w:proofErr w:type="spellStart"/>
+      <w:r>
+        <w:rPr>
+          <w:sz w:val="24"/>
+          <w:szCs w:val="24"/>
+        </w:rPr>
+        <w:t>tárolttal</w:t>
+      </w:r>
+      <w:proofErr w:type="spellEnd"/>
+      <w:r>
+        <w:rPr>
+          <w:sz w:val="24"/>
+          <w:szCs w:val="24"/>
+        </w:rPr>
+        <w:t>. Ha minden rendben van, létrehoz egy új session-t, elmenti benne a felhasználó adatait, és visszaküldi a nevét meg a szerepkörét. Ha bármelyik lépésnél hiba van, megfelelő hibaüzenettel tér vissza.</w:t>
+      </w:r>
+    </w:p>
+    <w:p>
+      <w:pPr>
+        <w:spacing w:line="360" w:lineRule="auto"/>
+        <w:jc w:val="both"/>
+      </w:pPr>
+    </w:p>
+    <w:p>
+      <w:pPr>
+        <w:spacing w:line="360" w:lineRule="auto"/>
+        <w:jc w:val="both"/>
+        <w:rPr>
+          <w:b/>
+          <w:bCs/>
+          <w:color w:val="4472C4"/>
+          <w:sz w:val="26"/>
+          <w:szCs w:val="26"/>
+        </w:rPr>
+      </w:pPr>
+      <w:r>
+        <w:rPr>
+          <w:b/>
+          <w:bCs/>
+          <w:color w:val="4472C4"/>
+          <w:sz w:val="26"/>
+          <w:szCs w:val="26"/>
+        </w:rPr>
+        <w:t>’</w:t>
+      </w:r>
+      <w:proofErr w:type="spellStart"/>
+      <w:r>
+        <w:rPr>
+          <w:b/>
+          <w:bCs/>
+          <w:color w:val="4472C4"/>
+          <w:sz w:val="26"/>
+          <w:szCs w:val="26"/>
+        </w:rPr>
+        <w:t>me</w:t>
+      </w:r>
+      <w:proofErr w:type="spellEnd"/>
+      <w:r>
+        <w:rPr>
+          <w:b/>
+          <w:bCs/>
+          <w:color w:val="4472C4"/>
+          <w:sz w:val="26"/>
+          <w:szCs w:val="26"/>
+        </w:rPr>
+        <w:t xml:space="preserve">’ </w:t>
+      </w:r>
+      <w:proofErr w:type="spellStart"/>
+      <w:r>
+        <w:rPr>
+          <w:b/>
+          <w:bCs/>
+          <w:color w:val="4472C4"/>
+          <w:sz w:val="26"/>
+          <w:szCs w:val="26"/>
+        </w:rPr>
+        <w:t>case</w:t>
+      </w:r>
+      <w:proofErr w:type="spellEnd"/>
+      <w:r>
+        <w:rPr>
+          <w:b/>
+          <w:bCs/>
+          <w:color w:val="4472C4"/>
+          <w:sz w:val="26"/>
+          <w:szCs w:val="26"/>
+        </w:rPr>
+        <w:t>:</w:t>
+      </w:r>
+    </w:p>
+    <w:p>
+      <w:pPr>
+        <w:spacing w:line="360" w:lineRule="auto"/>
+        <w:jc w:val="both"/>
+      </w:pPr>
+      <w:r>
+        <w:t xml:space="preserve">Ez a kódrészlet azt ellenőrzi, hogy a felhasználó be van-e jelentkezve. Ha nincs aktív session, visszaküld egy </w:t>
+      </w:r>
+      <w:proofErr w:type="spellStart"/>
+      <w:r>
+        <w:rPr>
+          <w:rStyle w:val="HTML-kd"/>
+        </w:rPr>
+        <w:t>loggedIn</w:t>
+      </w:r>
+      <w:proofErr w:type="spellEnd"/>
+      <w:r>
+        <w:rPr>
+          <w:rStyle w:val="HTML-kd"/>
+        </w:rPr>
+        <w:t xml:space="preserve">: </w:t>
+      </w:r>
+      <w:proofErr w:type="spellStart"/>
+      <w:r>
+        <w:rPr>
+          <w:rStyle w:val="HTML-kd"/>
+        </w:rPr>
+        <w:t>false</w:t>
+      </w:r>
+      <w:proofErr w:type="spellEnd"/>
+      <w:r>
+        <w:t xml:space="preserve"> választ. Ha van, lekérdezi az adatbázisból a felhasználó nevét és szerepkörét, majd visszaküldi azokat </w:t>
+      </w:r>
+      <w:proofErr w:type="spellStart"/>
+      <w:r>
+        <w:rPr>
+          <w:rStyle w:val="HTML-kd"/>
+        </w:rPr>
+        <w:t>loggedIn</w:t>
+      </w:r>
+      <w:proofErr w:type="spellEnd"/>
+      <w:r>
+        <w:rPr>
+          <w:rStyle w:val="HTML-kd"/>
+        </w:rPr>
+        <w:t xml:space="preserve">: </w:t>
+      </w:r>
+      <w:proofErr w:type="spellStart"/>
+      <w:r>
+        <w:rPr>
+          <w:rStyle w:val="HTML-kd"/>
+        </w:rPr>
+        <w:t>true</w:t>
+      </w:r>
+      <w:proofErr w:type="spellEnd"/>
+      <w:r>
+        <w:t xml:space="preserve"> kíséretében. Lényegében arra való, hogy az oldal le tudja kérdezni, ki van éppen bejelentkezve.</w:t>
+      </w:r>
+    </w:p>
+    <w:p>
+      <w:pPr>
+        <w:spacing w:line="360" w:lineRule="auto"/>
+        <w:jc w:val="both"/>
+      </w:pPr>
+    </w:p>
+    <w:p>
+      <w:pPr>
+        <w:spacing w:line="360" w:lineRule="auto"/>
+        <w:jc w:val="both"/>
+        <w:rPr>
+          <w:b/>
+          <w:bCs/>
+          <w:color w:val="4472C4"/>
+          <w:sz w:val="26"/>
+          <w:szCs w:val="26"/>
+        </w:rPr>
+      </w:pPr>
+      <w:r>
+        <w:rPr>
+          <w:b/>
+          <w:bCs/>
+          <w:color w:val="4472C4"/>
+          <w:sz w:val="26"/>
+          <w:szCs w:val="26"/>
+        </w:rPr>
+        <w:t xml:space="preserve">’logout’ </w:t>
+      </w:r>
+      <w:proofErr w:type="spellStart"/>
+      <w:r>
+        <w:rPr>
+          <w:b/>
+          <w:bCs/>
+          <w:color w:val="4472C4"/>
+          <w:sz w:val="26"/>
+          <w:szCs w:val="26"/>
+        </w:rPr>
+        <w:t>case</w:t>
+      </w:r>
+      <w:proofErr w:type="spellEnd"/>
+      <w:r>
+        <w:rPr>
+          <w:b/>
+          <w:bCs/>
+          <w:color w:val="4472C4"/>
+          <w:sz w:val="26"/>
+          <w:szCs w:val="26"/>
+        </w:rPr>
+        <w:t>:</w:t>
+      </w:r>
+    </w:p>
+    <w:p>
+      <w:pPr>
+        <w:spacing w:line="360" w:lineRule="auto"/>
+        <w:jc w:val="both"/>
+      </w:pPr>
+      <w:r>
+        <w:t xml:space="preserve">Ez a kódrészlet a kijelentkezést kezeli. Először törli a session összes adatát, majd ha a session </w:t>
+      </w:r>
+      <w:proofErr w:type="spellStart"/>
+      <w:r>
+        <w:t>cookie</w:t>
+      </w:r>
+      <w:proofErr w:type="spellEnd"/>
+      <w:r>
+        <w:t>-ban van tárolva, azt is érvényteleníti egy múltbeli lejárati időpont beállításával. Végül teljesen megsemmisíti a session-t a szerveren, és visszaküld egy sikeres választ.</w:t>
+      </w:r>
+    </w:p>
+    <w:p>
+      <w:pPr>
+        <w:spacing w:line="360" w:lineRule="auto"/>
+        <w:jc w:val="both"/>
+      </w:pPr>
+    </w:p>
+    <w:p>
+      <w:pPr>
+        <w:spacing w:line="360" w:lineRule="auto"/>
+        <w:jc w:val="both"/>
+        <w:rPr>
+          <w:b/>
+          <w:bCs/>
+          <w:i/>
+          <w:iCs/>
+          <w:color w:val="4472C4"/>
+          <w:sz w:val="28"/>
+          <w:szCs w:val="28"/>
+        </w:rPr>
+      </w:pPr>
+      <w:proofErr w:type="spellStart"/>
+      <w:r>
+        <w:rPr>
+          <w:b/>
+          <w:bCs/>
+          <w:i/>
+          <w:iCs/>
+          <w:color w:val="4472C4"/>
+          <w:sz w:val="28"/>
+          <w:szCs w:val="28"/>
+        </w:rPr>
+        <w:t>Register</w:t>
+      </w:r>
+      <w:proofErr w:type="spellEnd"/>
+    </w:p>
+    <w:p>
+      <w:pPr>
+        <w:spacing w:line="360" w:lineRule="auto"/>
+        <w:jc w:val="both"/>
+        <w:rPr>
+          <w:b/>
+          <w:bCs/>
+          <w:color w:val="4472C4"/>
+          <w:sz w:val="26"/>
+          <w:szCs w:val="26"/>
+        </w:rPr>
+      </w:pPr>
+      <w:r>
+        <w:rPr>
+          <w:b/>
+          <w:bCs/>
+          <w:color w:val="4472C4"/>
+          <w:sz w:val="26"/>
+          <w:szCs w:val="26"/>
+        </w:rPr>
+        <w:t>’</w:t>
+      </w:r>
+      <w:proofErr w:type="spellStart"/>
+      <w:r>
+        <w:rPr>
+          <w:b/>
+          <w:bCs/>
+          <w:color w:val="4472C4"/>
+          <w:sz w:val="26"/>
+          <w:szCs w:val="26"/>
+        </w:rPr>
+        <w:t>register</w:t>
+      </w:r>
+      <w:proofErr w:type="spellEnd"/>
+      <w:r>
+        <w:rPr>
+          <w:b/>
+          <w:bCs/>
+          <w:color w:val="4472C4"/>
+          <w:sz w:val="26"/>
+          <w:szCs w:val="26"/>
+        </w:rPr>
+        <w:t xml:space="preserve">’ </w:t>
+      </w:r>
+      <w:proofErr w:type="spellStart"/>
+      <w:r>
+        <w:rPr>
+          <w:b/>
+          <w:bCs/>
+          <w:color w:val="4472C4"/>
+          <w:sz w:val="26"/>
+          <w:szCs w:val="26"/>
+        </w:rPr>
+        <w:t>case</w:t>
+      </w:r>
+      <w:proofErr w:type="spellEnd"/>
+      <w:r>
+        <w:rPr>
+          <w:b/>
+          <w:bCs/>
+          <w:color w:val="4472C4"/>
+          <w:sz w:val="26"/>
+          <w:szCs w:val="26"/>
+        </w:rPr>
+        <w:t>:</w:t>
+      </w:r>
+    </w:p>
+    <w:p>
+      <w:pPr>
+        <w:spacing w:line="360" w:lineRule="auto"/>
+        <w:jc w:val="both"/>
+      </w:pPr>
+      <w:r>
+        <w:t xml:space="preserve">A regisztrációnál </w:t>
+      </w:r>
+      <w:r>
+        <w:t>megvizsgálja, hogy a kérés POST-</w:t>
+      </w:r>
+      <w:proofErr w:type="spellStart"/>
+      <w:r>
+        <w:t>tal</w:t>
+      </w:r>
+      <w:proofErr w:type="spellEnd"/>
+      <w:r>
+        <w:t xml:space="preserve"> érkezett-e, és hogy minden mező ki van-e töltve. Ha valamelyik hiányzik, hibával tér vissza. Majd ellenőrzi, hogy az adott email cím már szerepel-e az adatbázisban, és ha igen, szintén hibát küld vissza. Ha az email szabad, a jelszót </w:t>
+      </w:r>
+      <w:proofErr w:type="spellStart"/>
+      <w:r>
+        <w:t>lebixálja</w:t>
+      </w:r>
+      <w:proofErr w:type="spellEnd"/>
+      <w:r>
+        <w:t>, majd elmenti az új felhasználót az adatbázisba "</w:t>
+      </w:r>
+      <w:proofErr w:type="spellStart"/>
+      <w:r>
+        <w:t>user</w:t>
+      </w:r>
+      <w:proofErr w:type="spellEnd"/>
+      <w:r>
+        <w:t>" szerepkörrel. Végül sikeres vagy sikertelen választ küld vissza attól függően, hogy az adatbázisba való mentés sikerült-e.</w:t>
+      </w:r>
+    </w:p>
+    <w:p>
+      <w:pPr>
+        <w:spacing w:line="360" w:lineRule="auto"/>
+        <w:jc w:val="both"/>
+        <w:rPr>
+          <w:b/>
+          <w:bCs/>
+          <w:color w:val="4472C4"/>
+          <w:sz w:val="26"/>
+          <w:szCs w:val="26"/>
+        </w:rPr>
+      </w:pPr>
+    </w:p>
+    <w:p>
+      <w:pPr>
+        <w:spacing w:line="360" w:lineRule="auto"/>
+        <w:jc w:val="both"/>
+        <w:rPr>
+          <w:b/>
+          <w:bCs/>
+          <w:color w:val="4472C4"/>
+          <w:sz w:val="26"/>
+          <w:szCs w:val="26"/>
+        </w:rPr>
+      </w:pPr>
+    </w:p>
+    <w:p>
+      <w:pPr>
+        <w:spacing w:line="360" w:lineRule="auto"/>
+        <w:jc w:val="both"/>
+        <w:rPr>
+          <w:b/>
+          <w:bCs/>
+          <w:color w:val="4472C4"/>
+          <w:sz w:val="26"/>
+          <w:szCs w:val="26"/>
+        </w:rPr>
+      </w:pPr>
+    </w:p>
+    <w:p>
+      <w:pPr>
+        <w:spacing w:line="360" w:lineRule="auto"/>
+        <w:jc w:val="both"/>
+        <w:rPr>
+          <w:b/>
+          <w:bCs/>
+          <w:color w:val="4472C4"/>
+          <w:sz w:val="26"/>
+          <w:szCs w:val="26"/>
+        </w:rPr>
+      </w:pPr>
+    </w:p>
+    <w:p>
+      <w:pPr>
+        <w:spacing w:line="360" w:lineRule="auto"/>
+        <w:jc w:val="both"/>
+        <w:rPr>
+          <w:b/>
+          <w:bCs/>
+          <w:i/>
+          <w:iCs/>
+          <w:color w:val="4472C4"/>
+          <w:sz w:val="28"/>
+          <w:szCs w:val="28"/>
+        </w:rPr>
+      </w:pPr>
+      <w:r>
+        <w:rPr>
+          <w:b/>
+          <w:bCs/>
+          <w:i/>
+          <w:iCs/>
+          <w:color w:val="4472C4"/>
+          <w:sz w:val="28"/>
+          <w:szCs w:val="28"/>
+        </w:rPr>
+        <w:lastRenderedPageBreak/>
+        <w:t>Products</w:t>
+      </w:r>
+    </w:p>
+    <w:p>
+      <w:pPr>
+        <w:spacing w:line="360" w:lineRule="auto"/>
+        <w:jc w:val="both"/>
+        <w:rPr>
+          <w:b/>
+          <w:bCs/>
+          <w:color w:val="4472C4"/>
+          <w:sz w:val="26"/>
+          <w:szCs w:val="26"/>
+        </w:rPr>
+      </w:pPr>
+      <w:r>
+        <w:rPr>
+          <w:b/>
+          <w:bCs/>
+          <w:color w:val="4472C4"/>
+          <w:sz w:val="26"/>
+          <w:szCs w:val="26"/>
+        </w:rPr>
+        <w:t>’</w:t>
+      </w:r>
+      <w:proofErr w:type="spellStart"/>
+      <w:r>
+        <w:rPr>
+          <w:b/>
+          <w:bCs/>
+          <w:color w:val="4472C4"/>
+          <w:sz w:val="26"/>
+          <w:szCs w:val="26"/>
+        </w:rPr>
+        <w:t>szures</w:t>
+      </w:r>
+      <w:proofErr w:type="spellEnd"/>
+      <w:r>
+        <w:rPr>
+          <w:b/>
+          <w:bCs/>
+          <w:color w:val="4472C4"/>
+          <w:sz w:val="26"/>
+          <w:szCs w:val="26"/>
+        </w:rPr>
+        <w:t xml:space="preserve">’ </w:t>
+      </w:r>
+      <w:proofErr w:type="spellStart"/>
+      <w:r>
+        <w:rPr>
+          <w:b/>
+          <w:bCs/>
+          <w:color w:val="4472C4"/>
+          <w:sz w:val="26"/>
+          <w:szCs w:val="26"/>
+        </w:rPr>
+        <w:t>case:</w:t>
+      </w:r>
+      <w:proofErr w:type="spellEnd"/>
+    </w:p>
+    <w:p>
+      <w:pPr>
+        <w:spacing w:line="360" w:lineRule="auto"/>
+        <w:jc w:val="both"/>
+      </w:pPr>
+      <w:r>
+        <w:t>Ez a kódrészlet termékek szűrésére szolgál. GET kérést vár, és a kapott paraméterek (</w:t>
+      </w:r>
+      <w:proofErr w:type="spellStart"/>
+      <w:r>
+        <w:rPr>
+          <w:rStyle w:val="HTML-kd"/>
+        </w:rPr>
+        <w:t>kategoria</w:t>
+      </w:r>
+      <w:proofErr w:type="spellEnd"/>
+      <w:r>
+        <w:t xml:space="preserve">, </w:t>
+      </w:r>
+      <w:r>
+        <w:rPr>
+          <w:rStyle w:val="HTML-kd"/>
+        </w:rPr>
+        <w:t>min</w:t>
+      </w:r>
+      <w:r>
+        <w:t xml:space="preserve">, </w:t>
+      </w:r>
+      <w:proofErr w:type="spellStart"/>
+      <w:r>
+        <w:rPr>
+          <w:rStyle w:val="HTML-kd"/>
+        </w:rPr>
+        <w:t>max</w:t>
+      </w:r>
+      <w:proofErr w:type="spellEnd"/>
+      <w:r>
+        <w:t>) kombinációjától függően különböző adatbázis lekérdezéseket futtat. Összesen hét esetet kezel, például csak kategória alapján, csak ár alapján, vagy mindhárom együtt. Ha nincs találat, hibaüzenettel tér vissza.</w:t>
+      </w:r>
+    </w:p>
+    <w:p>
+      <w:pPr>
+        <w:spacing w:line="360" w:lineRule="auto"/>
+        <w:jc w:val="both"/>
+      </w:pPr>
+    </w:p>
+    <w:p>
+      <w:pPr>
+        <w:spacing w:line="360" w:lineRule="auto"/>
+        <w:jc w:val="both"/>
+        <w:rPr>
+          <w:b/>
+          <w:bCs/>
+          <w:color w:val="4472C4"/>
+          <w:sz w:val="26"/>
+          <w:szCs w:val="26"/>
+        </w:rPr>
+      </w:pPr>
+      <w:r>
+        <w:rPr>
+          <w:b/>
+          <w:bCs/>
+          <w:color w:val="4472C4"/>
+          <w:sz w:val="26"/>
+          <w:szCs w:val="26"/>
+        </w:rPr>
+        <w:t xml:space="preserve">’minden’ </w:t>
+      </w:r>
+      <w:proofErr w:type="spellStart"/>
+      <w:r>
+        <w:rPr>
+          <w:b/>
+          <w:bCs/>
+          <w:color w:val="4472C4"/>
+          <w:sz w:val="26"/>
+          <w:szCs w:val="26"/>
+        </w:rPr>
+        <w:t>case</w:t>
+      </w:r>
+      <w:proofErr w:type="spellEnd"/>
+      <w:r>
+        <w:rPr>
+          <w:b/>
+          <w:bCs/>
+          <w:color w:val="4472C4"/>
+          <w:sz w:val="26"/>
+          <w:szCs w:val="26"/>
+        </w:rPr>
+        <w:t>:</w:t>
+      </w:r>
+    </w:p>
+    <w:p>
+      <w:pPr>
+        <w:spacing w:line="360" w:lineRule="auto"/>
+        <w:jc w:val="both"/>
+      </w:pPr>
+      <w:r>
+        <w:t>Ez egyszerűen visszaadja az összes terméket az adatbázisból. GET kérést vár, és ha sikerül a lekérdezés, JSON formátumban visszaküldi az összes termék adatát. Ha valami hiba történik, hibaüzenettel tér vissza.</w:t>
+      </w:r>
+    </w:p>
+    <w:p>
+      <w:pPr>
+        <w:spacing w:line="360" w:lineRule="auto"/>
+        <w:jc w:val="both"/>
+      </w:pPr>
+    </w:p>
+    <w:p>
+      <w:pPr>
+        <w:spacing w:line="360" w:lineRule="auto"/>
+        <w:jc w:val="both"/>
+        <w:rPr>
+          <w:b/>
+          <w:bCs/>
+          <w:color w:val="4472C4"/>
+          <w:sz w:val="26"/>
+          <w:szCs w:val="26"/>
+        </w:rPr>
+      </w:pPr>
+      <w:r>
+        <w:rPr>
+          <w:b/>
+          <w:bCs/>
+          <w:color w:val="4472C4"/>
+          <w:sz w:val="26"/>
+          <w:szCs w:val="26"/>
+        </w:rPr>
+        <w:t>’</w:t>
+      </w:r>
+      <w:proofErr w:type="spellStart"/>
+      <w:r>
+        <w:rPr>
+          <w:b/>
+          <w:bCs/>
+          <w:color w:val="4472C4"/>
+          <w:sz w:val="26"/>
+          <w:szCs w:val="26"/>
+        </w:rPr>
+        <w:t>rendeles</w:t>
+      </w:r>
+      <w:proofErr w:type="spellEnd"/>
+      <w:r>
+        <w:rPr>
+          <w:b/>
+          <w:bCs/>
+          <w:color w:val="4472C4"/>
+          <w:sz w:val="26"/>
+          <w:szCs w:val="26"/>
+        </w:rPr>
+        <w:t xml:space="preserve">’ </w:t>
+      </w:r>
+      <w:proofErr w:type="spellStart"/>
+      <w:r>
+        <w:rPr>
+          <w:b/>
+          <w:bCs/>
+          <w:color w:val="4472C4"/>
+          <w:sz w:val="26"/>
+          <w:szCs w:val="26"/>
+        </w:rPr>
+        <w:t>case</w:t>
+      </w:r>
+      <w:proofErr w:type="spellEnd"/>
+      <w:r>
+        <w:rPr>
+          <w:b/>
+          <w:bCs/>
+          <w:color w:val="4472C4"/>
+          <w:sz w:val="26"/>
+          <w:szCs w:val="26"/>
+        </w:rPr>
+        <w:t>:</w:t>
+      </w:r>
+    </w:p>
+    <w:p>
+      <w:pPr>
+        <w:spacing w:line="360" w:lineRule="auto"/>
+        <w:jc w:val="both"/>
+      </w:pPr>
+      <w:r>
+        <w:t>Ez a rendelés leadását kezeli. POST kérést vár, és először ellenőrzi, hogy a kosár nem üres-e. Ha rendben van, elmenti az új rendelést az adatbázisba a bejelentkezett felhasználó ID-</w:t>
+      </w:r>
+      <w:proofErr w:type="spellStart"/>
+      <w:r>
+        <w:t>jával</w:t>
+      </w:r>
+      <w:proofErr w:type="spellEnd"/>
+      <w:r>
+        <w:t xml:space="preserve">, az aktuális dátummal és egy alapértelmezett státusszal. Ezután lekéri az imént létrehozott rendelés ID-ját, majd egyesével bejárja a kosár elemeit és minden tételt külön ment el a </w:t>
+      </w:r>
+      <w:proofErr w:type="spellStart"/>
+      <w:r>
+        <w:rPr>
+          <w:rStyle w:val="HTML-kd"/>
+        </w:rPr>
+        <w:t>rendelestartalma</w:t>
+      </w:r>
+      <w:proofErr w:type="spellEnd"/>
+      <w:r>
+        <w:t xml:space="preserve"> táblába. Ha bármely lépésnél hiba történik, hibaüzenettel tér vissza.</w:t>
+      </w:r>
+    </w:p>
+    <w:p>
+      <w:pPr>
+        <w:spacing w:line="360" w:lineRule="auto"/>
+        <w:jc w:val="both"/>
+      </w:pPr>
+    </w:p>
+    <w:p>
+      <w:pPr>
+        <w:spacing w:line="360" w:lineRule="auto"/>
+        <w:jc w:val="both"/>
+      </w:pPr>
+    </w:p>
+    <w:p>
+      <w:pPr>
+        <w:spacing w:line="360" w:lineRule="auto"/>
+        <w:jc w:val="both"/>
+      </w:pPr>
+    </w:p>
+    <w:p>
+      <w:pPr>
+        <w:spacing w:line="360" w:lineRule="auto"/>
+        <w:jc w:val="both"/>
+        <w:rPr>
+          <w:b/>
+          <w:bCs/>
+          <w:i/>
+          <w:iCs/>
+          <w:color w:val="4472C4"/>
+          <w:sz w:val="28"/>
+          <w:szCs w:val="28"/>
+        </w:rPr>
+      </w:pPr>
+      <w:proofErr w:type="spellStart"/>
+      <w:r>
+        <w:rPr>
+          <w:b/>
+          <w:bCs/>
+          <w:i/>
+          <w:iCs/>
+          <w:color w:val="4472C4"/>
+          <w:sz w:val="28"/>
+          <w:szCs w:val="28"/>
+        </w:rPr>
+        <w:t>Menus</w:t>
+      </w:r>
+      <w:proofErr w:type="spellEnd"/>
+    </w:p>
+    <w:p>
+      <w:pPr>
+        <w:spacing w:line="360" w:lineRule="auto"/>
+        <w:jc w:val="both"/>
+        <w:rPr>
+          <w:b/>
+          <w:bCs/>
+          <w:color w:val="4472C4"/>
+          <w:sz w:val="26"/>
+          <w:szCs w:val="26"/>
+        </w:rPr>
+      </w:pPr>
+      <w:r>
+        <w:rPr>
+          <w:b/>
+          <w:bCs/>
+          <w:color w:val="4472C4"/>
+          <w:sz w:val="26"/>
+          <w:szCs w:val="26"/>
+        </w:rPr>
+        <w:t xml:space="preserve">’minden’ </w:t>
+      </w:r>
+      <w:proofErr w:type="spellStart"/>
+      <w:r>
+        <w:rPr>
+          <w:b/>
+          <w:bCs/>
+          <w:color w:val="4472C4"/>
+          <w:sz w:val="26"/>
+          <w:szCs w:val="26"/>
+        </w:rPr>
+        <w:t>case</w:t>
+      </w:r>
+      <w:proofErr w:type="spellEnd"/>
+      <w:r>
+        <w:rPr>
+          <w:b/>
+          <w:bCs/>
+          <w:color w:val="4472C4"/>
+          <w:sz w:val="26"/>
+          <w:szCs w:val="26"/>
+        </w:rPr>
+        <w:t>:</w:t>
+      </w:r>
+    </w:p>
+    <w:p>
+      <w:pPr>
+        <w:spacing w:line="360" w:lineRule="auto"/>
+        <w:jc w:val="both"/>
+      </w:pPr>
+      <w:r>
+        <w:t>Ez visszaadja az összes menüt az adatbázisból. Az SQL lekérdezés összekapcsolja a menüket a hozzájuk tartozó termékekkel, és a termékek neveit egyetlen vesszővel elválasztott szövegként adja vissza. Az eredmény ID szerint csökkenő sorrendben érkezik, tehát a legújabb menük kerülnek előre.</w:t>
+      </w:r>
+    </w:p>
+    <w:p>
+      <w:pPr>
+        <w:spacing w:line="360" w:lineRule="auto"/>
+        <w:jc w:val="both"/>
+      </w:pPr>
+    </w:p>
+    <w:p>
+      <w:pPr>
+        <w:spacing w:line="360" w:lineRule="auto"/>
+        <w:jc w:val="both"/>
+        <w:rPr>
+          <w:b/>
+          <w:bCs/>
+          <w:color w:val="4472C4"/>
+          <w:sz w:val="26"/>
+          <w:szCs w:val="26"/>
+        </w:rPr>
+      </w:pPr>
+      <w:r>
+        <w:rPr>
+          <w:b/>
+          <w:bCs/>
+          <w:color w:val="4472C4"/>
+          <w:sz w:val="26"/>
+          <w:szCs w:val="26"/>
+        </w:rPr>
+        <w:t>’</w:t>
+      </w:r>
+      <w:proofErr w:type="spellStart"/>
+      <w:r>
+        <w:rPr>
+          <w:b/>
+          <w:bCs/>
+          <w:color w:val="4472C4"/>
+          <w:sz w:val="26"/>
+          <w:szCs w:val="26"/>
+        </w:rPr>
+        <w:t>rendeles</w:t>
+      </w:r>
+      <w:proofErr w:type="spellEnd"/>
+      <w:r>
+        <w:rPr>
+          <w:b/>
+          <w:bCs/>
+          <w:color w:val="4472C4"/>
+          <w:sz w:val="26"/>
+          <w:szCs w:val="26"/>
+        </w:rPr>
+        <w:t xml:space="preserve">’ </w:t>
+      </w:r>
+      <w:proofErr w:type="spellStart"/>
+      <w:r>
+        <w:rPr>
+          <w:b/>
+          <w:bCs/>
+          <w:color w:val="4472C4"/>
+          <w:sz w:val="26"/>
+          <w:szCs w:val="26"/>
+        </w:rPr>
+        <w:t>case</w:t>
+      </w:r>
+      <w:proofErr w:type="spellEnd"/>
+      <w:r>
+        <w:rPr>
+          <w:b/>
+          <w:bCs/>
+          <w:color w:val="4472C4"/>
+          <w:sz w:val="26"/>
+          <w:szCs w:val="26"/>
+        </w:rPr>
+        <w:t>:</w:t>
+      </w:r>
+    </w:p>
+    <w:p>
+      <w:pPr>
+        <w:spacing w:line="360" w:lineRule="auto"/>
+        <w:jc w:val="both"/>
+      </w:pPr>
+      <w:r>
+        <w:t xml:space="preserve">Ez a menürendelés leadását kezeli, és gyakorlatilag megegyezik az előző </w:t>
+      </w:r>
+      <w:proofErr w:type="spellStart"/>
+      <w:r>
+        <w:t>rendeles</w:t>
+      </w:r>
+      <w:proofErr w:type="spellEnd"/>
+      <w:r>
+        <w:t xml:space="preserve"> </w:t>
+      </w:r>
+      <w:proofErr w:type="spellStart"/>
+      <w:r>
+        <w:t>case</w:t>
+      </w:r>
+      <w:proofErr w:type="spellEnd"/>
+      <w:r>
+        <w:t xml:space="preserve">-szel, annyi különbséggel, hogy itt </w:t>
+      </w:r>
+      <w:proofErr w:type="spellStart"/>
+      <w:r>
+        <w:rPr>
+          <w:rStyle w:val="HTML-kd"/>
+        </w:rPr>
+        <w:t>menu_id</w:t>
+      </w:r>
+      <w:proofErr w:type="spellEnd"/>
+      <w:r>
+        <w:t xml:space="preserve">-t ment el a </w:t>
+      </w:r>
+      <w:proofErr w:type="spellStart"/>
+      <w:r>
+        <w:rPr>
+          <w:rStyle w:val="HTML-kd"/>
+        </w:rPr>
+        <w:t>rendelestartalma</w:t>
+      </w:r>
+      <w:proofErr w:type="spellEnd"/>
+      <w:r>
+        <w:t xml:space="preserve"> táblába </w:t>
+      </w:r>
+      <w:proofErr w:type="spellStart"/>
+      <w:r>
+        <w:rPr>
+          <w:rStyle w:val="HTML-kd"/>
+        </w:rPr>
+        <w:t>termek_id</w:t>
+      </w:r>
+      <w:proofErr w:type="spellEnd"/>
+      <w:r>
+        <w:t xml:space="preserve"> helyett. Ellenőrzi, hogy a kérés POST-</w:t>
+      </w:r>
+      <w:proofErr w:type="spellStart"/>
+      <w:r>
+        <w:t>tal</w:t>
+      </w:r>
+      <w:proofErr w:type="spellEnd"/>
+      <w:r>
+        <w:t xml:space="preserve"> érkezett-e és a kosár nem üres-e, majd elmenti a rendelést, lekéri az új rendelés ID-ját, és egyesével beilleszti a kosár elemeit az adatbázisba.</w:t>
+      </w:r>
+    </w:p>
+    <w:p>
+      <w:pPr>
+        <w:spacing w:line="360" w:lineRule="auto"/>
+        <w:jc w:val="both"/>
+      </w:pPr>
+    </w:p>
+    <w:p>
+      <w:pPr>
+        <w:spacing w:line="360" w:lineRule="auto"/>
+        <w:jc w:val="both"/>
+      </w:pPr>
+    </w:p>
+    <w:p>
+      <w:pPr>
+        <w:spacing w:line="360" w:lineRule="auto"/>
+        <w:jc w:val="both"/>
+      </w:pPr>
+    </w:p>
+    <w:p>
+      <w:pPr>
+        <w:spacing w:line="360" w:lineRule="auto"/>
+        <w:jc w:val="both"/>
+        <w:rPr>
+          <w:b/>
+          <w:bCs/>
+          <w:i/>
+          <w:iCs/>
+          <w:color w:val="4472C4"/>
+          <w:sz w:val="28"/>
+          <w:szCs w:val="28"/>
+        </w:rPr>
+      </w:pPr>
+      <w:proofErr w:type="spellStart"/>
+      <w:r>
+        <w:rPr>
+          <w:b/>
+          <w:bCs/>
+          <w:i/>
+          <w:iCs/>
+          <w:color w:val="4472C4"/>
+          <w:sz w:val="28"/>
+          <w:szCs w:val="28"/>
+        </w:rPr>
+        <w:lastRenderedPageBreak/>
+        <w:t>Myorders</w:t>
+      </w:r>
+      <w:proofErr w:type="spellEnd"/>
+    </w:p>
+    <w:p>
+      <w:pPr>
+        <w:spacing w:line="360" w:lineRule="auto"/>
+        <w:jc w:val="both"/>
+        <w:rPr>
+          <w:b/>
+          <w:bCs/>
+          <w:color w:val="4472C4"/>
+          <w:sz w:val="26"/>
+          <w:szCs w:val="26"/>
+        </w:rPr>
+      </w:pPr>
+      <w:r>
+        <w:rPr>
+          <w:b/>
+          <w:bCs/>
+          <w:color w:val="4472C4"/>
+          <w:sz w:val="26"/>
+          <w:szCs w:val="26"/>
+        </w:rPr>
+        <w:t>’</w:t>
+      </w:r>
+      <w:proofErr w:type="spellStart"/>
+      <w:r>
+        <w:rPr>
+          <w:b/>
+          <w:bCs/>
+          <w:color w:val="4472C4"/>
+          <w:sz w:val="26"/>
+          <w:szCs w:val="26"/>
+        </w:rPr>
+        <w:t>myorders</w:t>
+      </w:r>
+      <w:proofErr w:type="spellEnd"/>
+      <w:r>
+        <w:rPr>
+          <w:b/>
+          <w:bCs/>
+          <w:color w:val="4472C4"/>
+          <w:sz w:val="26"/>
+          <w:szCs w:val="26"/>
+        </w:rPr>
+        <w:t xml:space="preserve">’ </w:t>
+      </w:r>
+      <w:proofErr w:type="spellStart"/>
+      <w:r>
+        <w:rPr>
+          <w:b/>
+          <w:bCs/>
+          <w:color w:val="4472C4"/>
+          <w:sz w:val="26"/>
+          <w:szCs w:val="26"/>
+        </w:rPr>
+        <w:t>case</w:t>
+      </w:r>
+      <w:proofErr w:type="spellEnd"/>
+      <w:r>
+        <w:rPr>
+          <w:b/>
+          <w:bCs/>
+          <w:color w:val="4472C4"/>
+          <w:sz w:val="26"/>
+          <w:szCs w:val="26"/>
+        </w:rPr>
+        <w:t>:</w:t>
+      </w:r>
+    </w:p>
+    <w:p>
+      <w:pPr>
+        <w:spacing w:line="360" w:lineRule="auto"/>
+        <w:jc w:val="both"/>
+      </w:pPr>
+      <w:r>
+        <w:t xml:space="preserve">Ez a bejelentkezett felhasználó rendeléseit kéri le. Az SQL lekérdezés összekapcsolja a rendeléseket a státuszukkal és a tételekkel, és mivel egy rendelés tartalmazhat terméket és menüt is, a </w:t>
+      </w:r>
+      <w:r>
+        <w:rPr>
+          <w:rStyle w:val="HTML-kd"/>
+        </w:rPr>
+        <w:t>COALESCE</w:t>
+      </w:r>
+      <w:r>
+        <w:t xml:space="preserve"> segítségével mindkét esetben visszaadja a helyes nevet és árat. Az eredményt ezután PHP-ban rendezi össze: minden rendeléshez egy objektumot hoz létre, amibe belekerülnek a hozzá tartozó tételek. A </w:t>
+      </w:r>
+      <w:proofErr w:type="spellStart"/>
+      <w:r>
+        <w:t>törölt</w:t>
+      </w:r>
+      <w:proofErr w:type="spellEnd"/>
+      <w:r>
+        <w:t xml:space="preserve"> rendelések nem jelennek meg, csak azok ahol a státusz ID nem 1.</w:t>
+      </w:r>
+    </w:p>
+    <w:p>
+      <w:pPr>
+        <w:spacing w:line="360" w:lineRule="auto"/>
+        <w:jc w:val="both"/>
+      </w:pPr>
+    </w:p>
+    <w:p>
+      <w:pPr>
+        <w:spacing w:line="360" w:lineRule="auto"/>
+        <w:jc w:val="both"/>
+        <w:rPr>
+          <w:b/>
+          <w:bCs/>
+          <w:color w:val="4472C4"/>
+          <w:sz w:val="26"/>
+          <w:szCs w:val="26"/>
+        </w:rPr>
+      </w:pPr>
+      <w:r>
+        <w:rPr>
+          <w:b/>
+          <w:bCs/>
+          <w:color w:val="4472C4"/>
+          <w:sz w:val="26"/>
+          <w:szCs w:val="26"/>
+        </w:rPr>
+        <w:t>’</w:t>
+      </w:r>
+      <w:proofErr w:type="spellStart"/>
+      <w:r>
+        <w:rPr>
+          <w:b/>
+          <w:bCs/>
+          <w:color w:val="4472C4"/>
+          <w:sz w:val="26"/>
+          <w:szCs w:val="26"/>
+        </w:rPr>
+        <w:t>orderagain</w:t>
+      </w:r>
+      <w:proofErr w:type="spellEnd"/>
+      <w:r>
+        <w:rPr>
+          <w:b/>
+          <w:bCs/>
+          <w:color w:val="4472C4"/>
+          <w:sz w:val="26"/>
+          <w:szCs w:val="26"/>
+        </w:rPr>
+        <w:t>’</w:t>
+      </w:r>
+      <w:r>
+        <w:rPr>
+          <w:b/>
+          <w:bCs/>
+          <w:color w:val="4472C4"/>
+          <w:sz w:val="26"/>
+          <w:szCs w:val="26"/>
+        </w:rPr>
+        <w:t xml:space="preserve"> </w:t>
+      </w:r>
+      <w:proofErr w:type="spellStart"/>
+      <w:r>
+        <w:rPr>
+          <w:b/>
+          <w:bCs/>
+          <w:color w:val="4472C4"/>
+          <w:sz w:val="26"/>
+          <w:szCs w:val="26"/>
+        </w:rPr>
+        <w:t>case</w:t>
+      </w:r>
+      <w:proofErr w:type="spellEnd"/>
+      <w:r>
+        <w:rPr>
+          <w:b/>
+          <w:bCs/>
+          <w:color w:val="4472C4"/>
+          <w:sz w:val="26"/>
+          <w:szCs w:val="26"/>
+        </w:rPr>
+        <w:t>:</w:t>
+      </w:r>
+    </w:p>
+    <w:p>
+      <w:pPr>
+        <w:spacing w:line="360" w:lineRule="auto"/>
+        <w:jc w:val="both"/>
+      </w:pPr>
+      <w:r>
+        <w:t>Ez egy korábbi rendelés megismétlését kezeli. POST kérést vár, és a kapott tételek alapján létrehoz egy új rendelést az adatbázisban a bejelentkezett felhasználó nevében. Ezután egyesével bejárja a tételeket, és minden egyes tételnél elmenti, hogy termékről vagy menüről van-e szó, illetve a mennyiséget. Ha minden sikerült, 201-es státuszkóddal visszajelez.</w:t>
+      </w:r>
+    </w:p>
+    <w:p>
+      <w:pPr>
+        <w:spacing w:line="360" w:lineRule="auto"/>
+        <w:jc w:val="both"/>
+      </w:pPr>
+    </w:p>
+    <w:p>
+      <w:pPr>
+        <w:spacing w:line="360" w:lineRule="auto"/>
+        <w:jc w:val="both"/>
+        <w:rPr>
+          <w:b/>
+          <w:bCs/>
+          <w:i/>
+          <w:iCs/>
+          <w:color w:val="4472C4"/>
+          <w:sz w:val="28"/>
+          <w:szCs w:val="28"/>
+        </w:rPr>
+      </w:pPr>
+      <w:proofErr w:type="spellStart"/>
+      <w:r>
+        <w:rPr>
+          <w:b/>
+          <w:bCs/>
+          <w:i/>
+          <w:iCs/>
+          <w:color w:val="4472C4"/>
+          <w:sz w:val="28"/>
+          <w:szCs w:val="28"/>
+        </w:rPr>
+        <w:t>Feedbacks</w:t>
+      </w:r>
+      <w:proofErr w:type="spellEnd"/>
+    </w:p>
+    <w:p>
+      <w:pPr>
+        <w:spacing w:line="360" w:lineRule="auto"/>
+        <w:jc w:val="both"/>
+        <w:rPr>
+          <w:b/>
+          <w:bCs/>
+          <w:color w:val="4472C4"/>
+          <w:sz w:val="26"/>
+          <w:szCs w:val="26"/>
+        </w:rPr>
+      </w:pPr>
+      <w:r>
+        <w:rPr>
+          <w:b/>
+          <w:bCs/>
+          <w:color w:val="4472C4"/>
+          <w:sz w:val="26"/>
+          <w:szCs w:val="26"/>
+        </w:rPr>
+        <w:t>’</w:t>
+      </w:r>
+      <w:proofErr w:type="spellStart"/>
+      <w:r>
+        <w:rPr>
+          <w:b/>
+          <w:bCs/>
+          <w:color w:val="4472C4"/>
+          <w:sz w:val="26"/>
+          <w:szCs w:val="26"/>
+        </w:rPr>
+        <w:t>feedbacks</w:t>
+      </w:r>
+      <w:proofErr w:type="spellEnd"/>
+      <w:r>
+        <w:rPr>
+          <w:b/>
+          <w:bCs/>
+          <w:color w:val="4472C4"/>
+          <w:sz w:val="26"/>
+          <w:szCs w:val="26"/>
+        </w:rPr>
+        <w:t xml:space="preserve">’ </w:t>
+      </w:r>
+      <w:proofErr w:type="spellStart"/>
+      <w:r>
+        <w:rPr>
+          <w:b/>
+          <w:bCs/>
+          <w:color w:val="4472C4"/>
+          <w:sz w:val="26"/>
+          <w:szCs w:val="26"/>
+        </w:rPr>
+        <w:t>case</w:t>
+      </w:r>
+      <w:proofErr w:type="spellEnd"/>
+      <w:r>
+        <w:rPr>
+          <w:b/>
+          <w:bCs/>
+          <w:color w:val="4472C4"/>
+          <w:sz w:val="26"/>
+          <w:szCs w:val="26"/>
+        </w:rPr>
+        <w:t>:</w:t>
+      </w:r>
+    </w:p>
+    <w:p>
+      <w:pPr>
+        <w:spacing w:line="360" w:lineRule="auto"/>
+        <w:jc w:val="both"/>
+      </w:pPr>
+      <w:r>
+        <w:t xml:space="preserve">Ez a visszajelzések lekérését kezeli. GET kérést vár, és kötelező megadni a </w:t>
+      </w:r>
+      <w:proofErr w:type="spellStart"/>
+      <w:r>
+        <w:rPr>
+          <w:rStyle w:val="HTML-kd"/>
+        </w:rPr>
+        <w:t>kategoria</w:t>
+      </w:r>
+      <w:proofErr w:type="spellEnd"/>
+      <w:r>
+        <w:t xml:space="preserve"> paramétert. Ha az értéke </w:t>
+      </w:r>
+      <w:proofErr w:type="spellStart"/>
+      <w:r>
+        <w:rPr>
+          <w:rStyle w:val="HTML-kd"/>
+        </w:rPr>
+        <w:t>osszes</w:t>
+      </w:r>
+      <w:proofErr w:type="spellEnd"/>
+      <w:r>
+        <w:t>, akkor az összes visszajelzést visszaadja a felhasználó nevével együtt, dátum szerint csökkenő sorrendben. Ha konkrét kategóriát adnak meg, akkor csak az ahhoz tartozó visszajelzéseket adja vissza.</w:t>
+      </w:r>
+    </w:p>
+    <w:p>
+      <w:pPr>
+        <w:spacing w:line="360" w:lineRule="auto"/>
+        <w:jc w:val="both"/>
+      </w:pPr>
+    </w:p>
+    <w:p>
+      <w:pPr>
+        <w:spacing w:line="360" w:lineRule="auto"/>
+        <w:jc w:val="both"/>
+        <w:rPr>
+          <w:b/>
+          <w:bCs/>
+          <w:color w:val="4472C4"/>
+          <w:sz w:val="26"/>
+          <w:szCs w:val="26"/>
+        </w:rPr>
+      </w:pPr>
+      <w:r>
+        <w:rPr>
+          <w:b/>
+          <w:bCs/>
+          <w:color w:val="4472C4"/>
+          <w:sz w:val="26"/>
+          <w:szCs w:val="26"/>
+        </w:rPr>
+        <w:t>’</w:t>
+      </w:r>
+      <w:proofErr w:type="spellStart"/>
+      <w:r>
+        <w:rPr>
+          <w:b/>
+          <w:bCs/>
+          <w:color w:val="4472C4"/>
+          <w:sz w:val="26"/>
+          <w:szCs w:val="26"/>
+        </w:rPr>
+        <w:t>newfeedback</w:t>
+      </w:r>
+      <w:proofErr w:type="spellEnd"/>
+      <w:r>
+        <w:rPr>
+          <w:b/>
+          <w:bCs/>
+          <w:color w:val="4472C4"/>
+          <w:sz w:val="26"/>
+          <w:szCs w:val="26"/>
+        </w:rPr>
+        <w:t xml:space="preserve">’ </w:t>
+      </w:r>
+      <w:proofErr w:type="spellStart"/>
+      <w:r>
+        <w:rPr>
+          <w:b/>
+          <w:bCs/>
+          <w:color w:val="4472C4"/>
+          <w:sz w:val="26"/>
+          <w:szCs w:val="26"/>
+        </w:rPr>
+        <w:t>case</w:t>
+      </w:r>
+      <w:proofErr w:type="spellEnd"/>
+      <w:r>
+        <w:rPr>
+          <w:b/>
+          <w:bCs/>
+          <w:color w:val="4472C4"/>
+          <w:sz w:val="26"/>
+          <w:szCs w:val="26"/>
+        </w:rPr>
+        <w:t>:</w:t>
+      </w:r>
+    </w:p>
+    <w:p>
+      <w:pPr>
+        <w:spacing w:line="360" w:lineRule="auto"/>
+        <w:jc w:val="both"/>
+      </w:pPr>
+      <w:r>
+        <w:t>Ez egy új visszajelzés beküldését kezeli. POST kérést vár, és ellenőrzi, hogy a szöveg és a kategória meg van-e adva. Ha igen, elmenti az adatbázisba a bejelentkezett felhasználó ID-</w:t>
+      </w:r>
+      <w:proofErr w:type="spellStart"/>
+      <w:r>
+        <w:t>jával</w:t>
+      </w:r>
+      <w:proofErr w:type="spellEnd"/>
+      <w:r>
+        <w:t xml:space="preserve"> és az aktuális időponttal együtt. Sikeres mentés esetén 201-es státuszkóddal tér vissza.</w:t>
+      </w:r>
+    </w:p>
+    <w:p>
+      <w:pPr>
+        <w:spacing w:line="360" w:lineRule="auto"/>
+        <w:jc w:val="both"/>
+      </w:pPr>
+    </w:p>
+    <w:p>
+      <w:pPr>
+        <w:spacing w:line="360" w:lineRule="auto"/>
+        <w:jc w:val="both"/>
+        <w:rPr>
+          <w:b/>
+          <w:bCs/>
+          <w:color w:val="4472C4"/>
+          <w:sz w:val="26"/>
+          <w:szCs w:val="26"/>
+        </w:rPr>
+      </w:pPr>
+      <w:r>
+        <w:rPr>
+          <w:b/>
+          <w:bCs/>
+          <w:color w:val="4472C4"/>
+          <w:sz w:val="26"/>
+          <w:szCs w:val="26"/>
+        </w:rPr>
+        <w:t>’</w:t>
+      </w:r>
+      <w:proofErr w:type="spellStart"/>
+      <w:r>
+        <w:rPr>
+          <w:b/>
+          <w:bCs/>
+          <w:color w:val="4472C4"/>
+          <w:sz w:val="26"/>
+          <w:szCs w:val="26"/>
+        </w:rPr>
+        <w:t>userslatestpost</w:t>
+      </w:r>
+      <w:proofErr w:type="spellEnd"/>
+      <w:r>
+        <w:rPr>
+          <w:b/>
+          <w:bCs/>
+          <w:color w:val="4472C4"/>
+          <w:sz w:val="26"/>
+          <w:szCs w:val="26"/>
+        </w:rPr>
+        <w:t xml:space="preserve">’ </w:t>
+      </w:r>
+      <w:proofErr w:type="spellStart"/>
+      <w:r>
+        <w:rPr>
+          <w:b/>
+          <w:bCs/>
+          <w:color w:val="4472C4"/>
+          <w:sz w:val="26"/>
+          <w:szCs w:val="26"/>
+        </w:rPr>
+        <w:t>case</w:t>
+      </w:r>
+      <w:proofErr w:type="spellEnd"/>
+      <w:r>
+        <w:rPr>
+          <w:b/>
+          <w:bCs/>
+          <w:color w:val="4472C4"/>
+          <w:sz w:val="26"/>
+          <w:szCs w:val="26"/>
+        </w:rPr>
+        <w:t>:</w:t>
+      </w:r>
+    </w:p>
+    <w:p>
+      <w:pPr>
+        <w:spacing w:line="360" w:lineRule="auto"/>
+        <w:jc w:val="both"/>
+      </w:pPr>
+      <w:r>
+        <w:t>Ez azt ellenőrzi, hogy a felhasználó mikor küldött utoljára visszajelzést. Lekéri a legutóbbi visszajelzés időpontját, majd kiszámolja, hogy az azóta eltelt idő alapján még hány percet kell várnia a következő beküldésig, mivel 30 percenként csak egyszer lehet visszajelzést küldeni. Ha már eltelt a 30 perc, nullát ad vissza.</w:t>
+      </w:r>
+    </w:p>
     <w:sectPr>
       <w:pgSz w:w="11906" w:h="16838"/>
       <w:pgMar w:top="1440" w:right="1440" w:bottom="1440" w:left="1701" w:header="708" w:footer="708" w:gutter="0"/>
@@ -12330,6 +14691,42 @@
       <w:szCs w:val="20"/>
     </w:rPr>
   </w:style>
+  <w:style w:type="character" w:styleId="HTML-kd">
+    <w:name w:val="HTML Code"/>
+    <w:basedOn w:val="Bekezdsalapbettpusa"/>
+    <w:uiPriority w:val="99"/>
+    <w:semiHidden/>
+    <w:unhideWhenUsed/>
+    <w:rsid w:val="00127269"/>
+    <w:rPr>
+      <w:rFonts w:ascii="Courier New" w:eastAsia="Times New Roman" w:hAnsi="Courier New" w:cs="Courier New"/>
+      <w:sz w:val="20"/>
+      <w:szCs w:val="20"/>
+    </w:rPr>
+  </w:style>
+  <w:style w:type="paragraph" w:customStyle="1" w:styleId="font-claude-response-body">
+    <w:name w:val="font-claude-response-body"/>
+    <w:basedOn w:val="Norml"/>
+    <w:rsid w:val="00353487"/>
+    <w:pPr>
+      <w:spacing w:before="100" w:beforeAutospacing="1" w:after="100" w:afterAutospacing="1"/>
+    </w:pPr>
+    <w:rPr>
+      <w:sz w:val="24"/>
+      <w:szCs w:val="24"/>
+    </w:rPr>
+  </w:style>
+  <w:style w:type="character" w:styleId="Kiemels2">
+    <w:name w:val="Strong"/>
+    <w:basedOn w:val="Bekezdsalapbettpusa"/>
+    <w:uiPriority w:val="22"/>
+    <w:qFormat/>
+    <w:rsid w:val="00353487"/>
+    <w:rPr>
+      <w:b/>
+      <w:bCs/>
+    </w:rPr>
+  </w:style>
 </w:styles>
 </file>
 

--- a/Fejlesztői és tesztelési dokumentáció.docx
+++ b/Fejlesztői és tesztelési dokumentáció.docx
@@ -1,6 +1,6 @@
 
 <file path=word/document.xml><?xml version="1.0" encoding="utf-8"?>
-<w:document xmlns:wpc="http://schemas.microsoft.com/office/word/2010/wordprocessingCanvas" xmlns:cx="http://schemas.microsoft.com/office/drawing/2014/chartex" xmlns:cx1="http://schemas.microsoft.com/office/drawing/2015/9/8/chartex" xmlns:cx2="http://schemas.microsoft.com/office/drawing/2015/10/21/chartex" xmlns:cx3="http://schemas.microsoft.com/office/drawing/2016/5/9/chartex" xmlns:cx4="http://schemas.microsoft.com/office/drawing/2016/5/10/chartex" xmlns:cx5="http://schemas.microsoft.com/office/drawing/2016/5/11/chartex" xmlns:cx6="http://schemas.microsoft.com/office/drawing/2016/5/12/chartex" xmlns:cx7="http://schemas.microsoft.com/office/drawing/2016/5/13/chartex" xmlns:cx8="http://schemas.microsoft.com/office/drawing/2016/5/14/chartex" xmlns:mc="http://schemas.openxmlformats.org/markup-compatibility/2006" xmlns:aink="http://schemas.microsoft.com/office/drawing/2016/ink" xmlns:am3d="http://schemas.microsoft.com/office/drawing/2017/model3d" xmlns:o="urn:schemas-microsoft-com:office:office" xmlns:r="http://schemas.openxmlformats.org/officeDocument/2006/relationships" xmlns:m="http://schemas.openxmlformats.org/officeDocument/2006/math" xmlns:v="urn:schemas-microsoft-com:vml" xmlns:wp14="http://schemas.microsoft.com/office/word/2010/wordprocessingDrawing" xmlns:wp="http://schemas.openxmlformats.org/drawingml/2006/wordprocessingDrawing" xmlns:w10="urn:schemas-microsoft-com:office:word" xmlns:w="http://schemas.openxmlformats.org/wordprocessingml/2006/main" xmlns:w14="http://schemas.microsoft.com/office/word/2010/wordml" xmlns:w15="http://schemas.microsoft.com/office/word/2012/wordml" xmlns:w16cex="http://schemas.microsoft.com/office/word/2018/wordml/cex" xmlns:w16cid="http://schemas.microsoft.com/office/word/2016/wordml/cid" xmlns:w16="http://schemas.microsoft.com/office/word/2018/wordml" xmlns:w16sdtdh="http://schemas.microsoft.com/office/word/2020/wordml/sdtdatahash" xmlns:w16se="http://schemas.microsoft.com/office/word/2015/wordml/symex" xmlns:wpg="http://schemas.microsoft.com/office/word/2010/wordprocessingGroup" xmlns:wpi="http://schemas.microsoft.com/office/word/2010/wordprocessingInk" xmlns:wne="http://schemas.microsoft.com/office/word/2006/wordml" xmlns:wps="http://schemas.microsoft.com/office/word/2010/wordprocessingShape" mc:Ignorable="w14 w15 w16se w16cid w16 w16cex w16sdtdh wp14">
+<w:document xmlns:wpc="http://schemas.microsoft.com/office/word/2010/wordprocessingCanvas" xmlns:cx="http://schemas.microsoft.com/office/drawing/2014/chartex" xmlns:cx1="http://schemas.microsoft.com/office/drawing/2015/9/8/chartex" xmlns:cx2="http://schemas.microsoft.com/office/drawing/2015/10/21/chartex" xmlns:cx3="http://schemas.microsoft.com/office/drawing/2016/5/9/chartex" xmlns:cx4="http://schemas.microsoft.com/office/drawing/2016/5/10/chartex" xmlns:cx5="http://schemas.microsoft.com/office/drawing/2016/5/11/chartex" xmlns:cx6="http://schemas.microsoft.com/office/drawing/2016/5/12/chartex" xmlns:cx7="http://schemas.microsoft.com/office/drawing/2016/5/13/chartex" xmlns:cx8="http://schemas.microsoft.com/office/drawing/2016/5/14/chartex" xmlns:mc="http://schemas.openxmlformats.org/markup-compatibility/2006" xmlns:aink="http://schemas.microsoft.com/office/drawing/2016/ink" xmlns:am3d="http://schemas.microsoft.com/office/drawing/2017/model3d" xmlns:o="urn:schemas-microsoft-com:office:office" xmlns:oel="http://schemas.microsoft.com/office/2019/extlst" xmlns:r="http://schemas.openxmlformats.org/officeDocument/2006/relationships" xmlns:m="http://schemas.openxmlformats.org/officeDocument/2006/math" xmlns:v="urn:schemas-microsoft-com:vml" xmlns:wp14="http://schemas.microsoft.com/office/word/2010/wordprocessingDrawing" xmlns:wp="http://schemas.openxmlformats.org/drawingml/2006/wordprocessingDrawing" xmlns:w10="urn:schemas-microsoft-com:office:word" xmlns:w="http://schemas.openxmlformats.org/wordprocessingml/2006/main" xmlns:w14="http://schemas.microsoft.com/office/word/2010/wordml" xmlns:w15="http://schemas.microsoft.com/office/word/2012/wordml" xmlns:w16cex="http://schemas.microsoft.com/office/word/2018/wordml/cex" xmlns:w16cid="http://schemas.microsoft.com/office/word/2016/wordml/cid" xmlns:w16="http://schemas.microsoft.com/office/word/2018/wordml" xmlns:w16du="http://schemas.microsoft.com/office/word/2023/wordml/word16du" xmlns:w16sdtdh="http://schemas.microsoft.com/office/word/2020/wordml/sdtdatahash" xmlns:w16sdtfl="http://schemas.microsoft.com/office/word/2024/wordml/sdtformatlock" xmlns:w16se="http://schemas.microsoft.com/office/word/2015/wordml/symex" xmlns:wpg="http://schemas.microsoft.com/office/word/2010/wordprocessingGroup" xmlns:wpi="http://schemas.microsoft.com/office/word/2010/wordprocessingInk" xmlns:wne="http://schemas.microsoft.com/office/word/2006/wordml" xmlns:wps="http://schemas.microsoft.com/office/word/2010/wordprocessingShape" mc:Ignorable="w14 w15 w16se w16cid w16 w16cex w16sdtdh w16sdtfl w16du wp14">
   <w:body>
     <w:p>
       <w:pPr>
@@ -3960,12 +3960,21 @@
                 <w:szCs w:val="24"/>
               </w:rPr>
             </w:pPr>
-            <w:r>
-              <w:rPr>
-                <w:sz w:val="24"/>
-                <w:szCs w:val="24"/>
-              </w:rPr>
-              <w:t>VARCHAR(60)</w:t>
+            <w:proofErr w:type="gramStart"/>
+            <w:r>
+              <w:rPr>
+                <w:sz w:val="24"/>
+                <w:szCs w:val="24"/>
+              </w:rPr>
+              <w:t>VARCHAR(</w:t>
+            </w:r>
+            <w:proofErr w:type="gramEnd"/>
+            <w:r>
+              <w:rPr>
+                <w:sz w:val="24"/>
+                <w:szCs w:val="24"/>
+              </w:rPr>
+              <w:t>60)</w:t>
             </w:r>
           </w:p>
         </w:tc>
@@ -4097,12 +4106,21 @@
                 <w:szCs w:val="24"/>
               </w:rPr>
             </w:pPr>
-            <w:r>
-              <w:rPr>
-                <w:sz w:val="24"/>
-                <w:szCs w:val="24"/>
-              </w:rPr>
-              <w:t>VARCHAR(50)</w:t>
+            <w:proofErr w:type="gramStart"/>
+            <w:r>
+              <w:rPr>
+                <w:sz w:val="24"/>
+                <w:szCs w:val="24"/>
+              </w:rPr>
+              <w:t>VARCHAR(</w:t>
+            </w:r>
+            <w:proofErr w:type="gramEnd"/>
+            <w:r>
+              <w:rPr>
+                <w:sz w:val="24"/>
+                <w:szCs w:val="24"/>
+              </w:rPr>
+              <w:t>50)</w:t>
             </w:r>
           </w:p>
         </w:tc>
@@ -4236,12 +4254,21 @@
                 <w:szCs w:val="24"/>
               </w:rPr>
             </w:pPr>
-            <w:r>
-              <w:rPr>
-                <w:sz w:val="24"/>
-                <w:szCs w:val="24"/>
-              </w:rPr>
-              <w:t>VARCHAR(60)</w:t>
+            <w:proofErr w:type="gramStart"/>
+            <w:r>
+              <w:rPr>
+                <w:sz w:val="24"/>
+                <w:szCs w:val="24"/>
+              </w:rPr>
+              <w:t>VARCHAR(</w:t>
+            </w:r>
+            <w:proofErr w:type="gramEnd"/>
+            <w:r>
+              <w:rPr>
+                <w:sz w:val="24"/>
+                <w:szCs w:val="24"/>
+              </w:rPr>
+              <w:t>60)</w:t>
             </w:r>
           </w:p>
         </w:tc>
@@ -4416,12 +4443,21 @@
                 <w:szCs w:val="24"/>
               </w:rPr>
             </w:pPr>
-            <w:r>
-              <w:rPr>
-                <w:sz w:val="24"/>
-                <w:szCs w:val="24"/>
-              </w:rPr>
-              <w:t>VARCHAR(10)</w:t>
+            <w:proofErr w:type="gramStart"/>
+            <w:r>
+              <w:rPr>
+                <w:sz w:val="24"/>
+                <w:szCs w:val="24"/>
+              </w:rPr>
+              <w:t>VARCHAR(</w:t>
+            </w:r>
+            <w:proofErr w:type="gramEnd"/>
+            <w:r>
+              <w:rPr>
+                <w:sz w:val="24"/>
+                <w:szCs w:val="24"/>
+              </w:rPr>
+              <w:t>10)</w:t>
             </w:r>
           </w:p>
         </w:tc>
@@ -4599,12 +4635,21 @@
                 <w:szCs w:val="24"/>
               </w:rPr>
             </w:pPr>
-            <w:r>
-              <w:rPr>
-                <w:sz w:val="24"/>
-                <w:szCs w:val="24"/>
-              </w:rPr>
-              <w:t>VARCHAR(10)</w:t>
+            <w:proofErr w:type="gramStart"/>
+            <w:r>
+              <w:rPr>
+                <w:sz w:val="24"/>
+                <w:szCs w:val="24"/>
+              </w:rPr>
+              <w:t>VARCHAR(</w:t>
+            </w:r>
+            <w:proofErr w:type="gramEnd"/>
+            <w:r>
+              <w:rPr>
+                <w:sz w:val="24"/>
+                <w:szCs w:val="24"/>
+              </w:rPr>
+              <w:t>10)</w:t>
             </w:r>
           </w:p>
         </w:tc>
@@ -5189,12 +5234,21 @@
                 <w:szCs w:val="24"/>
               </w:rPr>
             </w:pPr>
-            <w:r>
-              <w:rPr>
-                <w:sz w:val="24"/>
-                <w:szCs w:val="24"/>
-              </w:rPr>
-              <w:t>VARCHAR(50)</w:t>
+            <w:proofErr w:type="gramStart"/>
+            <w:r>
+              <w:rPr>
+                <w:sz w:val="24"/>
+                <w:szCs w:val="24"/>
+              </w:rPr>
+              <w:t>VARCHAR(</w:t>
+            </w:r>
+            <w:proofErr w:type="gramEnd"/>
+            <w:r>
+              <w:rPr>
+                <w:sz w:val="24"/>
+                <w:szCs w:val="24"/>
+              </w:rPr>
+              <w:t>50)</w:t>
             </w:r>
           </w:p>
         </w:tc>
@@ -5328,12 +5382,21 @@
                 <w:szCs w:val="24"/>
               </w:rPr>
             </w:pPr>
-            <w:r>
-              <w:rPr>
-                <w:sz w:val="24"/>
-                <w:szCs w:val="24"/>
-              </w:rPr>
-              <w:t>VARCHAR(20)</w:t>
+            <w:proofErr w:type="gramStart"/>
+            <w:r>
+              <w:rPr>
+                <w:sz w:val="24"/>
+                <w:szCs w:val="24"/>
+              </w:rPr>
+              <w:t>VARCHAR(</w:t>
+            </w:r>
+            <w:proofErr w:type="gramEnd"/>
+            <w:r>
+              <w:rPr>
+                <w:sz w:val="24"/>
+                <w:szCs w:val="24"/>
+              </w:rPr>
+              <w:t>20)</w:t>
             </w:r>
           </w:p>
         </w:tc>
@@ -5467,12 +5530,21 @@
                 <w:szCs w:val="24"/>
               </w:rPr>
             </w:pPr>
-            <w:r>
-              <w:rPr>
-                <w:sz w:val="24"/>
-                <w:szCs w:val="24"/>
-              </w:rPr>
-              <w:t>VARCHAR(200)</w:t>
+            <w:proofErr w:type="gramStart"/>
+            <w:r>
+              <w:rPr>
+                <w:sz w:val="24"/>
+                <w:szCs w:val="24"/>
+              </w:rPr>
+              <w:t>VARCHAR(</w:t>
+            </w:r>
+            <w:proofErr w:type="gramEnd"/>
+            <w:r>
+              <w:rPr>
+                <w:sz w:val="24"/>
+                <w:szCs w:val="24"/>
+              </w:rPr>
+              <w:t>200)</w:t>
             </w:r>
           </w:p>
         </w:tc>
@@ -5606,12 +5678,21 @@
                 <w:szCs w:val="24"/>
               </w:rPr>
             </w:pPr>
-            <w:r>
-              <w:rPr>
-                <w:sz w:val="24"/>
-                <w:szCs w:val="24"/>
-              </w:rPr>
-              <w:t>VARCHAR(255)</w:t>
+            <w:proofErr w:type="gramStart"/>
+            <w:r>
+              <w:rPr>
+                <w:sz w:val="24"/>
+                <w:szCs w:val="24"/>
+              </w:rPr>
+              <w:t>VARCHAR(</w:t>
+            </w:r>
+            <w:proofErr w:type="gramEnd"/>
+            <w:r>
+              <w:rPr>
+                <w:sz w:val="24"/>
+                <w:szCs w:val="24"/>
+              </w:rPr>
+              <w:t>255)</w:t>
             </w:r>
           </w:p>
         </w:tc>
@@ -5745,12 +5826,21 @@
                 <w:szCs w:val="24"/>
               </w:rPr>
             </w:pPr>
-            <w:r>
-              <w:rPr>
-                <w:sz w:val="24"/>
-                <w:szCs w:val="24"/>
-              </w:rPr>
-              <w:t>INT(10)</w:t>
+            <w:proofErr w:type="gramStart"/>
+            <w:r>
+              <w:rPr>
+                <w:sz w:val="24"/>
+                <w:szCs w:val="24"/>
+              </w:rPr>
+              <w:t>INT(</w:t>
+            </w:r>
+            <w:proofErr w:type="gramEnd"/>
+            <w:r>
+              <w:rPr>
+                <w:sz w:val="24"/>
+                <w:szCs w:val="24"/>
+              </w:rPr>
+              <w:t>10)</w:t>
             </w:r>
           </w:p>
         </w:tc>
@@ -6278,12 +6368,21 @@
                 <w:szCs w:val="24"/>
               </w:rPr>
             </w:pPr>
-            <w:r>
-              <w:rPr>
-                <w:sz w:val="24"/>
-                <w:szCs w:val="24"/>
-              </w:rPr>
-              <w:t>VARCHAR(255)</w:t>
+            <w:proofErr w:type="gramStart"/>
+            <w:r>
+              <w:rPr>
+                <w:sz w:val="24"/>
+                <w:szCs w:val="24"/>
+              </w:rPr>
+              <w:t>VARCHAR(</w:t>
+            </w:r>
+            <w:proofErr w:type="gramEnd"/>
+            <w:r>
+              <w:rPr>
+                <w:sz w:val="24"/>
+                <w:szCs w:val="24"/>
+              </w:rPr>
+              <w:t>255)</w:t>
             </w:r>
           </w:p>
         </w:tc>
@@ -6417,12 +6516,21 @@
                 <w:szCs w:val="24"/>
               </w:rPr>
             </w:pPr>
-            <w:r>
-              <w:rPr>
-                <w:sz w:val="24"/>
-                <w:szCs w:val="24"/>
-              </w:rPr>
-              <w:t>INT(11)</w:t>
+            <w:proofErr w:type="gramStart"/>
+            <w:r>
+              <w:rPr>
+                <w:sz w:val="24"/>
+                <w:szCs w:val="24"/>
+              </w:rPr>
+              <w:t>INT(</w:t>
+            </w:r>
+            <w:proofErr w:type="gramEnd"/>
+            <w:r>
+              <w:rPr>
+                <w:sz w:val="24"/>
+                <w:szCs w:val="24"/>
+              </w:rPr>
+              <w:t>11)</w:t>
             </w:r>
           </w:p>
         </w:tc>
@@ -6557,12 +6665,21 @@
                 <w:szCs w:val="24"/>
               </w:rPr>
             </w:pPr>
-            <w:r>
-              <w:rPr>
-                <w:sz w:val="24"/>
-                <w:szCs w:val="24"/>
-              </w:rPr>
-              <w:t>VARCHAR(255)</w:t>
+            <w:proofErr w:type="gramStart"/>
+            <w:r>
+              <w:rPr>
+                <w:sz w:val="24"/>
+                <w:szCs w:val="24"/>
+              </w:rPr>
+              <w:t>VARCHAR(</w:t>
+            </w:r>
+            <w:proofErr w:type="gramEnd"/>
+            <w:r>
+              <w:rPr>
+                <w:sz w:val="24"/>
+                <w:szCs w:val="24"/>
+              </w:rPr>
+              <w:t>255)</w:t>
             </w:r>
           </w:p>
         </w:tc>
@@ -9709,12 +9826,21 @@
                 <w:szCs w:val="24"/>
               </w:rPr>
             </w:pPr>
-            <w:r>
-              <w:rPr>
-                <w:sz w:val="24"/>
-                <w:szCs w:val="24"/>
-              </w:rPr>
-              <w:t>INT(2)</w:t>
+            <w:proofErr w:type="gramStart"/>
+            <w:r>
+              <w:rPr>
+                <w:sz w:val="24"/>
+                <w:szCs w:val="24"/>
+              </w:rPr>
+              <w:t>INT(</w:t>
+            </w:r>
+            <w:proofErr w:type="gramEnd"/>
+            <w:r>
+              <w:rPr>
+                <w:sz w:val="24"/>
+                <w:szCs w:val="24"/>
+              </w:rPr>
+              <w:t>2)</w:t>
             </w:r>
           </w:p>
         </w:tc>
@@ -10397,12 +10523,21 @@
                 <w:szCs w:val="24"/>
               </w:rPr>
             </w:pPr>
-            <w:r>
-              <w:rPr>
-                <w:sz w:val="24"/>
-                <w:szCs w:val="24"/>
-              </w:rPr>
-              <w:t>VARCHAR(500)</w:t>
+            <w:proofErr w:type="gramStart"/>
+            <w:r>
+              <w:rPr>
+                <w:sz w:val="24"/>
+                <w:szCs w:val="24"/>
+              </w:rPr>
+              <w:t>VARCHAR(</w:t>
+            </w:r>
+            <w:proofErr w:type="gramEnd"/>
+            <w:r>
+              <w:rPr>
+                <w:sz w:val="24"/>
+                <w:szCs w:val="24"/>
+              </w:rPr>
+              <w:t>500)</w:t>
             </w:r>
           </w:p>
         </w:tc>
@@ -10536,12 +10671,21 @@
                 <w:szCs w:val="24"/>
               </w:rPr>
             </w:pPr>
-            <w:r>
-              <w:rPr>
-                <w:sz w:val="24"/>
-                <w:szCs w:val="24"/>
-              </w:rPr>
-              <w:t>VARCHAR(20)</w:t>
+            <w:proofErr w:type="gramStart"/>
+            <w:r>
+              <w:rPr>
+                <w:sz w:val="24"/>
+                <w:szCs w:val="24"/>
+              </w:rPr>
+              <w:t>VARCHAR(</w:t>
+            </w:r>
+            <w:proofErr w:type="gramEnd"/>
+            <w:r>
+              <w:rPr>
+                <w:sz w:val="24"/>
+                <w:szCs w:val="24"/>
+              </w:rPr>
+              <w:t>20)</w:t>
             </w:r>
           </w:p>
         </w:tc>
@@ -12548,7 +12692,15 @@
         <w:t>A</w:t>
       </w:r>
       <w:r>
-        <w:t xml:space="preserve"> kijelentkezést kezeli. Először törli a session összes adatát, majd ha a session </w:t>
+        <w:t xml:space="preserve"> kijelentkezést kezeli. Először törli a session összes adatát, </w:t>
+      </w:r>
+      <w:proofErr w:type="gramStart"/>
+      <w:r>
+        <w:t>majd</w:t>
+      </w:r>
+      <w:proofErr w:type="gramEnd"/>
+      <w:r>
+        <w:t xml:space="preserve"> ha a session </w:t>
       </w:r>
       <w:proofErr w:type="spellStart"/>
       <w:r>
@@ -13468,7 +13620,15 @@
       </w:r>
       <w:proofErr w:type="spellEnd"/>
       <w:r>
-        <w:t xml:space="preserve"> rendelések nem jelennek meg, csak azok ahol a státusz ID nem 1.</w:t>
+        <w:t xml:space="preserve"> rendelések nem jelennek meg, csak </w:t>
+      </w:r>
+      <w:proofErr w:type="gramStart"/>
+      <w:r>
+        <w:t>azok</w:t>
+      </w:r>
+      <w:proofErr w:type="gramEnd"/>
+      <w:r>
+        <w:t xml:space="preserve"> ahol a státusz ID nem 1.</w:t>
       </w:r>
     </w:p>
     <w:p>
@@ -14388,7 +14548,15 @@
       </w:r>
       <w:proofErr w:type="spellEnd"/>
       <w:r>
-        <w:t xml:space="preserve">), illetve hogy az új jelszó különbözik-e a régitől. Ha minden feltétel teljesül, </w:t>
+        <w:t xml:space="preserve">), </w:t>
+      </w:r>
+      <w:proofErr w:type="gramStart"/>
+      <w:r>
+        <w:t>illetve</w:t>
+      </w:r>
+      <w:proofErr w:type="gramEnd"/>
+      <w:r>
+        <w:t xml:space="preserve"> hogy az új jelszó különbözik-e a régitől. Ha minden feltétel teljesül, </w:t>
       </w:r>
       <w:proofErr w:type="spellStart"/>
       <w:r>
@@ -17769,7 +17937,15 @@
       </w:r>
       <w:proofErr w:type="spellEnd"/>
       <w:r>
-        <w:t xml:space="preserve"> ár értékeket, majd ha az "Összes" kategória van kiválasztva, a </w:t>
+        <w:t xml:space="preserve"> ár értékeket, </w:t>
+      </w:r>
+      <w:proofErr w:type="gramStart"/>
+      <w:r>
+        <w:t>majd</w:t>
+      </w:r>
+      <w:proofErr w:type="gramEnd"/>
+      <w:r>
+        <w:t xml:space="preserve"> ha az "Összes" kategória van kiválasztva, a </w:t>
       </w:r>
       <w:r>
         <w:rPr>
@@ -18640,6 +18816,7 @@
         <w:t xml:space="preserve"> ki kártyaként, a termékek mellé a hozzájuk tartozó összetevőket (</w:t>
       </w:r>
       <w:proofErr w:type="spellStart"/>
+      <w:proofErr w:type="gramStart"/>
       <w:r>
         <w:rPr>
           <w:rStyle w:val="HTML-kd"/>
@@ -18647,6 +18824,7 @@
         <w:t>menu.termekek</w:t>
       </w:r>
       <w:proofErr w:type="spellEnd"/>
+      <w:proofErr w:type="gramEnd"/>
       <w:r>
         <w:t>) is megjeleníti.</w:t>
       </w:r>
@@ -20848,7 +21026,15 @@
       </w:r>
       <w:proofErr w:type="spellEnd"/>
       <w:r>
-        <w:t xml:space="preserve"> végpontról, majd kiírja a összesítő kártyákra az összes rendelést, bevételt, átlagos rendelési értéket és a top terméket. Ezután meghívja a három megjelenítő függvényt.</w:t>
+        <w:t xml:space="preserve"> végpontról, majd kiírja </w:t>
+      </w:r>
+      <w:proofErr w:type="gramStart"/>
+      <w:r>
+        <w:t>a</w:t>
+      </w:r>
+      <w:proofErr w:type="gramEnd"/>
+      <w:r>
+        <w:t xml:space="preserve"> összesítő kártyákra az összes rendelést, bevételt, átlagos rendelési értéket és a top terméket. Ezután meghívja a három megjelenítő függvényt.</w:t>
       </w:r>
     </w:p>
     <w:p>
@@ -21418,7 +21604,15 @@
         <w:jc w:val="both"/>
       </w:pPr>
       <w:r>
-        <w:t xml:space="preserve">Egy rendelés státuszát frissíti PUT kérésre a </w:t>
+        <w:t xml:space="preserve">Egy rendelés státuszát frissíti PUT kérésre </w:t>
+      </w:r>
+      <w:proofErr w:type="gramStart"/>
+      <w:r>
+        <w:t>a</w:t>
+      </w:r>
+      <w:proofErr w:type="gramEnd"/>
+      <w:r>
+        <w:t xml:space="preserve"> </w:t>
       </w:r>
       <w:proofErr w:type="spellStart"/>
       <w:r>
@@ -21555,7 +21749,15 @@
         </w:rPr>
       </w:pPr>
       <w:r>
-        <w:t xml:space="preserve">Egy rendelést töröl DELETE kérésre a </w:t>
+        <w:t xml:space="preserve">Egy rendelést töröl DELETE kérésre </w:t>
+      </w:r>
+      <w:proofErr w:type="gramStart"/>
+      <w:r>
+        <w:t>a</w:t>
+      </w:r>
+      <w:proofErr w:type="gramEnd"/>
+      <w:r>
+        <w:t xml:space="preserve"> </w:t>
       </w:r>
       <w:proofErr w:type="spellStart"/>
       <w:r>
@@ -21684,7 +21886,15 @@
         </w:rPr>
       </w:pPr>
       <w:r>
-        <w:t xml:space="preserve">Lekéri az összes aktív rendelést a </w:t>
+        <w:t xml:space="preserve">Lekéri az összes aktív rendelést </w:t>
+      </w:r>
+      <w:proofErr w:type="gramStart"/>
+      <w:r>
+        <w:t>a</w:t>
+      </w:r>
+      <w:proofErr w:type="gramEnd"/>
+      <w:r>
+        <w:t xml:space="preserve"> </w:t>
       </w:r>
       <w:proofErr w:type="spellStart"/>
       <w:r>
@@ -23448,21 +23658,3135 @@
     <w:p>
       <w:pPr>
         <w:spacing w:line="360" w:lineRule="auto"/>
-        <w:jc w:val="center"/>
-        <w:rPr>
-          <w:b/>
-          <w:bCs/>
-          <w:color w:val="4472C4"/>
-          <w:sz w:val="26"/>
-          <w:szCs w:val="26"/>
-        </w:rPr>
-      </w:pPr>
-    </w:p>
-    <w:p>
-      <w:pPr>
-        <w:spacing w:line="360" w:lineRule="auto"/>
-        <w:jc w:val="both"/>
-      </w:pPr>
+        <w:jc w:val="both"/>
+        <w:rPr>
+          <w:color w:val="000000" w:themeColor="text1"/>
+          <w:sz w:val="24"/>
+          <w:szCs w:val="24"/>
+        </w:rPr>
+      </w:pPr>
+      <w:r>
+        <w:rPr>
+          <w:color w:val="000000" w:themeColor="text1"/>
+          <w:sz w:val="24"/>
+          <w:szCs w:val="24"/>
+        </w:rPr>
+        <w:t>Az oldal backend tesztelésére a Postman program lett használva. Ennek segítségével készültek post-</w:t>
+      </w:r>
+      <w:proofErr w:type="spellStart"/>
+      <w:r>
+        <w:rPr>
+          <w:color w:val="000000" w:themeColor="text1"/>
+          <w:sz w:val="24"/>
+          <w:szCs w:val="24"/>
+        </w:rPr>
+        <w:t>request</w:t>
+      </w:r>
+      <w:proofErr w:type="spellEnd"/>
+      <w:r>
+        <w:rPr>
+          <w:color w:val="000000" w:themeColor="text1"/>
+          <w:sz w:val="24"/>
+          <w:szCs w:val="24"/>
+        </w:rPr>
+        <w:t xml:space="preserve"> tesztek minden aloldal esetében legalább egy végponthoz. Az elkészített tesztek a projekt mappájában találhatóak exportált Postman </w:t>
+      </w:r>
+      <w:proofErr w:type="spellStart"/>
+      <w:r>
+        <w:rPr>
+          <w:color w:val="000000" w:themeColor="text1"/>
+          <w:sz w:val="24"/>
+          <w:szCs w:val="24"/>
+        </w:rPr>
+        <w:t>Collection</w:t>
+      </w:r>
+      <w:proofErr w:type="spellEnd"/>
+      <w:r>
+        <w:rPr>
+          <w:color w:val="000000" w:themeColor="text1"/>
+          <w:sz w:val="24"/>
+          <w:szCs w:val="24"/>
+        </w:rPr>
+        <w:t>-ként.</w:t>
+      </w:r>
+      <w:r>
+        <w:rPr>
+          <w:color w:val="000000" w:themeColor="text1"/>
+          <w:sz w:val="24"/>
+          <w:szCs w:val="24"/>
+        </w:rPr>
+        <w:t xml:space="preserve"> </w:t>
+      </w:r>
+      <w:r>
+        <w:rPr>
+          <w:color w:val="000000" w:themeColor="text1"/>
+          <w:sz w:val="24"/>
+          <w:szCs w:val="24"/>
+        </w:rPr>
+        <w:t xml:space="preserve">Természetesen ezen teszteseteket célszerű egyesével használni, annak függvényében, hogy épp mit tesztelnénk. </w:t>
+      </w:r>
+    </w:p>
+    <w:p>
+      <w:pPr>
+        <w:spacing w:line="360" w:lineRule="auto"/>
+        <w:jc w:val="both"/>
+        <w:rPr>
+          <w:color w:val="000000" w:themeColor="text1"/>
+          <w:sz w:val="24"/>
+          <w:szCs w:val="24"/>
+        </w:rPr>
+      </w:pPr>
+    </w:p>
+    <w:p>
+      <w:pPr>
+        <w:spacing w:line="360" w:lineRule="auto"/>
+        <w:jc w:val="both"/>
+        <w:rPr>
+          <w:b/>
+          <w:bCs/>
+          <w:color w:val="4472C4" w:themeColor="accent1"/>
+          <w:sz w:val="26"/>
+          <w:szCs w:val="26"/>
+        </w:rPr>
+      </w:pPr>
+      <w:r>
+        <w:rPr>
+          <w:b/>
+          <w:bCs/>
+          <w:color w:val="4472C4" w:themeColor="accent1"/>
+          <w:sz w:val="26"/>
+          <w:szCs w:val="26"/>
+        </w:rPr>
+        <w:t>Login</w:t>
+      </w:r>
+      <w:r>
+        <w:rPr>
+          <w:b/>
+          <w:bCs/>
+          <w:color w:val="4472C4" w:themeColor="accent1"/>
+          <w:sz w:val="26"/>
+          <w:szCs w:val="26"/>
+        </w:rPr>
+        <w:t xml:space="preserve"> oldal – ’login’ </w:t>
+      </w:r>
+      <w:proofErr w:type="spellStart"/>
+      <w:r>
+        <w:rPr>
+          <w:b/>
+          <w:bCs/>
+          <w:color w:val="4472C4" w:themeColor="accent1"/>
+          <w:sz w:val="26"/>
+          <w:szCs w:val="26"/>
+        </w:rPr>
+        <w:t>case</w:t>
+      </w:r>
+      <w:proofErr w:type="spellEnd"/>
+    </w:p>
+    <w:p>
+      <w:pPr>
+        <w:spacing w:line="360" w:lineRule="auto"/>
+        <w:jc w:val="both"/>
+        <w:rPr>
+          <w:color w:val="000000" w:themeColor="text1"/>
+          <w:sz w:val="24"/>
+          <w:szCs w:val="24"/>
+        </w:rPr>
+      </w:pPr>
+      <w:r>
+        <w:rPr>
+          <w:b/>
+          <w:bCs/>
+          <w:color w:val="4472C4" w:themeColor="accent1"/>
+          <w:sz w:val="26"/>
+          <w:szCs w:val="26"/>
+        </w:rPr>
+        <w:drawing>
+          <wp:inline distT="0" distB="0" distL="0" distR="0" wp14:anchorId="2B64114A" wp14:editId="38F8072B">
+            <wp:extent cx="2955290" cy="3600450"/>
+            <wp:effectExtent l="0" t="0" r="0" b="0"/>
+            <wp:docPr id="1316332352" name="Kép 1"/>
+            <wp:cNvGraphicFramePr>
+              <a:graphicFrameLocks xmlns:a="http://schemas.openxmlformats.org/drawingml/2006/main" noChangeAspect="1"/>
+            </wp:cNvGraphicFramePr>
+            <a:graphic xmlns:a="http://schemas.openxmlformats.org/drawingml/2006/main">
+              <a:graphicData uri="http://schemas.openxmlformats.org/drawingml/2006/picture">
+                <pic:pic xmlns:pic="http://schemas.openxmlformats.org/drawingml/2006/picture">
+                  <pic:nvPicPr>
+                    <pic:cNvPr id="1316332352" name=""/>
+                    <pic:cNvPicPr/>
+                  </pic:nvPicPr>
+                  <pic:blipFill>
+                    <a:blip r:embed="rId7">
+                      <a:extLst>
+                        <a:ext uri="{28A0092B-C50C-407E-A947-70E740481C1C}">
+                          <a14:useLocalDpi xmlns:a14="http://schemas.microsoft.com/office/drawing/2010/main" val="0"/>
+                        </a:ext>
+                      </a:extLst>
+                    </a:blip>
+                    <a:stretch>
+                      <a:fillRect/>
+                    </a:stretch>
+                  </pic:blipFill>
+                  <pic:spPr>
+                    <a:xfrm>
+                      <a:off x="0" y="0"/>
+                      <a:ext cx="2955290" cy="3600450"/>
+                    </a:xfrm>
+                    <a:prstGeom prst="rect">
+                      <a:avLst/>
+                    </a:prstGeom>
+                  </pic:spPr>
+                </pic:pic>
+              </a:graphicData>
+            </a:graphic>
+          </wp:inline>
+        </w:drawing>
+      </w:r>
+    </w:p>
+    <w:p>
+      <w:pPr>
+        <w:spacing w:line="360" w:lineRule="auto"/>
+        <w:jc w:val="both"/>
+        <w:rPr>
+          <w:color w:val="000000" w:themeColor="text1"/>
+          <w:sz w:val="24"/>
+          <w:szCs w:val="24"/>
+        </w:rPr>
+      </w:pPr>
+      <w:r>
+        <w:rPr>
+          <w:color w:val="000000" w:themeColor="text1"/>
+          <w:sz w:val="24"/>
+          <w:szCs w:val="24"/>
+        </w:rPr>
+        <w:t>1. teszt – Ellenőrzi, hogy a szerver 200-as státusszal válaszolt-e, tehát sikeres volt-e a bejelentkezés.</w:t>
+      </w:r>
+    </w:p>
+    <w:p>
+      <w:pPr>
+        <w:spacing w:line="360" w:lineRule="auto"/>
+        <w:jc w:val="both"/>
+        <w:rPr>
+          <w:color w:val="000000" w:themeColor="text1"/>
+          <w:sz w:val="24"/>
+          <w:szCs w:val="24"/>
+        </w:rPr>
+      </w:pPr>
+      <w:r>
+        <w:rPr>
+          <w:color w:val="000000" w:themeColor="text1"/>
+          <w:sz w:val="24"/>
+          <w:szCs w:val="24"/>
+        </w:rPr>
+        <w:t xml:space="preserve">2. teszt – Megnézi, hogy a válaszban van-e </w:t>
+      </w:r>
+      <w:proofErr w:type="spellStart"/>
+      <w:r>
+        <w:rPr>
+          <w:color w:val="000000" w:themeColor="text1"/>
+          <w:sz w:val="24"/>
+          <w:szCs w:val="24"/>
+        </w:rPr>
+        <w:t>success</w:t>
+      </w:r>
+      <w:proofErr w:type="spellEnd"/>
+      <w:r>
+        <w:rPr>
+          <w:color w:val="000000" w:themeColor="text1"/>
+          <w:sz w:val="24"/>
+          <w:szCs w:val="24"/>
+        </w:rPr>
+        <w:t xml:space="preserve"> mező, és annak értéke </w:t>
+      </w:r>
+      <w:proofErr w:type="spellStart"/>
+      <w:r>
+        <w:rPr>
+          <w:color w:val="000000" w:themeColor="text1"/>
+          <w:sz w:val="24"/>
+          <w:szCs w:val="24"/>
+        </w:rPr>
+        <w:t>true</w:t>
+      </w:r>
+      <w:proofErr w:type="spellEnd"/>
+      <w:r>
+        <w:rPr>
+          <w:color w:val="000000" w:themeColor="text1"/>
+          <w:sz w:val="24"/>
+          <w:szCs w:val="24"/>
+        </w:rPr>
+        <w:t>-e.</w:t>
+      </w:r>
+    </w:p>
+    <w:p>
+      <w:pPr>
+        <w:spacing w:line="360" w:lineRule="auto"/>
+        <w:jc w:val="both"/>
+        <w:rPr>
+          <w:color w:val="000000" w:themeColor="text1"/>
+          <w:sz w:val="24"/>
+          <w:szCs w:val="24"/>
+        </w:rPr>
+      </w:pPr>
+      <w:r>
+        <w:rPr>
+          <w:color w:val="000000" w:themeColor="text1"/>
+          <w:sz w:val="24"/>
+          <w:szCs w:val="24"/>
+        </w:rPr>
+        <w:t xml:space="preserve">3. teszt – Ellenőrzi, hogy a válaszban a </w:t>
+      </w:r>
+      <w:proofErr w:type="spellStart"/>
+      <w:r>
+        <w:rPr>
+          <w:color w:val="000000" w:themeColor="text1"/>
+          <w:sz w:val="24"/>
+          <w:szCs w:val="24"/>
+        </w:rPr>
+        <w:t>user</w:t>
+      </w:r>
+      <w:proofErr w:type="spellEnd"/>
+      <w:r>
+        <w:rPr>
+          <w:color w:val="000000" w:themeColor="text1"/>
+          <w:sz w:val="24"/>
+          <w:szCs w:val="24"/>
+        </w:rPr>
+        <w:t xml:space="preserve"> objektumon belül megtalálható-e a </w:t>
+      </w:r>
+      <w:proofErr w:type="spellStart"/>
+      <w:r>
+        <w:rPr>
+          <w:color w:val="000000" w:themeColor="text1"/>
+          <w:sz w:val="24"/>
+          <w:szCs w:val="24"/>
+        </w:rPr>
+        <w:t>name</w:t>
+      </w:r>
+      <w:proofErr w:type="spellEnd"/>
+      <w:r>
+        <w:rPr>
+          <w:color w:val="000000" w:themeColor="text1"/>
+          <w:sz w:val="24"/>
+          <w:szCs w:val="24"/>
+        </w:rPr>
+        <w:t xml:space="preserve"> és </w:t>
+      </w:r>
+      <w:proofErr w:type="spellStart"/>
+      <w:r>
+        <w:rPr>
+          <w:color w:val="000000" w:themeColor="text1"/>
+          <w:sz w:val="24"/>
+          <w:szCs w:val="24"/>
+        </w:rPr>
+        <w:t>role</w:t>
+      </w:r>
+      <w:proofErr w:type="spellEnd"/>
+      <w:r>
+        <w:rPr>
+          <w:color w:val="000000" w:themeColor="text1"/>
+          <w:sz w:val="24"/>
+          <w:szCs w:val="24"/>
+        </w:rPr>
+        <w:t xml:space="preserve"> mező.</w:t>
+      </w:r>
+    </w:p>
+    <w:p>
+      <w:pPr>
+        <w:spacing w:line="360" w:lineRule="auto"/>
+        <w:jc w:val="both"/>
+        <w:rPr>
+          <w:color w:val="000000" w:themeColor="text1"/>
+          <w:sz w:val="24"/>
+          <w:szCs w:val="24"/>
+        </w:rPr>
+      </w:pPr>
+      <w:r>
+        <w:rPr>
+          <w:color w:val="000000" w:themeColor="text1"/>
+          <w:sz w:val="24"/>
+          <w:szCs w:val="24"/>
+        </w:rPr>
+        <w:t>4. teszt – Megnézi, hogy hibás jelszó esetén 401-es státuszkódot kap-e vissza.</w:t>
+      </w:r>
+    </w:p>
+    <w:p>
+      <w:pPr>
+        <w:spacing w:line="360" w:lineRule="auto"/>
+        <w:jc w:val="both"/>
+        <w:rPr>
+          <w:color w:val="000000" w:themeColor="text1"/>
+          <w:sz w:val="24"/>
+          <w:szCs w:val="24"/>
+        </w:rPr>
+      </w:pPr>
+      <w:r>
+        <w:rPr>
+          <w:color w:val="000000" w:themeColor="text1"/>
+          <w:sz w:val="24"/>
+          <w:szCs w:val="24"/>
+        </w:rPr>
+        <w:t>5. teszt – Megnézi, hogy hibás email esetén 400-as státuszkódot kap-e vissza.</w:t>
+      </w:r>
+    </w:p>
+    <w:p>
+      <w:pPr>
+        <w:spacing w:line="360" w:lineRule="auto"/>
+        <w:jc w:val="both"/>
+        <w:rPr>
+          <w:color w:val="000000" w:themeColor="text1"/>
+          <w:sz w:val="24"/>
+          <w:szCs w:val="24"/>
+        </w:rPr>
+      </w:pPr>
+      <w:r>
+        <w:rPr>
+          <w:color w:val="000000" w:themeColor="text1"/>
+          <w:sz w:val="24"/>
+          <w:szCs w:val="24"/>
+        </w:rPr>
+        <w:t>6. teszt – Megnézi, hogy üres mezők esetén 400-as státuszkódot kap-e vissza.</w:t>
+      </w:r>
+    </w:p>
+    <w:p>
+      <w:pPr>
+        <w:spacing w:line="360" w:lineRule="auto"/>
+        <w:jc w:val="both"/>
+        <w:rPr>
+          <w:b/>
+          <w:bCs/>
+          <w:color w:val="4472C4" w:themeColor="accent1"/>
+          <w:sz w:val="26"/>
+          <w:szCs w:val="26"/>
+        </w:rPr>
+      </w:pPr>
+      <w:r>
+        <w:rPr>
+          <w:b/>
+          <w:bCs/>
+          <w:color w:val="4472C4" w:themeColor="accent1"/>
+          <w:sz w:val="26"/>
+          <w:szCs w:val="26"/>
+        </w:rPr>
+        <w:lastRenderedPageBreak/>
+        <w:drawing>
+          <wp:anchor distT="0" distB="0" distL="114300" distR="114300" simplePos="0" relativeHeight="251659264" behindDoc="1" locked="0" layoutInCell="1" allowOverlap="1" wp14:anchorId="4DA962F4" wp14:editId="0450DF97">
+            <wp:simplePos x="0" y="0"/>
+            <wp:positionH relativeFrom="column">
+              <wp:posOffset>-3810</wp:posOffset>
+            </wp:positionH>
+            <wp:positionV relativeFrom="paragraph">
+              <wp:posOffset>285750</wp:posOffset>
+            </wp:positionV>
+            <wp:extent cx="3457575" cy="3346450"/>
+            <wp:effectExtent l="0" t="0" r="9525" b="6350"/>
+            <wp:wrapTight wrapText="bothSides">
+              <wp:wrapPolygon edited="0">
+                <wp:start x="0" y="0"/>
+                <wp:lineTo x="0" y="21518"/>
+                <wp:lineTo x="21540" y="21518"/>
+                <wp:lineTo x="21540" y="0"/>
+                <wp:lineTo x="0" y="0"/>
+              </wp:wrapPolygon>
+            </wp:wrapTight>
+            <wp:docPr id="25703959" name="Kép 1"/>
+            <wp:cNvGraphicFramePr>
+              <a:graphicFrameLocks xmlns:a="http://schemas.openxmlformats.org/drawingml/2006/main" noChangeAspect="1"/>
+            </wp:cNvGraphicFramePr>
+            <a:graphic xmlns:a="http://schemas.openxmlformats.org/drawingml/2006/main">
+              <a:graphicData uri="http://schemas.openxmlformats.org/drawingml/2006/picture">
+                <pic:pic xmlns:pic="http://schemas.openxmlformats.org/drawingml/2006/picture">
+                  <pic:nvPicPr>
+                    <pic:cNvPr id="25703959" name=""/>
+                    <pic:cNvPicPr/>
+                  </pic:nvPicPr>
+                  <pic:blipFill>
+                    <a:blip r:embed="rId8">
+                      <a:extLst>
+                        <a:ext uri="{28A0092B-C50C-407E-A947-70E740481C1C}">
+                          <a14:useLocalDpi xmlns:a14="http://schemas.microsoft.com/office/drawing/2010/main" val="0"/>
+                        </a:ext>
+                      </a:extLst>
+                    </a:blip>
+                    <a:stretch>
+                      <a:fillRect/>
+                    </a:stretch>
+                  </pic:blipFill>
+                  <pic:spPr>
+                    <a:xfrm>
+                      <a:off x="0" y="0"/>
+                      <a:ext cx="3457575" cy="3346450"/>
+                    </a:xfrm>
+                    <a:prstGeom prst="rect">
+                      <a:avLst/>
+                    </a:prstGeom>
+                  </pic:spPr>
+                </pic:pic>
+              </a:graphicData>
+            </a:graphic>
+            <wp14:sizeRelH relativeFrom="margin">
+              <wp14:pctWidth>0</wp14:pctWidth>
+            </wp14:sizeRelH>
+            <wp14:sizeRelV relativeFrom="margin">
+              <wp14:pctHeight>0</wp14:pctHeight>
+            </wp14:sizeRelV>
+          </wp:anchor>
+        </w:drawing>
+      </w:r>
+      <w:r>
+        <w:rPr>
+          <w:b/>
+          <w:bCs/>
+          <w:color w:val="4472C4" w:themeColor="accent1"/>
+          <w:sz w:val="26"/>
+          <w:szCs w:val="26"/>
+        </w:rPr>
+        <w:t>Regisztrációs oldal – ’</w:t>
+      </w:r>
+      <w:proofErr w:type="spellStart"/>
+      <w:r>
+        <w:rPr>
+          <w:b/>
+          <w:bCs/>
+          <w:color w:val="4472C4" w:themeColor="accent1"/>
+          <w:sz w:val="26"/>
+          <w:szCs w:val="26"/>
+        </w:rPr>
+        <w:t>register</w:t>
+      </w:r>
+      <w:proofErr w:type="spellEnd"/>
+      <w:r>
+        <w:rPr>
+          <w:b/>
+          <w:bCs/>
+          <w:color w:val="4472C4" w:themeColor="accent1"/>
+          <w:sz w:val="26"/>
+          <w:szCs w:val="26"/>
+        </w:rPr>
+        <w:t xml:space="preserve">’ </w:t>
+      </w:r>
+      <w:proofErr w:type="spellStart"/>
+      <w:r>
+        <w:rPr>
+          <w:b/>
+          <w:bCs/>
+          <w:color w:val="4472C4" w:themeColor="accent1"/>
+          <w:sz w:val="26"/>
+          <w:szCs w:val="26"/>
+        </w:rPr>
+        <w:t>case</w:t>
+      </w:r>
+      <w:proofErr w:type="spellEnd"/>
+      <w:r>
+        <w:rPr>
+          <w:b/>
+          <w:bCs/>
+          <w:color w:val="4472C4" w:themeColor="accent1"/>
+          <w:sz w:val="26"/>
+          <w:szCs w:val="26"/>
+        </w:rPr>
+        <w:t>:</w:t>
+      </w:r>
+    </w:p>
+    <w:p>
+      <w:pPr>
+        <w:spacing w:line="360" w:lineRule="auto"/>
+        <w:jc w:val="both"/>
+        <w:rPr>
+          <w:b/>
+          <w:bCs/>
+          <w:color w:val="4472C4" w:themeColor="accent1"/>
+          <w:sz w:val="26"/>
+          <w:szCs w:val="26"/>
+        </w:rPr>
+      </w:pPr>
+    </w:p>
+    <w:p>
+      <w:pPr>
+        <w:spacing w:line="360" w:lineRule="auto"/>
+        <w:jc w:val="both"/>
+        <w:rPr>
+          <w:b/>
+          <w:bCs/>
+          <w:color w:val="4472C4" w:themeColor="accent1"/>
+          <w:sz w:val="26"/>
+          <w:szCs w:val="26"/>
+        </w:rPr>
+      </w:pPr>
+    </w:p>
+    <w:p>
+      <w:pPr>
+        <w:spacing w:line="360" w:lineRule="auto"/>
+        <w:jc w:val="both"/>
+        <w:rPr>
+          <w:b/>
+          <w:bCs/>
+          <w:color w:val="4472C4" w:themeColor="accent1"/>
+          <w:sz w:val="26"/>
+          <w:szCs w:val="26"/>
+        </w:rPr>
+      </w:pPr>
+    </w:p>
+    <w:p>
+      <w:pPr>
+        <w:spacing w:line="360" w:lineRule="auto"/>
+        <w:jc w:val="both"/>
+        <w:rPr>
+          <w:b/>
+          <w:bCs/>
+          <w:color w:val="4472C4" w:themeColor="accent1"/>
+          <w:sz w:val="26"/>
+          <w:szCs w:val="26"/>
+        </w:rPr>
+      </w:pPr>
+    </w:p>
+    <w:p>
+      <w:pPr>
+        <w:spacing w:line="360" w:lineRule="auto"/>
+        <w:jc w:val="both"/>
+        <w:rPr>
+          <w:b/>
+          <w:bCs/>
+          <w:color w:val="4472C4" w:themeColor="accent1"/>
+          <w:sz w:val="26"/>
+          <w:szCs w:val="26"/>
+        </w:rPr>
+      </w:pPr>
+    </w:p>
+    <w:p>
+      <w:pPr>
+        <w:spacing w:line="360" w:lineRule="auto"/>
+        <w:jc w:val="both"/>
+        <w:rPr>
+          <w:b/>
+          <w:bCs/>
+          <w:color w:val="4472C4" w:themeColor="accent1"/>
+          <w:sz w:val="26"/>
+          <w:szCs w:val="26"/>
+        </w:rPr>
+      </w:pPr>
+    </w:p>
+    <w:p>
+      <w:pPr>
+        <w:spacing w:line="360" w:lineRule="auto"/>
+        <w:jc w:val="both"/>
+        <w:rPr>
+          <w:b/>
+          <w:bCs/>
+          <w:color w:val="4472C4" w:themeColor="accent1"/>
+          <w:sz w:val="26"/>
+          <w:szCs w:val="26"/>
+        </w:rPr>
+      </w:pPr>
+    </w:p>
+    <w:p>
+      <w:pPr>
+        <w:spacing w:line="360" w:lineRule="auto"/>
+        <w:jc w:val="both"/>
+        <w:rPr>
+          <w:b/>
+          <w:bCs/>
+          <w:color w:val="4472C4" w:themeColor="accent1"/>
+          <w:sz w:val="26"/>
+          <w:szCs w:val="26"/>
+        </w:rPr>
+      </w:pPr>
+    </w:p>
+    <w:p>
+      <w:pPr>
+        <w:spacing w:line="360" w:lineRule="auto"/>
+        <w:jc w:val="both"/>
+        <w:rPr>
+          <w:b/>
+          <w:bCs/>
+          <w:color w:val="4472C4" w:themeColor="accent1"/>
+          <w:sz w:val="26"/>
+          <w:szCs w:val="26"/>
+        </w:rPr>
+      </w:pPr>
+    </w:p>
+    <w:p>
+      <w:pPr>
+        <w:spacing w:line="360" w:lineRule="auto"/>
+        <w:jc w:val="both"/>
+        <w:rPr>
+          <w:b/>
+          <w:bCs/>
+          <w:color w:val="4472C4" w:themeColor="accent1"/>
+          <w:sz w:val="26"/>
+          <w:szCs w:val="26"/>
+        </w:rPr>
+      </w:pPr>
+    </w:p>
+    <w:p>
+      <w:pPr>
+        <w:spacing w:line="360" w:lineRule="auto"/>
+        <w:jc w:val="both"/>
+        <w:rPr>
+          <w:b/>
+          <w:bCs/>
+          <w:color w:val="4472C4" w:themeColor="accent1"/>
+          <w:sz w:val="26"/>
+          <w:szCs w:val="26"/>
+        </w:rPr>
+      </w:pPr>
+    </w:p>
+    <w:p>
+      <w:pPr>
+        <w:spacing w:line="360" w:lineRule="auto"/>
+        <w:jc w:val="both"/>
+        <w:rPr>
+          <w:color w:val="000000" w:themeColor="text1"/>
+          <w:sz w:val="24"/>
+          <w:szCs w:val="24"/>
+        </w:rPr>
+      </w:pPr>
+    </w:p>
+    <w:p>
+      <w:pPr>
+        <w:spacing w:line="360" w:lineRule="auto"/>
+        <w:jc w:val="both"/>
+        <w:rPr>
+          <w:color w:val="000000" w:themeColor="text1"/>
+          <w:sz w:val="24"/>
+          <w:szCs w:val="24"/>
+        </w:rPr>
+      </w:pPr>
+      <w:r>
+        <w:rPr>
+          <w:color w:val="000000" w:themeColor="text1"/>
+          <w:sz w:val="24"/>
+          <w:szCs w:val="24"/>
+        </w:rPr>
+        <w:t>1. teszt – Ellenőrzi, hogy sikeres regisztrációnál 200-as státuszkódot kap-e vissza.</w:t>
+      </w:r>
+    </w:p>
+    <w:p>
+      <w:pPr>
+        <w:spacing w:line="360" w:lineRule="auto"/>
+        <w:jc w:val="both"/>
+        <w:rPr>
+          <w:color w:val="000000" w:themeColor="text1"/>
+          <w:sz w:val="24"/>
+          <w:szCs w:val="24"/>
+        </w:rPr>
+      </w:pPr>
+      <w:r>
+        <w:rPr>
+          <w:color w:val="000000" w:themeColor="text1"/>
+          <w:sz w:val="24"/>
+          <w:szCs w:val="24"/>
+        </w:rPr>
+        <w:t xml:space="preserve">2. teszt – Megnézi, hogy a válaszban szerepel-e a </w:t>
+      </w:r>
+      <w:proofErr w:type="spellStart"/>
+      <w:r>
+        <w:rPr>
+          <w:color w:val="000000" w:themeColor="text1"/>
+          <w:sz w:val="24"/>
+          <w:szCs w:val="24"/>
+        </w:rPr>
+        <w:t>success</w:t>
+      </w:r>
+      <w:proofErr w:type="spellEnd"/>
+      <w:r>
+        <w:rPr>
+          <w:color w:val="000000" w:themeColor="text1"/>
+          <w:sz w:val="24"/>
+          <w:szCs w:val="24"/>
+        </w:rPr>
+        <w:t xml:space="preserve"> mező.</w:t>
+      </w:r>
+    </w:p>
+    <w:p>
+      <w:pPr>
+        <w:spacing w:line="360" w:lineRule="auto"/>
+        <w:jc w:val="both"/>
+        <w:rPr>
+          <w:color w:val="000000" w:themeColor="text1"/>
+          <w:sz w:val="24"/>
+          <w:szCs w:val="24"/>
+        </w:rPr>
+      </w:pPr>
+      <w:r>
+        <w:rPr>
+          <w:color w:val="000000" w:themeColor="text1"/>
+          <w:sz w:val="24"/>
+          <w:szCs w:val="24"/>
+        </w:rPr>
+        <w:t>3. teszt – Ellenőrzi, hogy már létező email esetén 400-as státuszkódot kap-e vissza.</w:t>
+      </w:r>
+    </w:p>
+    <w:p>
+      <w:pPr>
+        <w:spacing w:line="360" w:lineRule="auto"/>
+        <w:jc w:val="both"/>
+        <w:rPr>
+          <w:color w:val="000000" w:themeColor="text1"/>
+          <w:sz w:val="24"/>
+          <w:szCs w:val="24"/>
+        </w:rPr>
+      </w:pPr>
+      <w:r>
+        <w:rPr>
+          <w:color w:val="000000" w:themeColor="text1"/>
+          <w:sz w:val="24"/>
+          <w:szCs w:val="24"/>
+        </w:rPr>
+        <w:t xml:space="preserve">4. teszt – Megnézi, hogy a hibaválaszban szerepel-e az </w:t>
+      </w:r>
+      <w:proofErr w:type="spellStart"/>
+      <w:r>
+        <w:rPr>
+          <w:color w:val="000000" w:themeColor="text1"/>
+          <w:sz w:val="24"/>
+          <w:szCs w:val="24"/>
+        </w:rPr>
+        <w:t>error</w:t>
+      </w:r>
+      <w:proofErr w:type="spellEnd"/>
+      <w:r>
+        <w:rPr>
+          <w:color w:val="000000" w:themeColor="text1"/>
+          <w:sz w:val="24"/>
+          <w:szCs w:val="24"/>
+        </w:rPr>
+        <w:t xml:space="preserve"> mező.</w:t>
+      </w:r>
+    </w:p>
+    <w:p>
+      <w:pPr>
+        <w:spacing w:line="360" w:lineRule="auto"/>
+        <w:jc w:val="both"/>
+        <w:rPr>
+          <w:color w:val="000000" w:themeColor="text1"/>
+          <w:sz w:val="24"/>
+          <w:szCs w:val="24"/>
+        </w:rPr>
+      </w:pPr>
+      <w:r>
+        <w:rPr>
+          <w:color w:val="000000" w:themeColor="text1"/>
+          <w:sz w:val="24"/>
+          <w:szCs w:val="24"/>
+        </w:rPr>
+        <w:t>5. teszt – Ellenőrzi, hogy hiányos adatok esetén 400-as státuszkódot kap-e vissza.</w:t>
+      </w:r>
+    </w:p>
+    <w:p>
+      <w:pPr>
+        <w:rPr>
+          <w:color w:val="000000" w:themeColor="text1"/>
+          <w:sz w:val="24"/>
+          <w:szCs w:val="24"/>
+        </w:rPr>
+      </w:pPr>
+      <w:r>
+        <w:rPr>
+          <w:color w:val="000000" w:themeColor="text1"/>
+          <w:sz w:val="24"/>
+          <w:szCs w:val="24"/>
+        </w:rPr>
+        <w:br w:type="page"/>
+      </w:r>
+    </w:p>
+    <w:p>
+      <w:pPr>
+        <w:spacing w:line="360" w:lineRule="auto"/>
+        <w:jc w:val="both"/>
+        <w:rPr>
+          <w:color w:val="000000" w:themeColor="text1"/>
+          <w:sz w:val="24"/>
+          <w:szCs w:val="24"/>
+        </w:rPr>
+      </w:pPr>
+      <w:r>
+        <w:rPr>
+          <w:b/>
+          <w:bCs/>
+          <w:color w:val="4472C4" w:themeColor="accent1"/>
+          <w:sz w:val="26"/>
+          <w:szCs w:val="26"/>
+        </w:rPr>
+        <w:lastRenderedPageBreak/>
+        <w:t>Termékek oldal – ’</w:t>
+      </w:r>
+      <w:proofErr w:type="spellStart"/>
+      <w:r>
+        <w:rPr>
+          <w:b/>
+          <w:bCs/>
+          <w:color w:val="4472C4" w:themeColor="accent1"/>
+          <w:sz w:val="26"/>
+          <w:szCs w:val="26"/>
+        </w:rPr>
+        <w:t>rendeles</w:t>
+      </w:r>
+      <w:proofErr w:type="spellEnd"/>
+      <w:r>
+        <w:rPr>
+          <w:b/>
+          <w:bCs/>
+          <w:color w:val="4472C4" w:themeColor="accent1"/>
+          <w:sz w:val="26"/>
+          <w:szCs w:val="26"/>
+        </w:rPr>
+        <w:t xml:space="preserve">’ </w:t>
+      </w:r>
+      <w:proofErr w:type="spellStart"/>
+      <w:r>
+        <w:rPr>
+          <w:b/>
+          <w:bCs/>
+          <w:color w:val="4472C4" w:themeColor="accent1"/>
+          <w:sz w:val="26"/>
+          <w:szCs w:val="26"/>
+        </w:rPr>
+        <w:t>case</w:t>
+      </w:r>
+      <w:proofErr w:type="spellEnd"/>
+      <w:r>
+        <w:rPr>
+          <w:color w:val="000000" w:themeColor="text1"/>
+          <w:sz w:val="24"/>
+          <w:szCs w:val="24"/>
+        </w:rPr>
+        <w:t>:</w:t>
+      </w:r>
+    </w:p>
+    <w:p>
+      <w:pPr>
+        <w:spacing w:line="360" w:lineRule="auto"/>
+        <w:jc w:val="both"/>
+        <w:rPr>
+          <w:color w:val="000000" w:themeColor="text1"/>
+          <w:sz w:val="24"/>
+          <w:szCs w:val="24"/>
+        </w:rPr>
+      </w:pPr>
+      <w:r>
+        <w:rPr>
+          <w:color w:val="000000" w:themeColor="text1"/>
+          <w:sz w:val="24"/>
+          <w:szCs w:val="24"/>
+        </w:rPr>
+        <w:drawing>
+          <wp:inline distT="0" distB="0" distL="0" distR="0" wp14:anchorId="1750C3A6" wp14:editId="6DE13727">
+            <wp:extent cx="2793706" cy="3209925"/>
+            <wp:effectExtent l="0" t="0" r="6985" b="0"/>
+            <wp:docPr id="194607794" name="Kép 1"/>
+            <wp:cNvGraphicFramePr>
+              <a:graphicFrameLocks xmlns:a="http://schemas.openxmlformats.org/drawingml/2006/main" noChangeAspect="1"/>
+            </wp:cNvGraphicFramePr>
+            <a:graphic xmlns:a="http://schemas.openxmlformats.org/drawingml/2006/main">
+              <a:graphicData uri="http://schemas.openxmlformats.org/drawingml/2006/picture">
+                <pic:pic xmlns:pic="http://schemas.openxmlformats.org/drawingml/2006/picture">
+                  <pic:nvPicPr>
+                    <pic:cNvPr id="194607794" name=""/>
+                    <pic:cNvPicPr/>
+                  </pic:nvPicPr>
+                  <pic:blipFill>
+                    <a:blip r:embed="rId9"/>
+                    <a:stretch>
+                      <a:fillRect/>
+                    </a:stretch>
+                  </pic:blipFill>
+                  <pic:spPr>
+                    <a:xfrm>
+                      <a:off x="0" y="0"/>
+                      <a:ext cx="2797445" cy="3214222"/>
+                    </a:xfrm>
+                    <a:prstGeom prst="rect">
+                      <a:avLst/>
+                    </a:prstGeom>
+                  </pic:spPr>
+                </pic:pic>
+              </a:graphicData>
+            </a:graphic>
+          </wp:inline>
+        </w:drawing>
+      </w:r>
+    </w:p>
+    <w:p>
+      <w:pPr>
+        <w:spacing w:line="360" w:lineRule="auto"/>
+        <w:jc w:val="both"/>
+        <w:rPr>
+          <w:color w:val="000000" w:themeColor="text1"/>
+          <w:sz w:val="24"/>
+          <w:szCs w:val="24"/>
+        </w:rPr>
+      </w:pPr>
+      <w:r>
+        <w:rPr>
+          <w:color w:val="000000" w:themeColor="text1"/>
+          <w:sz w:val="24"/>
+          <w:szCs w:val="24"/>
+        </w:rPr>
+        <w:t>1. teszt – Ellenőrzi, hogy sikeres rendelésnél 200-as státuszkódot kap-e vissza.</w:t>
+      </w:r>
+    </w:p>
+    <w:p>
+      <w:pPr>
+        <w:spacing w:line="360" w:lineRule="auto"/>
+        <w:jc w:val="both"/>
+        <w:rPr>
+          <w:color w:val="000000" w:themeColor="text1"/>
+          <w:sz w:val="24"/>
+          <w:szCs w:val="24"/>
+        </w:rPr>
+      </w:pPr>
+      <w:r>
+        <w:rPr>
+          <w:color w:val="000000" w:themeColor="text1"/>
+          <w:sz w:val="24"/>
+          <w:szCs w:val="24"/>
+        </w:rPr>
+        <w:t xml:space="preserve">2. teszt – Megnézi, hogy a válaszban a </w:t>
+      </w:r>
+      <w:proofErr w:type="spellStart"/>
+      <w:r>
+        <w:rPr>
+          <w:color w:val="000000" w:themeColor="text1"/>
+          <w:sz w:val="24"/>
+          <w:szCs w:val="24"/>
+        </w:rPr>
+        <w:t>success</w:t>
+      </w:r>
+      <w:proofErr w:type="spellEnd"/>
+      <w:r>
+        <w:rPr>
+          <w:color w:val="000000" w:themeColor="text1"/>
+          <w:sz w:val="24"/>
+          <w:szCs w:val="24"/>
+        </w:rPr>
+        <w:t xml:space="preserve"> mező értéke </w:t>
+      </w:r>
+      <w:proofErr w:type="spellStart"/>
+      <w:r>
+        <w:rPr>
+          <w:color w:val="000000" w:themeColor="text1"/>
+          <w:sz w:val="24"/>
+          <w:szCs w:val="24"/>
+        </w:rPr>
+        <w:t>true</w:t>
+      </w:r>
+      <w:proofErr w:type="spellEnd"/>
+      <w:r>
+        <w:rPr>
+          <w:color w:val="000000" w:themeColor="text1"/>
+          <w:sz w:val="24"/>
+          <w:szCs w:val="24"/>
+        </w:rPr>
+        <w:t>-e.</w:t>
+      </w:r>
+    </w:p>
+    <w:p>
+      <w:pPr>
+        <w:spacing w:line="360" w:lineRule="auto"/>
+        <w:jc w:val="both"/>
+        <w:rPr>
+          <w:color w:val="000000" w:themeColor="text1"/>
+          <w:sz w:val="24"/>
+          <w:szCs w:val="24"/>
+        </w:rPr>
+      </w:pPr>
+      <w:r>
+        <w:rPr>
+          <w:color w:val="000000" w:themeColor="text1"/>
+          <w:sz w:val="24"/>
+          <w:szCs w:val="24"/>
+        </w:rPr>
+        <w:t>3. teszt – Ellenőrzi, hogy üres kosár esetén 400-as státuszkódot kap-e vissza.</w:t>
+      </w:r>
+    </w:p>
+    <w:p>
+      <w:pPr>
+        <w:spacing w:line="360" w:lineRule="auto"/>
+        <w:jc w:val="both"/>
+        <w:rPr>
+          <w:color w:val="000000" w:themeColor="text1"/>
+          <w:sz w:val="24"/>
+          <w:szCs w:val="24"/>
+        </w:rPr>
+      </w:pPr>
+      <w:r>
+        <w:rPr>
+          <w:color w:val="000000" w:themeColor="text1"/>
+          <w:sz w:val="24"/>
+          <w:szCs w:val="24"/>
+        </w:rPr>
+        <w:t xml:space="preserve">4. teszt – Megnézi, hogy az üres kosárnál a válaszban szerepel-e a </w:t>
+      </w:r>
+      <w:proofErr w:type="spellStart"/>
+      <w:r>
+        <w:rPr>
+          <w:color w:val="000000" w:themeColor="text1"/>
+          <w:sz w:val="24"/>
+          <w:szCs w:val="24"/>
+        </w:rPr>
+        <w:t>valasz</w:t>
+      </w:r>
+      <w:proofErr w:type="spellEnd"/>
+      <w:r>
+        <w:rPr>
+          <w:color w:val="000000" w:themeColor="text1"/>
+          <w:sz w:val="24"/>
+          <w:szCs w:val="24"/>
+        </w:rPr>
+        <w:t xml:space="preserve"> mező.</w:t>
+      </w:r>
+    </w:p>
+    <w:p>
+      <w:pPr>
+        <w:spacing w:line="360" w:lineRule="auto"/>
+        <w:jc w:val="both"/>
+        <w:rPr>
+          <w:color w:val="000000" w:themeColor="text1"/>
+          <w:sz w:val="24"/>
+          <w:szCs w:val="24"/>
+        </w:rPr>
+      </w:pPr>
+      <w:r>
+        <w:rPr>
+          <w:color w:val="000000" w:themeColor="text1"/>
+          <w:sz w:val="24"/>
+          <w:szCs w:val="24"/>
+        </w:rPr>
+        <w:t>5. teszt – Ellenőrzi, hogy hibás termék adatnál 400-as státuszkódot kap-e vissza.</w:t>
+      </w:r>
+    </w:p>
+    <w:p>
+      <w:pPr>
+        <w:spacing w:line="360" w:lineRule="auto"/>
+        <w:jc w:val="both"/>
+        <w:rPr>
+          <w:color w:val="000000" w:themeColor="text1"/>
+          <w:sz w:val="24"/>
+          <w:szCs w:val="24"/>
+        </w:rPr>
+      </w:pPr>
+      <w:r>
+        <w:rPr>
+          <w:color w:val="000000" w:themeColor="text1"/>
+          <w:sz w:val="24"/>
+          <w:szCs w:val="24"/>
+        </w:rPr>
+        <w:t>6. teszt – Ellenőrzi, hogy érvénytelen mennyiség esetén 400-as státuszkódot kap-e vissza.</w:t>
+      </w:r>
+    </w:p>
+    <w:p>
+      <w:pPr>
+        <w:rPr>
+          <w:color w:val="000000" w:themeColor="text1"/>
+          <w:sz w:val="24"/>
+          <w:szCs w:val="24"/>
+        </w:rPr>
+      </w:pPr>
+      <w:r>
+        <w:rPr>
+          <w:color w:val="000000" w:themeColor="text1"/>
+          <w:sz w:val="24"/>
+          <w:szCs w:val="24"/>
+        </w:rPr>
+        <w:br w:type="page"/>
+      </w:r>
+    </w:p>
+    <w:p>
+      <w:pPr>
+        <w:spacing w:line="360" w:lineRule="auto"/>
+        <w:jc w:val="both"/>
+        <w:rPr>
+          <w:b/>
+          <w:bCs/>
+          <w:color w:val="4472C4" w:themeColor="accent1"/>
+          <w:sz w:val="26"/>
+          <w:szCs w:val="26"/>
+        </w:rPr>
+      </w:pPr>
+      <w:r>
+        <w:rPr>
+          <w:b/>
+          <w:bCs/>
+          <w:color w:val="4472C4" w:themeColor="accent1"/>
+          <w:sz w:val="26"/>
+          <w:szCs w:val="26"/>
+        </w:rPr>
+        <w:lastRenderedPageBreak/>
+        <w:t xml:space="preserve">Menük oldal – ’minden’ </w:t>
+      </w:r>
+      <w:proofErr w:type="spellStart"/>
+      <w:r>
+        <w:rPr>
+          <w:b/>
+          <w:bCs/>
+          <w:color w:val="4472C4" w:themeColor="accent1"/>
+          <w:sz w:val="26"/>
+          <w:szCs w:val="26"/>
+        </w:rPr>
+        <w:t>case</w:t>
+      </w:r>
+      <w:proofErr w:type="spellEnd"/>
+      <w:r>
+        <w:rPr>
+          <w:b/>
+          <w:bCs/>
+          <w:color w:val="4472C4" w:themeColor="accent1"/>
+          <w:sz w:val="26"/>
+          <w:szCs w:val="26"/>
+        </w:rPr>
+        <w:t>:</w:t>
+      </w:r>
+    </w:p>
+    <w:p>
+      <w:pPr>
+        <w:spacing w:line="360" w:lineRule="auto"/>
+        <w:jc w:val="both"/>
+        <w:rPr>
+          <w:color w:val="000000" w:themeColor="text1"/>
+          <w:sz w:val="24"/>
+          <w:szCs w:val="24"/>
+        </w:rPr>
+      </w:pPr>
+      <w:r>
+        <w:rPr>
+          <w:color w:val="000000" w:themeColor="text1"/>
+          <w:sz w:val="24"/>
+          <w:szCs w:val="24"/>
+        </w:rPr>
+        <w:drawing>
+          <wp:inline distT="0" distB="0" distL="0" distR="0" wp14:anchorId="0ACA77AE" wp14:editId="088FC1AD">
+            <wp:extent cx="3876675" cy="2964516"/>
+            <wp:effectExtent l="0" t="0" r="0" b="7620"/>
+            <wp:docPr id="1704565896" name="Kép 1"/>
+            <wp:cNvGraphicFramePr>
+              <a:graphicFrameLocks xmlns:a="http://schemas.openxmlformats.org/drawingml/2006/main" noChangeAspect="1"/>
+            </wp:cNvGraphicFramePr>
+            <a:graphic xmlns:a="http://schemas.openxmlformats.org/drawingml/2006/main">
+              <a:graphicData uri="http://schemas.openxmlformats.org/drawingml/2006/picture">
+                <pic:pic xmlns:pic="http://schemas.openxmlformats.org/drawingml/2006/picture">
+                  <pic:nvPicPr>
+                    <pic:cNvPr id="1704565896" name=""/>
+                    <pic:cNvPicPr/>
+                  </pic:nvPicPr>
+                  <pic:blipFill>
+                    <a:blip r:embed="rId10"/>
+                    <a:stretch>
+                      <a:fillRect/>
+                    </a:stretch>
+                  </pic:blipFill>
+                  <pic:spPr>
+                    <a:xfrm>
+                      <a:off x="0" y="0"/>
+                      <a:ext cx="3880030" cy="2967081"/>
+                    </a:xfrm>
+                    <a:prstGeom prst="rect">
+                      <a:avLst/>
+                    </a:prstGeom>
+                  </pic:spPr>
+                </pic:pic>
+              </a:graphicData>
+            </a:graphic>
+          </wp:inline>
+        </w:drawing>
+      </w:r>
+    </w:p>
+    <w:p>
+      <w:pPr>
+        <w:spacing w:line="360" w:lineRule="auto"/>
+        <w:jc w:val="both"/>
+        <w:rPr>
+          <w:color w:val="000000" w:themeColor="text1"/>
+          <w:sz w:val="24"/>
+          <w:szCs w:val="24"/>
+        </w:rPr>
+      </w:pPr>
+      <w:r>
+        <w:rPr>
+          <w:color w:val="000000" w:themeColor="text1"/>
+          <w:sz w:val="24"/>
+          <w:szCs w:val="24"/>
+        </w:rPr>
+        <w:t>1. teszt – Ellenőrzi, hogy sikeres lekérésnél 200-as státuszkódot kap-e vissza.</w:t>
+      </w:r>
+    </w:p>
+    <w:p>
+      <w:pPr>
+        <w:spacing w:line="360" w:lineRule="auto"/>
+        <w:jc w:val="both"/>
+        <w:rPr>
+          <w:color w:val="000000" w:themeColor="text1"/>
+          <w:sz w:val="24"/>
+          <w:szCs w:val="24"/>
+        </w:rPr>
+      </w:pPr>
+      <w:r>
+        <w:rPr>
+          <w:color w:val="000000" w:themeColor="text1"/>
+          <w:sz w:val="24"/>
+          <w:szCs w:val="24"/>
+        </w:rPr>
+        <w:t>2. teszt – Megnézi, hogy a válasz tömb-e, tehát több menü érkezik-e vissza.</w:t>
+      </w:r>
+    </w:p>
+    <w:p>
+      <w:pPr>
+        <w:spacing w:line="360" w:lineRule="auto"/>
+        <w:jc w:val="both"/>
+        <w:rPr>
+          <w:color w:val="000000" w:themeColor="text1"/>
+          <w:sz w:val="24"/>
+          <w:szCs w:val="24"/>
+        </w:rPr>
+      </w:pPr>
+      <w:r>
+        <w:rPr>
+          <w:color w:val="000000" w:themeColor="text1"/>
+          <w:sz w:val="24"/>
+          <w:szCs w:val="24"/>
+        </w:rPr>
+        <w:t xml:space="preserve">3. teszt – Ellenőrzi, hogy az első elem tartalmazza-e az </w:t>
+      </w:r>
+      <w:proofErr w:type="spellStart"/>
+      <w:r>
+        <w:rPr>
+          <w:color w:val="000000" w:themeColor="text1"/>
+          <w:sz w:val="24"/>
+          <w:szCs w:val="24"/>
+        </w:rPr>
+        <w:t>id</w:t>
+      </w:r>
+      <w:proofErr w:type="spellEnd"/>
+      <w:r>
+        <w:rPr>
+          <w:color w:val="000000" w:themeColor="text1"/>
+          <w:sz w:val="24"/>
+          <w:szCs w:val="24"/>
+        </w:rPr>
+        <w:t xml:space="preserve">, </w:t>
+      </w:r>
+      <w:proofErr w:type="spellStart"/>
+      <w:r>
+        <w:rPr>
+          <w:color w:val="000000" w:themeColor="text1"/>
+          <w:sz w:val="24"/>
+          <w:szCs w:val="24"/>
+        </w:rPr>
+        <w:t>name</w:t>
+      </w:r>
+      <w:proofErr w:type="spellEnd"/>
+      <w:r>
+        <w:rPr>
+          <w:color w:val="000000" w:themeColor="text1"/>
+          <w:sz w:val="24"/>
+          <w:szCs w:val="24"/>
+        </w:rPr>
+        <w:t xml:space="preserve"> és </w:t>
+      </w:r>
+      <w:proofErr w:type="spellStart"/>
+      <w:r>
+        <w:rPr>
+          <w:color w:val="000000" w:themeColor="text1"/>
+          <w:sz w:val="24"/>
+          <w:szCs w:val="24"/>
+        </w:rPr>
+        <w:t>price</w:t>
+      </w:r>
+      <w:proofErr w:type="spellEnd"/>
+      <w:r>
+        <w:rPr>
+          <w:color w:val="000000" w:themeColor="text1"/>
+          <w:sz w:val="24"/>
+          <w:szCs w:val="24"/>
+        </w:rPr>
+        <w:t xml:space="preserve"> mezőket.</w:t>
+      </w:r>
+    </w:p>
+    <w:p>
+      <w:pPr>
+        <w:spacing w:line="360" w:lineRule="auto"/>
+        <w:jc w:val="both"/>
+        <w:rPr>
+          <w:color w:val="000000" w:themeColor="text1"/>
+          <w:sz w:val="24"/>
+          <w:szCs w:val="24"/>
+        </w:rPr>
+      </w:pPr>
+      <w:r>
+        <w:rPr>
+          <w:color w:val="000000" w:themeColor="text1"/>
+          <w:sz w:val="24"/>
+          <w:szCs w:val="24"/>
+        </w:rPr>
+        <w:t>4. teszt – Ellenőrzi, hogy nem GET kérés esetén 405-ös státuszkódot kap-e vissza.</w:t>
+      </w:r>
+    </w:p>
+    <w:p>
+      <w:pPr>
+        <w:rPr>
+          <w:color w:val="000000" w:themeColor="text1"/>
+          <w:sz w:val="24"/>
+          <w:szCs w:val="24"/>
+        </w:rPr>
+      </w:pPr>
+      <w:r>
+        <w:rPr>
+          <w:color w:val="000000" w:themeColor="text1"/>
+          <w:sz w:val="24"/>
+          <w:szCs w:val="24"/>
+        </w:rPr>
+        <w:br w:type="page"/>
+      </w:r>
+    </w:p>
+    <w:p>
+      <w:pPr>
+        <w:spacing w:line="360" w:lineRule="auto"/>
+        <w:jc w:val="both"/>
+        <w:rPr>
+          <w:b/>
+          <w:bCs/>
+          <w:color w:val="4472C4" w:themeColor="accent1"/>
+          <w:sz w:val="26"/>
+          <w:szCs w:val="26"/>
+        </w:rPr>
+      </w:pPr>
+      <w:r>
+        <w:rPr>
+          <w:b/>
+          <w:bCs/>
+          <w:color w:val="4472C4" w:themeColor="accent1"/>
+          <w:sz w:val="26"/>
+          <w:szCs w:val="26"/>
+        </w:rPr>
+        <w:lastRenderedPageBreak/>
+        <w:t>Rendeléseim oldal – ’</w:t>
+      </w:r>
+      <w:proofErr w:type="spellStart"/>
+      <w:r>
+        <w:rPr>
+          <w:b/>
+          <w:bCs/>
+          <w:color w:val="4472C4" w:themeColor="accent1"/>
+          <w:sz w:val="26"/>
+          <w:szCs w:val="26"/>
+        </w:rPr>
+        <w:t>orderagain</w:t>
+      </w:r>
+      <w:proofErr w:type="spellEnd"/>
+      <w:r>
+        <w:rPr>
+          <w:b/>
+          <w:bCs/>
+          <w:color w:val="4472C4" w:themeColor="accent1"/>
+          <w:sz w:val="26"/>
+          <w:szCs w:val="26"/>
+        </w:rPr>
+        <w:t xml:space="preserve">’ </w:t>
+      </w:r>
+      <w:proofErr w:type="spellStart"/>
+      <w:r>
+        <w:rPr>
+          <w:b/>
+          <w:bCs/>
+          <w:color w:val="4472C4" w:themeColor="accent1"/>
+          <w:sz w:val="26"/>
+          <w:szCs w:val="26"/>
+        </w:rPr>
+        <w:t>case</w:t>
+      </w:r>
+      <w:proofErr w:type="spellEnd"/>
+      <w:r>
+        <w:rPr>
+          <w:b/>
+          <w:bCs/>
+          <w:color w:val="4472C4" w:themeColor="accent1"/>
+          <w:sz w:val="26"/>
+          <w:szCs w:val="26"/>
+        </w:rPr>
+        <w:t>:</w:t>
+      </w:r>
+    </w:p>
+    <w:p>
+      <w:pPr>
+        <w:spacing w:line="360" w:lineRule="auto"/>
+        <w:jc w:val="both"/>
+        <w:rPr>
+          <w:color w:val="000000" w:themeColor="text1"/>
+          <w:sz w:val="24"/>
+          <w:szCs w:val="24"/>
+        </w:rPr>
+      </w:pPr>
+      <w:r>
+        <w:rPr>
+          <w:color w:val="000000" w:themeColor="text1"/>
+          <w:sz w:val="24"/>
+          <w:szCs w:val="24"/>
+        </w:rPr>
+        <w:drawing>
+          <wp:inline distT="0" distB="0" distL="0" distR="0" wp14:anchorId="7EFE4474" wp14:editId="7B95166A">
+            <wp:extent cx="4182059" cy="4001058"/>
+            <wp:effectExtent l="0" t="0" r="9525" b="0"/>
+            <wp:docPr id="1915359256" name="Kép 1"/>
+            <wp:cNvGraphicFramePr>
+              <a:graphicFrameLocks xmlns:a="http://schemas.openxmlformats.org/drawingml/2006/main" noChangeAspect="1"/>
+            </wp:cNvGraphicFramePr>
+            <a:graphic xmlns:a="http://schemas.openxmlformats.org/drawingml/2006/main">
+              <a:graphicData uri="http://schemas.openxmlformats.org/drawingml/2006/picture">
+                <pic:pic xmlns:pic="http://schemas.openxmlformats.org/drawingml/2006/picture">
+                  <pic:nvPicPr>
+                    <pic:cNvPr id="1915359256" name=""/>
+                    <pic:cNvPicPr/>
+                  </pic:nvPicPr>
+                  <pic:blipFill>
+                    <a:blip r:embed="rId11"/>
+                    <a:stretch>
+                      <a:fillRect/>
+                    </a:stretch>
+                  </pic:blipFill>
+                  <pic:spPr>
+                    <a:xfrm>
+                      <a:off x="0" y="0"/>
+                      <a:ext cx="4182059" cy="4001058"/>
+                    </a:xfrm>
+                    <a:prstGeom prst="rect">
+                      <a:avLst/>
+                    </a:prstGeom>
+                  </pic:spPr>
+                </pic:pic>
+              </a:graphicData>
+            </a:graphic>
+          </wp:inline>
+        </w:drawing>
+      </w:r>
+    </w:p>
+    <w:p>
+      <w:pPr>
+        <w:spacing w:line="360" w:lineRule="auto"/>
+        <w:jc w:val="both"/>
+        <w:rPr>
+          <w:color w:val="000000" w:themeColor="text1"/>
+          <w:sz w:val="24"/>
+          <w:szCs w:val="24"/>
+        </w:rPr>
+      </w:pPr>
+      <w:r>
+        <w:rPr>
+          <w:color w:val="000000" w:themeColor="text1"/>
+          <w:sz w:val="24"/>
+          <w:szCs w:val="24"/>
+        </w:rPr>
+        <w:t xml:space="preserve">1. teszt – Ellenőrzi, hogy sikeres </w:t>
+      </w:r>
+      <w:proofErr w:type="spellStart"/>
+      <w:r>
+        <w:rPr>
+          <w:color w:val="000000" w:themeColor="text1"/>
+          <w:sz w:val="24"/>
+          <w:szCs w:val="24"/>
+        </w:rPr>
+        <w:t>újrarendelésnél</w:t>
+      </w:r>
+      <w:proofErr w:type="spellEnd"/>
+      <w:r>
+        <w:rPr>
+          <w:color w:val="000000" w:themeColor="text1"/>
+          <w:sz w:val="24"/>
+          <w:szCs w:val="24"/>
+        </w:rPr>
+        <w:t xml:space="preserve"> 201-es státuszkódot kap-e vissza.</w:t>
+      </w:r>
+    </w:p>
+    <w:p>
+      <w:pPr>
+        <w:spacing w:line="360" w:lineRule="auto"/>
+        <w:jc w:val="both"/>
+        <w:rPr>
+          <w:color w:val="000000" w:themeColor="text1"/>
+          <w:sz w:val="24"/>
+          <w:szCs w:val="24"/>
+        </w:rPr>
+      </w:pPr>
+      <w:r>
+        <w:rPr>
+          <w:color w:val="000000" w:themeColor="text1"/>
+          <w:sz w:val="24"/>
+          <w:szCs w:val="24"/>
+        </w:rPr>
+        <w:t xml:space="preserve">2. teszt – Megnézi, hogy a válaszban szerepel-e a </w:t>
+      </w:r>
+      <w:proofErr w:type="spellStart"/>
+      <w:r>
+        <w:rPr>
+          <w:color w:val="000000" w:themeColor="text1"/>
+          <w:sz w:val="24"/>
+          <w:szCs w:val="24"/>
+        </w:rPr>
+        <w:t>valasz</w:t>
+      </w:r>
+      <w:proofErr w:type="spellEnd"/>
+      <w:r>
+        <w:rPr>
+          <w:color w:val="000000" w:themeColor="text1"/>
+          <w:sz w:val="24"/>
+          <w:szCs w:val="24"/>
+        </w:rPr>
+        <w:t xml:space="preserve"> mező.</w:t>
+      </w:r>
+    </w:p>
+    <w:p>
+      <w:pPr>
+        <w:spacing w:line="360" w:lineRule="auto"/>
+        <w:jc w:val="both"/>
+        <w:rPr>
+          <w:color w:val="000000" w:themeColor="text1"/>
+          <w:sz w:val="24"/>
+          <w:szCs w:val="24"/>
+        </w:rPr>
+      </w:pPr>
+      <w:r>
+        <w:rPr>
+          <w:color w:val="000000" w:themeColor="text1"/>
+          <w:sz w:val="24"/>
+          <w:szCs w:val="24"/>
+        </w:rPr>
+        <w:t>3. teszt – Ellenőrzi, hogy üres termékek esetén 400-as státuszkódot kap-e vissza.</w:t>
+      </w:r>
+    </w:p>
+    <w:p>
+      <w:pPr>
+        <w:spacing w:line="360" w:lineRule="auto"/>
+        <w:jc w:val="both"/>
+        <w:rPr>
+          <w:color w:val="000000" w:themeColor="text1"/>
+          <w:sz w:val="24"/>
+          <w:szCs w:val="24"/>
+        </w:rPr>
+      </w:pPr>
+      <w:r>
+        <w:rPr>
+          <w:color w:val="000000" w:themeColor="text1"/>
+          <w:sz w:val="24"/>
+          <w:szCs w:val="24"/>
+        </w:rPr>
+        <w:t xml:space="preserve">4. teszt – Megnézi, hogy a hibaválaszban is szerepel-e a </w:t>
+      </w:r>
+      <w:proofErr w:type="spellStart"/>
+      <w:r>
+        <w:rPr>
+          <w:color w:val="000000" w:themeColor="text1"/>
+          <w:sz w:val="24"/>
+          <w:szCs w:val="24"/>
+        </w:rPr>
+        <w:t>valasz</w:t>
+      </w:r>
+      <w:proofErr w:type="spellEnd"/>
+      <w:r>
+        <w:rPr>
+          <w:color w:val="000000" w:themeColor="text1"/>
+          <w:sz w:val="24"/>
+          <w:szCs w:val="24"/>
+        </w:rPr>
+        <w:t xml:space="preserve"> mező.</w:t>
+      </w:r>
+    </w:p>
+    <w:p>
+      <w:pPr>
+        <w:spacing w:line="360" w:lineRule="auto"/>
+        <w:jc w:val="both"/>
+        <w:rPr>
+          <w:color w:val="000000" w:themeColor="text1"/>
+          <w:sz w:val="24"/>
+          <w:szCs w:val="24"/>
+        </w:rPr>
+      </w:pPr>
+      <w:r>
+        <w:rPr>
+          <w:color w:val="000000" w:themeColor="text1"/>
+          <w:sz w:val="24"/>
+          <w:szCs w:val="24"/>
+        </w:rPr>
+        <w:t>5. teszt – Ellenőrzi, hogy nem POST kérés esetén 405-ös státuszkódot kap-e vissza.</w:t>
+      </w:r>
+    </w:p>
+    <w:p>
+      <w:pPr>
+        <w:rPr>
+          <w:color w:val="000000" w:themeColor="text1"/>
+          <w:sz w:val="24"/>
+          <w:szCs w:val="24"/>
+        </w:rPr>
+      </w:pPr>
+      <w:r>
+        <w:rPr>
+          <w:color w:val="000000" w:themeColor="text1"/>
+          <w:sz w:val="24"/>
+          <w:szCs w:val="24"/>
+        </w:rPr>
+        <w:br w:type="page"/>
+      </w:r>
+    </w:p>
+    <w:p>
+      <w:pPr>
+        <w:spacing w:line="360" w:lineRule="auto"/>
+        <w:jc w:val="both"/>
+        <w:rPr>
+          <w:b/>
+          <w:bCs/>
+          <w:color w:val="4472C4" w:themeColor="accent1"/>
+          <w:sz w:val="26"/>
+          <w:szCs w:val="26"/>
+        </w:rPr>
+      </w:pPr>
+      <w:r>
+        <w:rPr>
+          <w:b/>
+          <w:bCs/>
+          <w:color w:val="4472C4" w:themeColor="accent1"/>
+          <w:sz w:val="26"/>
+          <w:szCs w:val="26"/>
+        </w:rPr>
+        <w:lastRenderedPageBreak/>
+        <w:t>Visszajelzések oldal – ’</w:t>
+      </w:r>
+      <w:proofErr w:type="spellStart"/>
+      <w:r>
+        <w:rPr>
+          <w:b/>
+          <w:bCs/>
+          <w:color w:val="4472C4" w:themeColor="accent1"/>
+          <w:sz w:val="26"/>
+          <w:szCs w:val="26"/>
+        </w:rPr>
+        <w:t>userslatestpost</w:t>
+      </w:r>
+      <w:proofErr w:type="spellEnd"/>
+      <w:r>
+        <w:rPr>
+          <w:b/>
+          <w:bCs/>
+          <w:color w:val="4472C4" w:themeColor="accent1"/>
+          <w:sz w:val="26"/>
+          <w:szCs w:val="26"/>
+        </w:rPr>
+        <w:t xml:space="preserve">’ </w:t>
+      </w:r>
+      <w:proofErr w:type="spellStart"/>
+      <w:r>
+        <w:rPr>
+          <w:b/>
+          <w:bCs/>
+          <w:color w:val="4472C4" w:themeColor="accent1"/>
+          <w:sz w:val="26"/>
+          <w:szCs w:val="26"/>
+        </w:rPr>
+        <w:t>case</w:t>
+      </w:r>
+      <w:proofErr w:type="spellEnd"/>
+      <w:r>
+        <w:rPr>
+          <w:b/>
+          <w:bCs/>
+          <w:color w:val="4472C4" w:themeColor="accent1"/>
+          <w:sz w:val="26"/>
+          <w:szCs w:val="26"/>
+        </w:rPr>
+        <w:t>:</w:t>
+      </w:r>
+    </w:p>
+    <w:p>
+      <w:pPr>
+        <w:spacing w:line="360" w:lineRule="auto"/>
+        <w:jc w:val="both"/>
+        <w:rPr>
+          <w:color w:val="000000" w:themeColor="text1"/>
+          <w:sz w:val="24"/>
+          <w:szCs w:val="24"/>
+        </w:rPr>
+      </w:pPr>
+      <w:r>
+        <w:rPr>
+          <w:color w:val="000000" w:themeColor="text1"/>
+          <w:sz w:val="24"/>
+          <w:szCs w:val="24"/>
+        </w:rPr>
+        <w:drawing>
+          <wp:inline distT="0" distB="0" distL="0" distR="0" wp14:anchorId="5AF23348" wp14:editId="18A62D2C">
+            <wp:extent cx="3905795" cy="3991532"/>
+            <wp:effectExtent l="0" t="0" r="0" b="9525"/>
+            <wp:docPr id="1846605448" name="Kép 1"/>
+            <wp:cNvGraphicFramePr>
+              <a:graphicFrameLocks xmlns:a="http://schemas.openxmlformats.org/drawingml/2006/main" noChangeAspect="1"/>
+            </wp:cNvGraphicFramePr>
+            <a:graphic xmlns:a="http://schemas.openxmlformats.org/drawingml/2006/main">
+              <a:graphicData uri="http://schemas.openxmlformats.org/drawingml/2006/picture">
+                <pic:pic xmlns:pic="http://schemas.openxmlformats.org/drawingml/2006/picture">
+                  <pic:nvPicPr>
+                    <pic:cNvPr id="1846605448" name=""/>
+                    <pic:cNvPicPr/>
+                  </pic:nvPicPr>
+                  <pic:blipFill>
+                    <a:blip r:embed="rId12"/>
+                    <a:stretch>
+                      <a:fillRect/>
+                    </a:stretch>
+                  </pic:blipFill>
+                  <pic:spPr>
+                    <a:xfrm>
+                      <a:off x="0" y="0"/>
+                      <a:ext cx="3905795" cy="3991532"/>
+                    </a:xfrm>
+                    <a:prstGeom prst="rect">
+                      <a:avLst/>
+                    </a:prstGeom>
+                  </pic:spPr>
+                </pic:pic>
+              </a:graphicData>
+            </a:graphic>
+          </wp:inline>
+        </w:drawing>
+      </w:r>
+    </w:p>
+    <w:p>
+      <w:pPr>
+        <w:spacing w:line="360" w:lineRule="auto"/>
+        <w:jc w:val="both"/>
+        <w:rPr>
+          <w:color w:val="000000" w:themeColor="text1"/>
+          <w:sz w:val="24"/>
+          <w:szCs w:val="24"/>
+        </w:rPr>
+      </w:pPr>
+      <w:r>
+        <w:rPr>
+          <w:color w:val="000000" w:themeColor="text1"/>
+          <w:sz w:val="24"/>
+          <w:szCs w:val="24"/>
+        </w:rPr>
+        <w:t>1. teszt – Ellenőrzi, hogy a lekérés 200-as státuszkódot ad-e vissza.</w:t>
+      </w:r>
+    </w:p>
+    <w:p>
+      <w:pPr>
+        <w:spacing w:line="360" w:lineRule="auto"/>
+        <w:jc w:val="both"/>
+        <w:rPr>
+          <w:color w:val="000000" w:themeColor="text1"/>
+          <w:sz w:val="24"/>
+          <w:szCs w:val="24"/>
+        </w:rPr>
+      </w:pPr>
+      <w:r>
+        <w:rPr>
+          <w:color w:val="000000" w:themeColor="text1"/>
+          <w:sz w:val="24"/>
+          <w:szCs w:val="24"/>
+        </w:rPr>
+        <w:t xml:space="preserve">2. teszt – Megnézi, hogy a válaszban szerepel-e a </w:t>
+      </w:r>
+      <w:proofErr w:type="spellStart"/>
+      <w:r>
+        <w:rPr>
+          <w:color w:val="000000" w:themeColor="text1"/>
+          <w:sz w:val="24"/>
+          <w:szCs w:val="24"/>
+        </w:rPr>
+        <w:t>varjmeg</w:t>
+      </w:r>
+      <w:proofErr w:type="spellEnd"/>
+      <w:r>
+        <w:rPr>
+          <w:color w:val="000000" w:themeColor="text1"/>
+          <w:sz w:val="24"/>
+          <w:szCs w:val="24"/>
+        </w:rPr>
+        <w:t xml:space="preserve"> mező.</w:t>
+      </w:r>
+    </w:p>
+    <w:p>
+      <w:pPr>
+        <w:spacing w:line="360" w:lineRule="auto"/>
+        <w:jc w:val="both"/>
+        <w:rPr>
+          <w:color w:val="000000" w:themeColor="text1"/>
+          <w:sz w:val="24"/>
+          <w:szCs w:val="24"/>
+        </w:rPr>
+      </w:pPr>
+      <w:r>
+        <w:rPr>
+          <w:color w:val="000000" w:themeColor="text1"/>
+          <w:sz w:val="24"/>
+          <w:szCs w:val="24"/>
+        </w:rPr>
+        <w:t xml:space="preserve">3. teszt – Ellenőrzi, hogy a </w:t>
+      </w:r>
+      <w:proofErr w:type="spellStart"/>
+      <w:r>
+        <w:rPr>
+          <w:color w:val="000000" w:themeColor="text1"/>
+          <w:sz w:val="24"/>
+          <w:szCs w:val="24"/>
+        </w:rPr>
+        <w:t>varjmeg</w:t>
+      </w:r>
+      <w:proofErr w:type="spellEnd"/>
+      <w:r>
+        <w:rPr>
+          <w:color w:val="000000" w:themeColor="text1"/>
+          <w:sz w:val="24"/>
+          <w:szCs w:val="24"/>
+        </w:rPr>
+        <w:t xml:space="preserve"> értéke szám-e.</w:t>
+      </w:r>
+    </w:p>
+    <w:p>
+      <w:pPr>
+        <w:spacing w:line="360" w:lineRule="auto"/>
+        <w:jc w:val="both"/>
+        <w:rPr>
+          <w:color w:val="000000" w:themeColor="text1"/>
+          <w:sz w:val="24"/>
+          <w:szCs w:val="24"/>
+        </w:rPr>
+      </w:pPr>
+      <w:r>
+        <w:rPr>
+          <w:color w:val="000000" w:themeColor="text1"/>
+          <w:sz w:val="24"/>
+          <w:szCs w:val="24"/>
+        </w:rPr>
+        <w:t xml:space="preserve">4. teszt – Megnézi, hogy a </w:t>
+      </w:r>
+      <w:proofErr w:type="spellStart"/>
+      <w:r>
+        <w:rPr>
+          <w:color w:val="000000" w:themeColor="text1"/>
+          <w:sz w:val="24"/>
+          <w:szCs w:val="24"/>
+        </w:rPr>
+        <w:t>varjmeg</w:t>
+      </w:r>
+      <w:proofErr w:type="spellEnd"/>
+      <w:r>
+        <w:rPr>
+          <w:color w:val="000000" w:themeColor="text1"/>
+          <w:sz w:val="24"/>
+          <w:szCs w:val="24"/>
+        </w:rPr>
+        <w:t xml:space="preserve"> értéke nem negatív-e, mivel a kód nullánál lejjebb nem mehet.</w:t>
+      </w:r>
+    </w:p>
+    <w:p>
+      <w:pPr>
+        <w:spacing w:line="360" w:lineRule="auto"/>
+        <w:jc w:val="both"/>
+        <w:rPr>
+          <w:color w:val="000000" w:themeColor="text1"/>
+          <w:sz w:val="24"/>
+          <w:szCs w:val="24"/>
+        </w:rPr>
+      </w:pPr>
+      <w:r>
+        <w:rPr>
+          <w:color w:val="000000" w:themeColor="text1"/>
+          <w:sz w:val="24"/>
+          <w:szCs w:val="24"/>
+        </w:rPr>
+        <w:t>5. teszt – Ellenőrzi, hogy nem GET kérés esetén 405-ös státuszkódot kap-e vissza.</w:t>
+      </w:r>
+    </w:p>
+    <w:p>
+      <w:pPr>
+        <w:rPr>
+          <w:color w:val="000000" w:themeColor="text1"/>
+          <w:sz w:val="24"/>
+          <w:szCs w:val="24"/>
+        </w:rPr>
+      </w:pPr>
+      <w:r>
+        <w:rPr>
+          <w:color w:val="000000" w:themeColor="text1"/>
+          <w:sz w:val="24"/>
+          <w:szCs w:val="24"/>
+        </w:rPr>
+        <w:br w:type="page"/>
+      </w:r>
+    </w:p>
+    <w:p>
+      <w:pPr>
+        <w:spacing w:line="360" w:lineRule="auto"/>
+        <w:jc w:val="both"/>
+        <w:rPr>
+          <w:b/>
+          <w:bCs/>
+          <w:color w:val="4472C4" w:themeColor="accent1"/>
+          <w:sz w:val="26"/>
+          <w:szCs w:val="26"/>
+        </w:rPr>
+      </w:pPr>
+      <w:proofErr w:type="spellStart"/>
+      <w:r>
+        <w:rPr>
+          <w:b/>
+          <w:bCs/>
+          <w:color w:val="4472C4" w:themeColor="accent1"/>
+          <w:sz w:val="26"/>
+          <w:szCs w:val="26"/>
+        </w:rPr>
+        <w:lastRenderedPageBreak/>
+        <w:t>Dashboard</w:t>
+      </w:r>
+      <w:proofErr w:type="spellEnd"/>
+      <w:r>
+        <w:rPr>
+          <w:b/>
+          <w:bCs/>
+          <w:color w:val="4472C4" w:themeColor="accent1"/>
+          <w:sz w:val="26"/>
+          <w:szCs w:val="26"/>
+        </w:rPr>
+        <w:t xml:space="preserve"> statisztika oldal – ’</w:t>
+      </w:r>
+      <w:proofErr w:type="spellStart"/>
+      <w:r>
+        <w:rPr>
+          <w:b/>
+          <w:bCs/>
+          <w:color w:val="4472C4" w:themeColor="accent1"/>
+          <w:sz w:val="26"/>
+          <w:szCs w:val="26"/>
+        </w:rPr>
+        <w:t>query</w:t>
+      </w:r>
+      <w:proofErr w:type="spellEnd"/>
+      <w:r>
+        <w:rPr>
+          <w:b/>
+          <w:bCs/>
+          <w:color w:val="4472C4" w:themeColor="accent1"/>
+          <w:sz w:val="26"/>
+          <w:szCs w:val="26"/>
+        </w:rPr>
+        <w:t xml:space="preserve">’ </w:t>
+      </w:r>
+      <w:proofErr w:type="spellStart"/>
+      <w:r>
+        <w:rPr>
+          <w:b/>
+          <w:bCs/>
+          <w:color w:val="4472C4" w:themeColor="accent1"/>
+          <w:sz w:val="26"/>
+          <w:szCs w:val="26"/>
+        </w:rPr>
+        <w:t>case</w:t>
+      </w:r>
+      <w:proofErr w:type="spellEnd"/>
+      <w:r>
+        <w:rPr>
+          <w:b/>
+          <w:bCs/>
+          <w:color w:val="4472C4" w:themeColor="accent1"/>
+          <w:sz w:val="26"/>
+          <w:szCs w:val="26"/>
+        </w:rPr>
+        <w:t>:</w:t>
+      </w:r>
+    </w:p>
+    <w:p>
+      <w:pPr>
+        <w:spacing w:line="360" w:lineRule="auto"/>
+        <w:jc w:val="both"/>
+        <w:rPr>
+          <w:color w:val="000000" w:themeColor="text1"/>
+          <w:sz w:val="24"/>
+          <w:szCs w:val="24"/>
+        </w:rPr>
+      </w:pPr>
+      <w:r>
+        <w:rPr>
+          <w:color w:val="000000" w:themeColor="text1"/>
+          <w:sz w:val="24"/>
+          <w:szCs w:val="24"/>
+        </w:rPr>
+        <w:drawing>
+          <wp:inline distT="0" distB="0" distL="0" distR="0" wp14:anchorId="538A1C8C" wp14:editId="74761813">
+            <wp:extent cx="4096322" cy="5753903"/>
+            <wp:effectExtent l="0" t="0" r="0" b="0"/>
+            <wp:docPr id="621567982" name="Kép 1"/>
+            <wp:cNvGraphicFramePr>
+              <a:graphicFrameLocks xmlns:a="http://schemas.openxmlformats.org/drawingml/2006/main" noChangeAspect="1"/>
+            </wp:cNvGraphicFramePr>
+            <a:graphic xmlns:a="http://schemas.openxmlformats.org/drawingml/2006/main">
+              <a:graphicData uri="http://schemas.openxmlformats.org/drawingml/2006/picture">
+                <pic:pic xmlns:pic="http://schemas.openxmlformats.org/drawingml/2006/picture">
+                  <pic:nvPicPr>
+                    <pic:cNvPr id="621567982" name=""/>
+                    <pic:cNvPicPr/>
+                  </pic:nvPicPr>
+                  <pic:blipFill>
+                    <a:blip r:embed="rId13"/>
+                    <a:stretch>
+                      <a:fillRect/>
+                    </a:stretch>
+                  </pic:blipFill>
+                  <pic:spPr>
+                    <a:xfrm>
+                      <a:off x="0" y="0"/>
+                      <a:ext cx="4096322" cy="5753903"/>
+                    </a:xfrm>
+                    <a:prstGeom prst="rect">
+                      <a:avLst/>
+                    </a:prstGeom>
+                  </pic:spPr>
+                </pic:pic>
+              </a:graphicData>
+            </a:graphic>
+          </wp:inline>
+        </w:drawing>
+      </w:r>
+      <w:r>
+        <w:rPr>
+          <w:color w:val="000000" w:themeColor="text1"/>
+          <w:sz w:val="24"/>
+          <w:szCs w:val="24"/>
+        </w:rPr>
+        <w:t>+</w:t>
+      </w:r>
+    </w:p>
+    <w:p>
+      <w:pPr>
+        <w:spacing w:line="360" w:lineRule="auto"/>
+        <w:jc w:val="both"/>
+        <w:rPr>
+          <w:color w:val="000000" w:themeColor="text1"/>
+          <w:sz w:val="24"/>
+          <w:szCs w:val="24"/>
+        </w:rPr>
+      </w:pPr>
+      <w:r>
+        <w:rPr>
+          <w:color w:val="000000" w:themeColor="text1"/>
+          <w:sz w:val="24"/>
+          <w:szCs w:val="24"/>
+        </w:rPr>
+        <w:t>1. teszt – Ellenőrzi, hogy a lekérés 200-as státuszkódot ad-e vissza.</w:t>
+      </w:r>
+    </w:p>
+    <w:p>
+      <w:pPr>
+        <w:spacing w:line="360" w:lineRule="auto"/>
+        <w:jc w:val="both"/>
+        <w:rPr>
+          <w:color w:val="000000" w:themeColor="text1"/>
+          <w:sz w:val="24"/>
+          <w:szCs w:val="24"/>
+        </w:rPr>
+      </w:pPr>
+      <w:r>
+        <w:rPr>
+          <w:color w:val="000000" w:themeColor="text1"/>
+          <w:sz w:val="24"/>
+          <w:szCs w:val="24"/>
+        </w:rPr>
+        <w:t xml:space="preserve">2. teszt – Megnézi, hogy a válaszban szerepel-e az </w:t>
+      </w:r>
+      <w:proofErr w:type="spellStart"/>
+      <w:r>
+        <w:rPr>
+          <w:color w:val="000000" w:themeColor="text1"/>
+          <w:sz w:val="24"/>
+          <w:szCs w:val="24"/>
+        </w:rPr>
+        <w:t>osszes_rendeles</w:t>
+      </w:r>
+      <w:proofErr w:type="spellEnd"/>
+      <w:r>
+        <w:rPr>
+          <w:color w:val="000000" w:themeColor="text1"/>
+          <w:sz w:val="24"/>
+          <w:szCs w:val="24"/>
+        </w:rPr>
+        <w:t xml:space="preserve"> mező.</w:t>
+      </w:r>
+    </w:p>
+    <w:p>
+      <w:pPr>
+        <w:spacing w:line="360" w:lineRule="auto"/>
+        <w:jc w:val="both"/>
+        <w:rPr>
+          <w:color w:val="000000" w:themeColor="text1"/>
+          <w:sz w:val="24"/>
+          <w:szCs w:val="24"/>
+        </w:rPr>
+      </w:pPr>
+      <w:r>
+        <w:rPr>
+          <w:color w:val="000000" w:themeColor="text1"/>
+          <w:sz w:val="24"/>
+          <w:szCs w:val="24"/>
+        </w:rPr>
+        <w:t xml:space="preserve">3. teszt – Megnézi, hogy a válaszban szerepel-e az </w:t>
+      </w:r>
+      <w:proofErr w:type="spellStart"/>
+      <w:r>
+        <w:rPr>
+          <w:color w:val="000000" w:themeColor="text1"/>
+          <w:sz w:val="24"/>
+          <w:szCs w:val="24"/>
+        </w:rPr>
+        <w:t>osszes_bevetel</w:t>
+      </w:r>
+      <w:proofErr w:type="spellEnd"/>
+      <w:r>
+        <w:rPr>
+          <w:color w:val="000000" w:themeColor="text1"/>
+          <w:sz w:val="24"/>
+          <w:szCs w:val="24"/>
+        </w:rPr>
+        <w:t xml:space="preserve"> mező.</w:t>
+      </w:r>
+    </w:p>
+    <w:p>
+      <w:pPr>
+        <w:spacing w:line="360" w:lineRule="auto"/>
+        <w:jc w:val="both"/>
+        <w:rPr>
+          <w:color w:val="000000" w:themeColor="text1"/>
+          <w:sz w:val="24"/>
+          <w:szCs w:val="24"/>
+        </w:rPr>
+      </w:pPr>
+      <w:r>
+        <w:rPr>
+          <w:color w:val="000000" w:themeColor="text1"/>
+          <w:sz w:val="24"/>
+          <w:szCs w:val="24"/>
+        </w:rPr>
+        <w:t xml:space="preserve">4. teszt – Megnézi, hogy a válaszban szerepel-e a </w:t>
+      </w:r>
+      <w:proofErr w:type="spellStart"/>
+      <w:r>
+        <w:rPr>
+          <w:color w:val="000000" w:themeColor="text1"/>
+          <w:sz w:val="24"/>
+          <w:szCs w:val="24"/>
+        </w:rPr>
+        <w:t>top_termek</w:t>
+      </w:r>
+      <w:proofErr w:type="spellEnd"/>
+      <w:r>
+        <w:rPr>
+          <w:color w:val="000000" w:themeColor="text1"/>
+          <w:sz w:val="24"/>
+          <w:szCs w:val="24"/>
+        </w:rPr>
+        <w:t xml:space="preserve"> mező.</w:t>
+      </w:r>
+    </w:p>
+    <w:p>
+      <w:pPr>
+        <w:spacing w:line="360" w:lineRule="auto"/>
+        <w:jc w:val="both"/>
+        <w:rPr>
+          <w:color w:val="000000" w:themeColor="text1"/>
+          <w:sz w:val="24"/>
+          <w:szCs w:val="24"/>
+        </w:rPr>
+      </w:pPr>
+      <w:r>
+        <w:rPr>
+          <w:color w:val="000000" w:themeColor="text1"/>
+          <w:sz w:val="24"/>
+          <w:szCs w:val="24"/>
+        </w:rPr>
+        <w:t xml:space="preserve">5. teszt – Ellenőrzi, hogy a </w:t>
+      </w:r>
+      <w:proofErr w:type="spellStart"/>
+      <w:r>
+        <w:rPr>
+          <w:color w:val="000000" w:themeColor="text1"/>
+          <w:sz w:val="24"/>
+          <w:szCs w:val="24"/>
+        </w:rPr>
+        <w:t>statuszok</w:t>
+      </w:r>
+      <w:proofErr w:type="spellEnd"/>
+      <w:r>
+        <w:rPr>
+          <w:color w:val="000000" w:themeColor="text1"/>
+          <w:sz w:val="24"/>
+          <w:szCs w:val="24"/>
+        </w:rPr>
+        <w:t xml:space="preserve"> értéke tömb-e.</w:t>
+      </w:r>
+    </w:p>
+    <w:p>
+      <w:pPr>
+        <w:spacing w:line="360" w:lineRule="auto"/>
+        <w:jc w:val="both"/>
+        <w:rPr>
+          <w:color w:val="000000" w:themeColor="text1"/>
+          <w:sz w:val="24"/>
+          <w:szCs w:val="24"/>
+        </w:rPr>
+      </w:pPr>
+      <w:r>
+        <w:rPr>
+          <w:color w:val="000000" w:themeColor="text1"/>
+          <w:sz w:val="24"/>
+          <w:szCs w:val="24"/>
+        </w:rPr>
+        <w:t xml:space="preserve">6. teszt – Ellenőrzi, hogy a </w:t>
+      </w:r>
+      <w:proofErr w:type="spellStart"/>
+      <w:r>
+        <w:rPr>
+          <w:color w:val="000000" w:themeColor="text1"/>
+          <w:sz w:val="24"/>
+          <w:szCs w:val="24"/>
+        </w:rPr>
+        <w:t>visszajelzes_lista</w:t>
+      </w:r>
+      <w:proofErr w:type="spellEnd"/>
+      <w:r>
+        <w:rPr>
+          <w:color w:val="000000" w:themeColor="text1"/>
+          <w:sz w:val="24"/>
+          <w:szCs w:val="24"/>
+        </w:rPr>
+        <w:t xml:space="preserve"> értéke tömb-e.</w:t>
+      </w:r>
+    </w:p>
+    <w:p>
+      <w:pPr>
+        <w:spacing w:line="360" w:lineRule="auto"/>
+        <w:jc w:val="both"/>
+        <w:rPr>
+          <w:color w:val="000000" w:themeColor="text1"/>
+          <w:sz w:val="24"/>
+          <w:szCs w:val="24"/>
+        </w:rPr>
+      </w:pPr>
+      <w:r>
+        <w:rPr>
+          <w:color w:val="000000" w:themeColor="text1"/>
+          <w:sz w:val="24"/>
+          <w:szCs w:val="24"/>
+        </w:rPr>
+        <w:t>7. teszt – Ellenőrzi, hogy nem GET kérés esetén 405-ös státuszkódot kap-e vissza.</w:t>
+      </w:r>
+    </w:p>
+    <w:p>
+      <w:pPr>
+        <w:rPr>
+          <w:color w:val="000000" w:themeColor="text1"/>
+          <w:sz w:val="24"/>
+          <w:szCs w:val="24"/>
+        </w:rPr>
+      </w:pPr>
+      <w:r>
+        <w:rPr>
+          <w:color w:val="000000" w:themeColor="text1"/>
+          <w:sz w:val="24"/>
+          <w:szCs w:val="24"/>
+        </w:rPr>
+        <w:br w:type="page"/>
+      </w:r>
+    </w:p>
+    <w:p>
+      <w:pPr>
+        <w:spacing w:line="360" w:lineRule="auto"/>
+        <w:jc w:val="both"/>
+        <w:rPr>
+          <w:b/>
+          <w:bCs/>
+          <w:color w:val="4472C4" w:themeColor="accent1"/>
+          <w:sz w:val="26"/>
+          <w:szCs w:val="26"/>
+        </w:rPr>
+      </w:pPr>
+      <w:proofErr w:type="spellStart"/>
+      <w:r>
+        <w:rPr>
+          <w:b/>
+          <w:bCs/>
+          <w:color w:val="4472C4" w:themeColor="accent1"/>
+          <w:sz w:val="26"/>
+          <w:szCs w:val="26"/>
+        </w:rPr>
+        <w:lastRenderedPageBreak/>
+        <w:t>Dashboard</w:t>
+      </w:r>
+      <w:proofErr w:type="spellEnd"/>
+      <w:r>
+        <w:rPr>
+          <w:b/>
+          <w:bCs/>
+          <w:color w:val="4472C4" w:themeColor="accent1"/>
+          <w:sz w:val="26"/>
+          <w:szCs w:val="26"/>
+        </w:rPr>
+        <w:t xml:space="preserve"> rendelések oldal – ’</w:t>
+      </w:r>
+      <w:proofErr w:type="spellStart"/>
+      <w:r>
+        <w:rPr>
+          <w:b/>
+          <w:bCs/>
+          <w:color w:val="4472C4" w:themeColor="accent1"/>
+          <w:sz w:val="26"/>
+          <w:szCs w:val="26"/>
+        </w:rPr>
+        <w:t>change</w:t>
+      </w:r>
+      <w:proofErr w:type="spellEnd"/>
+      <w:r>
+        <w:rPr>
+          <w:b/>
+          <w:bCs/>
+          <w:color w:val="4472C4" w:themeColor="accent1"/>
+          <w:sz w:val="26"/>
+          <w:szCs w:val="26"/>
+        </w:rPr>
+        <w:t xml:space="preserve">’ </w:t>
+      </w:r>
+      <w:proofErr w:type="spellStart"/>
+      <w:r>
+        <w:rPr>
+          <w:b/>
+          <w:bCs/>
+          <w:color w:val="4472C4" w:themeColor="accent1"/>
+          <w:sz w:val="26"/>
+          <w:szCs w:val="26"/>
+        </w:rPr>
+        <w:t>case</w:t>
+      </w:r>
+      <w:proofErr w:type="spellEnd"/>
+      <w:r>
+        <w:rPr>
+          <w:b/>
+          <w:bCs/>
+          <w:color w:val="4472C4" w:themeColor="accent1"/>
+          <w:sz w:val="26"/>
+          <w:szCs w:val="26"/>
+        </w:rPr>
+        <w:t>:</w:t>
+      </w:r>
+    </w:p>
+    <w:p>
+      <w:pPr>
+        <w:spacing w:line="360" w:lineRule="auto"/>
+        <w:jc w:val="both"/>
+        <w:rPr>
+          <w:color w:val="000000" w:themeColor="text1"/>
+          <w:sz w:val="24"/>
+          <w:szCs w:val="24"/>
+        </w:rPr>
+      </w:pPr>
+      <w:r>
+        <w:rPr>
+          <w:color w:val="000000" w:themeColor="text1"/>
+          <w:sz w:val="24"/>
+          <w:szCs w:val="24"/>
+        </w:rPr>
+        <w:drawing>
+          <wp:inline distT="0" distB="0" distL="0" distR="0" wp14:anchorId="27DD5E98" wp14:editId="7282B213">
+            <wp:extent cx="4010585" cy="3991532"/>
+            <wp:effectExtent l="0" t="0" r="9525" b="9525"/>
+            <wp:docPr id="1611126823" name="Kép 1"/>
+            <wp:cNvGraphicFramePr>
+              <a:graphicFrameLocks xmlns:a="http://schemas.openxmlformats.org/drawingml/2006/main" noChangeAspect="1"/>
+            </wp:cNvGraphicFramePr>
+            <a:graphic xmlns:a="http://schemas.openxmlformats.org/drawingml/2006/main">
+              <a:graphicData uri="http://schemas.openxmlformats.org/drawingml/2006/picture">
+                <pic:pic xmlns:pic="http://schemas.openxmlformats.org/drawingml/2006/picture">
+                  <pic:nvPicPr>
+                    <pic:cNvPr id="1611126823" name=""/>
+                    <pic:cNvPicPr/>
+                  </pic:nvPicPr>
+                  <pic:blipFill>
+                    <a:blip r:embed="rId14"/>
+                    <a:stretch>
+                      <a:fillRect/>
+                    </a:stretch>
+                  </pic:blipFill>
+                  <pic:spPr>
+                    <a:xfrm>
+                      <a:off x="0" y="0"/>
+                      <a:ext cx="4010585" cy="3991532"/>
+                    </a:xfrm>
+                    <a:prstGeom prst="rect">
+                      <a:avLst/>
+                    </a:prstGeom>
+                  </pic:spPr>
+                </pic:pic>
+              </a:graphicData>
+            </a:graphic>
+          </wp:inline>
+        </w:drawing>
+      </w:r>
+    </w:p>
+    <w:p>
+      <w:pPr>
+        <w:spacing w:line="360" w:lineRule="auto"/>
+        <w:jc w:val="both"/>
+        <w:rPr>
+          <w:color w:val="000000" w:themeColor="text1"/>
+          <w:sz w:val="24"/>
+          <w:szCs w:val="24"/>
+        </w:rPr>
+      </w:pPr>
+      <w:r>
+        <w:rPr>
+          <w:color w:val="000000" w:themeColor="text1"/>
+          <w:sz w:val="24"/>
+          <w:szCs w:val="24"/>
+        </w:rPr>
+        <w:t>1. teszt – Ellenőrzi, hogy sikeres módosításnál 200-as státuszkódot kap-e vissza.</w:t>
+      </w:r>
+    </w:p>
+    <w:p>
+      <w:pPr>
+        <w:spacing w:line="360" w:lineRule="auto"/>
+        <w:jc w:val="both"/>
+        <w:rPr>
+          <w:color w:val="000000" w:themeColor="text1"/>
+          <w:sz w:val="24"/>
+          <w:szCs w:val="24"/>
+        </w:rPr>
+      </w:pPr>
+      <w:r>
+        <w:rPr>
+          <w:color w:val="000000" w:themeColor="text1"/>
+          <w:sz w:val="24"/>
+          <w:szCs w:val="24"/>
+        </w:rPr>
+        <w:t>2. teszt – Megnézi, hogy a válasz tartalmazza-e a sikeres üzenetet.</w:t>
+      </w:r>
+    </w:p>
+    <w:p>
+      <w:pPr>
+        <w:spacing w:line="360" w:lineRule="auto"/>
+        <w:jc w:val="both"/>
+        <w:rPr>
+          <w:color w:val="000000" w:themeColor="text1"/>
+          <w:sz w:val="24"/>
+          <w:szCs w:val="24"/>
+        </w:rPr>
+      </w:pPr>
+      <w:r>
+        <w:rPr>
+          <w:color w:val="000000" w:themeColor="text1"/>
+          <w:sz w:val="24"/>
+          <w:szCs w:val="24"/>
+        </w:rPr>
+        <w:t>3. teszt – Ellenőrzi, hogy hiányzó adatok esetén 400-as státuszkódot kap-e vissza.</w:t>
+      </w:r>
+    </w:p>
+    <w:p>
+      <w:pPr>
+        <w:spacing w:line="360" w:lineRule="auto"/>
+        <w:jc w:val="both"/>
+        <w:rPr>
+          <w:color w:val="000000" w:themeColor="text1"/>
+          <w:sz w:val="24"/>
+          <w:szCs w:val="24"/>
+        </w:rPr>
+      </w:pPr>
+      <w:r>
+        <w:rPr>
+          <w:color w:val="000000" w:themeColor="text1"/>
+          <w:sz w:val="24"/>
+          <w:szCs w:val="24"/>
+        </w:rPr>
+        <w:t>4. teszt – Megnézi, hogy a hibaválaszban szerepel-e a Hiba mező.</w:t>
+      </w:r>
+    </w:p>
+    <w:p>
+      <w:pPr>
+        <w:spacing w:line="360" w:lineRule="auto"/>
+        <w:jc w:val="both"/>
+        <w:rPr>
+          <w:color w:val="000000" w:themeColor="text1"/>
+          <w:sz w:val="24"/>
+          <w:szCs w:val="24"/>
+        </w:rPr>
+      </w:pPr>
+      <w:r>
+        <w:rPr>
+          <w:color w:val="000000" w:themeColor="text1"/>
+          <w:sz w:val="24"/>
+          <w:szCs w:val="24"/>
+        </w:rPr>
+        <w:t>5. teszt – Ellenőrzi, hogy nem PUT kérés esetén 405-ös státuszkódot kap-e vissza.</w:t>
+      </w:r>
+    </w:p>
+    <w:p>
+      <w:pPr>
+        <w:rPr>
+          <w:color w:val="000000" w:themeColor="text1"/>
+          <w:sz w:val="24"/>
+          <w:szCs w:val="24"/>
+        </w:rPr>
+      </w:pPr>
+      <w:r>
+        <w:rPr>
+          <w:color w:val="000000" w:themeColor="text1"/>
+          <w:sz w:val="24"/>
+          <w:szCs w:val="24"/>
+        </w:rPr>
+        <w:br w:type="page"/>
+      </w:r>
+    </w:p>
+    <w:p>
+      <w:pPr>
+        <w:spacing w:line="360" w:lineRule="auto"/>
+        <w:jc w:val="both"/>
+        <w:rPr>
+          <w:b/>
+          <w:bCs/>
+          <w:color w:val="4472C4" w:themeColor="accent1"/>
+          <w:sz w:val="26"/>
+          <w:szCs w:val="26"/>
+        </w:rPr>
+      </w:pPr>
+      <w:proofErr w:type="spellStart"/>
+      <w:r>
+        <w:rPr>
+          <w:b/>
+          <w:bCs/>
+          <w:color w:val="4472C4" w:themeColor="accent1"/>
+          <w:sz w:val="26"/>
+          <w:szCs w:val="26"/>
+        </w:rPr>
+        <w:lastRenderedPageBreak/>
+        <w:t>Dashboard</w:t>
+      </w:r>
+      <w:proofErr w:type="spellEnd"/>
+      <w:r>
+        <w:rPr>
+          <w:b/>
+          <w:bCs/>
+          <w:color w:val="4472C4" w:themeColor="accent1"/>
+          <w:sz w:val="26"/>
+          <w:szCs w:val="26"/>
+        </w:rPr>
+        <w:t xml:space="preserve"> </w:t>
+      </w:r>
+      <w:proofErr w:type="spellStart"/>
+      <w:r>
+        <w:rPr>
+          <w:b/>
+          <w:bCs/>
+          <w:color w:val="4472C4" w:themeColor="accent1"/>
+          <w:sz w:val="26"/>
+          <w:szCs w:val="26"/>
+        </w:rPr>
+        <w:t>products</w:t>
+      </w:r>
+      <w:proofErr w:type="spellEnd"/>
+      <w:r>
+        <w:rPr>
+          <w:b/>
+          <w:bCs/>
+          <w:color w:val="4472C4" w:themeColor="accent1"/>
+          <w:sz w:val="26"/>
+          <w:szCs w:val="26"/>
+        </w:rPr>
+        <w:t xml:space="preserve"> oldal – ’</w:t>
+      </w:r>
+      <w:proofErr w:type="spellStart"/>
+      <w:r>
+        <w:rPr>
+          <w:b/>
+          <w:bCs/>
+          <w:color w:val="4472C4" w:themeColor="accent1"/>
+          <w:sz w:val="26"/>
+          <w:szCs w:val="26"/>
+        </w:rPr>
+        <w:t>upload</w:t>
+      </w:r>
+      <w:proofErr w:type="spellEnd"/>
+      <w:r>
+        <w:rPr>
+          <w:b/>
+          <w:bCs/>
+          <w:color w:val="4472C4" w:themeColor="accent1"/>
+          <w:sz w:val="26"/>
+          <w:szCs w:val="26"/>
+        </w:rPr>
+        <w:t xml:space="preserve">’ </w:t>
+      </w:r>
+      <w:proofErr w:type="spellStart"/>
+      <w:r>
+        <w:rPr>
+          <w:b/>
+          <w:bCs/>
+          <w:color w:val="4472C4" w:themeColor="accent1"/>
+          <w:sz w:val="26"/>
+          <w:szCs w:val="26"/>
+        </w:rPr>
+        <w:t>case</w:t>
+      </w:r>
+      <w:proofErr w:type="spellEnd"/>
+      <w:r>
+        <w:rPr>
+          <w:b/>
+          <w:bCs/>
+          <w:color w:val="4472C4" w:themeColor="accent1"/>
+          <w:sz w:val="26"/>
+          <w:szCs w:val="26"/>
+        </w:rPr>
+        <w:t>:</w:t>
+      </w:r>
+    </w:p>
+    <w:p>
+      <w:pPr>
+        <w:spacing w:line="360" w:lineRule="auto"/>
+        <w:jc w:val="both"/>
+        <w:rPr>
+          <w:color w:val="000000" w:themeColor="text1"/>
+          <w:sz w:val="24"/>
+          <w:szCs w:val="24"/>
+        </w:rPr>
+      </w:pPr>
+      <w:r>
+        <w:rPr>
+          <w:color w:val="000000" w:themeColor="text1"/>
+          <w:sz w:val="24"/>
+          <w:szCs w:val="24"/>
+        </w:rPr>
+        <w:drawing>
+          <wp:inline distT="0" distB="0" distL="0" distR="0" wp14:anchorId="62A008EB" wp14:editId="30831CCD">
+            <wp:extent cx="4143953" cy="5706271"/>
+            <wp:effectExtent l="0" t="0" r="9525" b="8890"/>
+            <wp:docPr id="194733800" name="Kép 1"/>
+            <wp:cNvGraphicFramePr>
+              <a:graphicFrameLocks xmlns:a="http://schemas.openxmlformats.org/drawingml/2006/main" noChangeAspect="1"/>
+            </wp:cNvGraphicFramePr>
+            <a:graphic xmlns:a="http://schemas.openxmlformats.org/drawingml/2006/main">
+              <a:graphicData uri="http://schemas.openxmlformats.org/drawingml/2006/picture">
+                <pic:pic xmlns:pic="http://schemas.openxmlformats.org/drawingml/2006/picture">
+                  <pic:nvPicPr>
+                    <pic:cNvPr id="194733800" name=""/>
+                    <pic:cNvPicPr/>
+                  </pic:nvPicPr>
+                  <pic:blipFill>
+                    <a:blip r:embed="rId15"/>
+                    <a:stretch>
+                      <a:fillRect/>
+                    </a:stretch>
+                  </pic:blipFill>
+                  <pic:spPr>
+                    <a:xfrm>
+                      <a:off x="0" y="0"/>
+                      <a:ext cx="4143953" cy="5706271"/>
+                    </a:xfrm>
+                    <a:prstGeom prst="rect">
+                      <a:avLst/>
+                    </a:prstGeom>
+                  </pic:spPr>
+                </pic:pic>
+              </a:graphicData>
+            </a:graphic>
+          </wp:inline>
+        </w:drawing>
+      </w:r>
+    </w:p>
+    <w:p>
+      <w:pPr>
+        <w:spacing w:line="360" w:lineRule="auto"/>
+        <w:jc w:val="both"/>
+        <w:rPr>
+          <w:color w:val="000000" w:themeColor="text1"/>
+          <w:sz w:val="24"/>
+          <w:szCs w:val="24"/>
+        </w:rPr>
+      </w:pPr>
+      <w:r>
+        <w:rPr>
+          <w:color w:val="000000" w:themeColor="text1"/>
+          <w:sz w:val="24"/>
+          <w:szCs w:val="24"/>
+        </w:rPr>
+        <w:t>1. teszt – Ellenőrzi, hogy sikeres feltöltésnél 200-as státuszkódot kap-e vissza.</w:t>
+      </w:r>
+    </w:p>
+    <w:p>
+      <w:pPr>
+        <w:spacing w:line="360" w:lineRule="auto"/>
+        <w:jc w:val="both"/>
+        <w:rPr>
+          <w:color w:val="000000" w:themeColor="text1"/>
+          <w:sz w:val="24"/>
+          <w:szCs w:val="24"/>
+        </w:rPr>
+      </w:pPr>
+      <w:r>
+        <w:rPr>
+          <w:color w:val="000000" w:themeColor="text1"/>
+          <w:sz w:val="24"/>
+          <w:szCs w:val="24"/>
+        </w:rPr>
+        <w:t>2. teszt – Megnézi, hogy a válaszban szerepel-e a Siker mező.</w:t>
+      </w:r>
+    </w:p>
+    <w:p>
+      <w:pPr>
+        <w:spacing w:line="360" w:lineRule="auto"/>
+        <w:jc w:val="both"/>
+        <w:rPr>
+          <w:color w:val="000000" w:themeColor="text1"/>
+          <w:sz w:val="24"/>
+          <w:szCs w:val="24"/>
+        </w:rPr>
+      </w:pPr>
+      <w:r>
+        <w:rPr>
+          <w:color w:val="000000" w:themeColor="text1"/>
+          <w:sz w:val="24"/>
+          <w:szCs w:val="24"/>
+        </w:rPr>
+        <w:t>3. teszt – Ellenőrzi, hogy hiányzó adatok esetén 400-as státuszkódot kap-e vissza.</w:t>
+      </w:r>
+    </w:p>
+    <w:p>
+      <w:pPr>
+        <w:spacing w:line="360" w:lineRule="auto"/>
+        <w:jc w:val="both"/>
+        <w:rPr>
+          <w:color w:val="000000" w:themeColor="text1"/>
+          <w:sz w:val="24"/>
+          <w:szCs w:val="24"/>
+        </w:rPr>
+      </w:pPr>
+      <w:r>
+        <w:rPr>
+          <w:color w:val="000000" w:themeColor="text1"/>
+          <w:sz w:val="24"/>
+          <w:szCs w:val="24"/>
+        </w:rPr>
+        <w:t>4. teszt – Megnézi, hogy a hibaválaszban szerepel-e a Hiba mező.</w:t>
+      </w:r>
+    </w:p>
+    <w:p>
+      <w:pPr>
+        <w:spacing w:line="360" w:lineRule="auto"/>
+        <w:jc w:val="both"/>
+        <w:rPr>
+          <w:color w:val="000000" w:themeColor="text1"/>
+          <w:sz w:val="24"/>
+          <w:szCs w:val="24"/>
+        </w:rPr>
+      </w:pPr>
+      <w:r>
+        <w:rPr>
+          <w:color w:val="000000" w:themeColor="text1"/>
+          <w:sz w:val="24"/>
+          <w:szCs w:val="24"/>
+        </w:rPr>
+        <w:t>5. teszt – Ellenőrzi, hogy kép nélküli kérésnél 400-as státuszkódot kap-e vissza.</w:t>
+      </w:r>
+    </w:p>
+    <w:p>
+      <w:pPr>
+        <w:spacing w:line="360" w:lineRule="auto"/>
+        <w:jc w:val="both"/>
+        <w:rPr>
+          <w:color w:val="000000" w:themeColor="text1"/>
+          <w:sz w:val="24"/>
+          <w:szCs w:val="24"/>
+        </w:rPr>
+      </w:pPr>
+      <w:r>
+        <w:rPr>
+          <w:color w:val="000000" w:themeColor="text1"/>
+          <w:sz w:val="24"/>
+          <w:szCs w:val="24"/>
+        </w:rPr>
+        <w:t>6. teszt – Ellenőrzi, hogy már létező terméknév esetén 400-as státuszkódot kap-e vissza.</w:t>
+      </w:r>
+    </w:p>
+    <w:p>
+      <w:pPr>
+        <w:spacing w:line="360" w:lineRule="auto"/>
+        <w:jc w:val="both"/>
+        <w:rPr>
+          <w:color w:val="000000" w:themeColor="text1"/>
+          <w:sz w:val="24"/>
+          <w:szCs w:val="24"/>
+        </w:rPr>
+      </w:pPr>
+      <w:r>
+        <w:rPr>
+          <w:color w:val="000000" w:themeColor="text1"/>
+          <w:sz w:val="24"/>
+          <w:szCs w:val="24"/>
+        </w:rPr>
+        <w:t>7. teszt – Ellenőrzi, hogy nem POST kérés esetén 405-ös státuszkódot kap-e vissza.</w:t>
+      </w:r>
+    </w:p>
+    <w:p>
+      <w:pPr>
+        <w:rPr>
+          <w:color w:val="000000" w:themeColor="text1"/>
+          <w:sz w:val="24"/>
+          <w:szCs w:val="24"/>
+        </w:rPr>
+      </w:pPr>
+      <w:r>
+        <w:rPr>
+          <w:color w:val="000000" w:themeColor="text1"/>
+          <w:sz w:val="24"/>
+          <w:szCs w:val="24"/>
+        </w:rPr>
+        <w:br w:type="page"/>
+      </w:r>
+    </w:p>
+    <w:p>
+      <w:pPr>
+        <w:spacing w:line="360" w:lineRule="auto"/>
+        <w:jc w:val="both"/>
+        <w:rPr>
+          <w:b/>
+          <w:bCs/>
+          <w:color w:val="4472C4" w:themeColor="accent1"/>
+          <w:sz w:val="26"/>
+          <w:szCs w:val="26"/>
+        </w:rPr>
+      </w:pPr>
+      <w:proofErr w:type="spellStart"/>
+      <w:r>
+        <w:rPr>
+          <w:b/>
+          <w:bCs/>
+          <w:color w:val="4472C4" w:themeColor="accent1"/>
+          <w:sz w:val="26"/>
+          <w:szCs w:val="26"/>
+        </w:rPr>
+        <w:lastRenderedPageBreak/>
+        <w:t>Dashboard</w:t>
+      </w:r>
+      <w:proofErr w:type="spellEnd"/>
+      <w:r>
+        <w:rPr>
+          <w:b/>
+          <w:bCs/>
+          <w:color w:val="4472C4" w:themeColor="accent1"/>
+          <w:sz w:val="26"/>
+          <w:szCs w:val="26"/>
+        </w:rPr>
+        <w:t xml:space="preserve"> menük oldal – ’</w:t>
+      </w:r>
+      <w:proofErr w:type="spellStart"/>
+      <w:r>
+        <w:rPr>
+          <w:b/>
+          <w:bCs/>
+          <w:color w:val="4472C4" w:themeColor="accent1"/>
+          <w:sz w:val="26"/>
+          <w:szCs w:val="26"/>
+        </w:rPr>
+        <w:t>delete</w:t>
+      </w:r>
+      <w:proofErr w:type="spellEnd"/>
+      <w:r>
+        <w:rPr>
+          <w:b/>
+          <w:bCs/>
+          <w:color w:val="4472C4" w:themeColor="accent1"/>
+          <w:sz w:val="26"/>
+          <w:szCs w:val="26"/>
+        </w:rPr>
+        <w:t xml:space="preserve">’ </w:t>
+      </w:r>
+      <w:proofErr w:type="spellStart"/>
+      <w:r>
+        <w:rPr>
+          <w:b/>
+          <w:bCs/>
+          <w:color w:val="4472C4" w:themeColor="accent1"/>
+          <w:sz w:val="26"/>
+          <w:szCs w:val="26"/>
+        </w:rPr>
+        <w:t>case</w:t>
+      </w:r>
+      <w:proofErr w:type="spellEnd"/>
+      <w:r>
+        <w:rPr>
+          <w:b/>
+          <w:bCs/>
+          <w:color w:val="4472C4" w:themeColor="accent1"/>
+          <w:sz w:val="26"/>
+          <w:szCs w:val="26"/>
+        </w:rPr>
+        <w:t>:</w:t>
+      </w:r>
+    </w:p>
+    <w:p>
+      <w:pPr>
+        <w:spacing w:line="360" w:lineRule="auto"/>
+        <w:jc w:val="both"/>
+        <w:rPr>
+          <w:color w:val="000000" w:themeColor="text1"/>
+          <w:sz w:val="24"/>
+          <w:szCs w:val="24"/>
+        </w:rPr>
+      </w:pPr>
+      <w:r>
+        <w:rPr>
+          <w:color w:val="000000" w:themeColor="text1"/>
+          <w:sz w:val="24"/>
+          <w:szCs w:val="24"/>
+        </w:rPr>
+        <w:drawing>
+          <wp:inline distT="0" distB="0" distL="0" distR="0" wp14:anchorId="77B29031" wp14:editId="1852A828">
+            <wp:extent cx="3915321" cy="3943900"/>
+            <wp:effectExtent l="0" t="0" r="9525" b="0"/>
+            <wp:docPr id="1761480800" name="Kép 1"/>
+            <wp:cNvGraphicFramePr>
+              <a:graphicFrameLocks xmlns:a="http://schemas.openxmlformats.org/drawingml/2006/main" noChangeAspect="1"/>
+            </wp:cNvGraphicFramePr>
+            <a:graphic xmlns:a="http://schemas.openxmlformats.org/drawingml/2006/main">
+              <a:graphicData uri="http://schemas.openxmlformats.org/drawingml/2006/picture">
+                <pic:pic xmlns:pic="http://schemas.openxmlformats.org/drawingml/2006/picture">
+                  <pic:nvPicPr>
+                    <pic:cNvPr id="1761480800" name=""/>
+                    <pic:cNvPicPr/>
+                  </pic:nvPicPr>
+                  <pic:blipFill>
+                    <a:blip r:embed="rId16"/>
+                    <a:stretch>
+                      <a:fillRect/>
+                    </a:stretch>
+                  </pic:blipFill>
+                  <pic:spPr>
+                    <a:xfrm>
+                      <a:off x="0" y="0"/>
+                      <a:ext cx="3915321" cy="3943900"/>
+                    </a:xfrm>
+                    <a:prstGeom prst="rect">
+                      <a:avLst/>
+                    </a:prstGeom>
+                  </pic:spPr>
+                </pic:pic>
+              </a:graphicData>
+            </a:graphic>
+          </wp:inline>
+        </w:drawing>
+      </w:r>
+    </w:p>
+    <w:p>
+      <w:pPr>
+        <w:spacing w:line="360" w:lineRule="auto"/>
+        <w:jc w:val="both"/>
+        <w:rPr>
+          <w:color w:val="000000" w:themeColor="text1"/>
+          <w:sz w:val="24"/>
+          <w:szCs w:val="24"/>
+        </w:rPr>
+      </w:pPr>
+      <w:r>
+        <w:rPr>
+          <w:color w:val="000000" w:themeColor="text1"/>
+          <w:sz w:val="24"/>
+          <w:szCs w:val="24"/>
+        </w:rPr>
+        <w:t>1. teszt – Ellenőrzi, hogy sikeres törlésnél 200-as státuszkódot kap-e vissza.</w:t>
+      </w:r>
+    </w:p>
+    <w:p>
+      <w:pPr>
+        <w:spacing w:line="360" w:lineRule="auto"/>
+        <w:jc w:val="both"/>
+        <w:rPr>
+          <w:color w:val="000000" w:themeColor="text1"/>
+          <w:sz w:val="24"/>
+          <w:szCs w:val="24"/>
+        </w:rPr>
+      </w:pPr>
+      <w:r>
+        <w:rPr>
+          <w:color w:val="000000" w:themeColor="text1"/>
+          <w:sz w:val="24"/>
+          <w:szCs w:val="24"/>
+        </w:rPr>
+        <w:t>2. teszt – Megnézi, hogy a válaszban szerepel-e a Siker mező.</w:t>
+      </w:r>
+    </w:p>
+    <w:p>
+      <w:pPr>
+        <w:spacing w:line="360" w:lineRule="auto"/>
+        <w:jc w:val="both"/>
+        <w:rPr>
+          <w:color w:val="000000" w:themeColor="text1"/>
+          <w:sz w:val="24"/>
+          <w:szCs w:val="24"/>
+        </w:rPr>
+      </w:pPr>
+      <w:r>
+        <w:rPr>
+          <w:color w:val="000000" w:themeColor="text1"/>
+          <w:sz w:val="24"/>
+          <w:szCs w:val="24"/>
+        </w:rPr>
+        <w:t xml:space="preserve">3. teszt – Ellenőrzi, hogy hiányzó </w:t>
+      </w:r>
+      <w:proofErr w:type="spellStart"/>
+      <w:r>
+        <w:rPr>
+          <w:color w:val="000000" w:themeColor="text1"/>
+          <w:sz w:val="24"/>
+          <w:szCs w:val="24"/>
+        </w:rPr>
+        <w:t>id</w:t>
+      </w:r>
+      <w:proofErr w:type="spellEnd"/>
+      <w:r>
+        <w:rPr>
+          <w:color w:val="000000" w:themeColor="text1"/>
+          <w:sz w:val="24"/>
+          <w:szCs w:val="24"/>
+        </w:rPr>
+        <w:t xml:space="preserve"> esetén 400-as státuszkódot kap-e vissza.</w:t>
+      </w:r>
+    </w:p>
+    <w:p>
+      <w:pPr>
+        <w:spacing w:line="360" w:lineRule="auto"/>
+        <w:jc w:val="both"/>
+        <w:rPr>
+          <w:color w:val="000000" w:themeColor="text1"/>
+          <w:sz w:val="24"/>
+          <w:szCs w:val="24"/>
+        </w:rPr>
+      </w:pPr>
+      <w:r>
+        <w:rPr>
+          <w:color w:val="000000" w:themeColor="text1"/>
+          <w:sz w:val="24"/>
+          <w:szCs w:val="24"/>
+        </w:rPr>
+        <w:t>4. teszt – Megnézi, hogy a hibaválaszban szerepel-e a Hiba mező.</w:t>
+      </w:r>
+    </w:p>
+    <w:p>
+      <w:pPr>
+        <w:spacing w:line="360" w:lineRule="auto"/>
+        <w:jc w:val="both"/>
+        <w:rPr>
+          <w:color w:val="000000" w:themeColor="text1"/>
+          <w:sz w:val="24"/>
+          <w:szCs w:val="24"/>
+        </w:rPr>
+      </w:pPr>
+      <w:r>
+        <w:rPr>
+          <w:color w:val="000000" w:themeColor="text1"/>
+          <w:sz w:val="24"/>
+          <w:szCs w:val="24"/>
+        </w:rPr>
+        <w:t>5. teszt – Ellenőrzi, hogy nem DELETE kérés esetén 405-ös státuszkódot kap-e vissza.</w:t>
+      </w:r>
     </w:p>
     <w:sectPr>
       <w:pgSz w:w="11906" w:h="16838"/>
@@ -23475,7 +26799,7 @@
 </file>
 
 <file path=word/numbering.xml><?xml version="1.0" encoding="utf-8"?>
-<w:numbering xmlns:wpc="http://schemas.microsoft.com/office/word/2010/wordprocessingCanvas" xmlns:cx="http://schemas.microsoft.com/office/drawing/2014/chartex" xmlns:cx1="http://schemas.microsoft.com/office/drawing/2015/9/8/chartex" xmlns:cx2="http://schemas.microsoft.com/office/drawing/2015/10/21/chartex" xmlns:cx3="http://schemas.microsoft.com/office/drawing/2016/5/9/chartex" xmlns:cx4="http://schemas.microsoft.com/office/drawing/2016/5/10/chartex" xmlns:cx5="http://schemas.microsoft.com/office/drawing/2016/5/11/chartex" xmlns:cx6="http://schemas.microsoft.com/office/drawing/2016/5/12/chartex" xmlns:cx7="http://schemas.microsoft.com/office/drawing/2016/5/13/chartex" xmlns:cx8="http://schemas.microsoft.com/office/drawing/2016/5/14/chartex" xmlns:mc="http://schemas.openxmlformats.org/markup-compatibility/2006" xmlns:aink="http://schemas.microsoft.com/office/drawing/2016/ink" xmlns:am3d="http://schemas.microsoft.com/office/drawing/2017/model3d" xmlns:o="urn:schemas-microsoft-com:office:office" xmlns:r="http://schemas.openxmlformats.org/officeDocument/2006/relationships" xmlns:m="http://schemas.openxmlformats.org/officeDocument/2006/math" xmlns:v="urn:schemas-microsoft-com:vml" xmlns:wp14="http://schemas.microsoft.com/office/word/2010/wordprocessingDrawing" xmlns:wp="http://schemas.openxmlformats.org/drawingml/2006/wordprocessingDrawing" xmlns:w10="urn:schemas-microsoft-com:office:word" xmlns:w="http://schemas.openxmlformats.org/wordprocessingml/2006/main" xmlns:w14="http://schemas.microsoft.com/office/word/2010/wordml" xmlns:w15="http://schemas.microsoft.com/office/word/2012/wordml" xmlns:w16cex="http://schemas.microsoft.com/office/word/2018/wordml/cex" xmlns:w16cid="http://schemas.microsoft.com/office/word/2016/wordml/cid" xmlns:w16="http://schemas.microsoft.com/office/word/2018/wordml" xmlns:w16sdtdh="http://schemas.microsoft.com/office/word/2020/wordml/sdtdatahash" xmlns:w16se="http://schemas.microsoft.com/office/word/2015/wordml/symex" xmlns:wpg="http://schemas.microsoft.com/office/word/2010/wordprocessingGroup" xmlns:wpi="http://schemas.microsoft.com/office/word/2010/wordprocessingInk" xmlns:wne="http://schemas.microsoft.com/office/word/2006/wordml" xmlns:wps="http://schemas.microsoft.com/office/word/2010/wordprocessingShape" mc:Ignorable="w14 w15 w16se w16cid w16 w16cex w16sdtdh wp14">
+<w:numbering xmlns:wpc="http://schemas.microsoft.com/office/word/2010/wordprocessingCanvas" xmlns:cx="http://schemas.microsoft.com/office/drawing/2014/chartex" xmlns:cx1="http://schemas.microsoft.com/office/drawing/2015/9/8/chartex" xmlns:cx2="http://schemas.microsoft.com/office/drawing/2015/10/21/chartex" xmlns:cx3="http://schemas.microsoft.com/office/drawing/2016/5/9/chartex" xmlns:cx4="http://schemas.microsoft.com/office/drawing/2016/5/10/chartex" xmlns:cx5="http://schemas.microsoft.com/office/drawing/2016/5/11/chartex" xmlns:cx6="http://schemas.microsoft.com/office/drawing/2016/5/12/chartex" xmlns:cx7="http://schemas.microsoft.com/office/drawing/2016/5/13/chartex" xmlns:cx8="http://schemas.microsoft.com/office/drawing/2016/5/14/chartex" xmlns:mc="http://schemas.openxmlformats.org/markup-compatibility/2006" xmlns:aink="http://schemas.microsoft.com/office/drawing/2016/ink" xmlns:am3d="http://schemas.microsoft.com/office/drawing/2017/model3d" xmlns:o="urn:schemas-microsoft-com:office:office" xmlns:oel="http://schemas.microsoft.com/office/2019/extlst" xmlns:r="http://schemas.openxmlformats.org/officeDocument/2006/relationships" xmlns:m="http://schemas.openxmlformats.org/officeDocument/2006/math" xmlns:v="urn:schemas-microsoft-com:vml" xmlns:wp14="http://schemas.microsoft.com/office/word/2010/wordprocessingDrawing" xmlns:wp="http://schemas.openxmlformats.org/drawingml/2006/wordprocessingDrawing" xmlns:w10="urn:schemas-microsoft-com:office:word" xmlns:w="http://schemas.openxmlformats.org/wordprocessingml/2006/main" xmlns:w14="http://schemas.microsoft.com/office/word/2010/wordml" xmlns:w15="http://schemas.microsoft.com/office/word/2012/wordml" xmlns:w16cex="http://schemas.microsoft.com/office/word/2018/wordml/cex" xmlns:w16cid="http://schemas.microsoft.com/office/word/2016/wordml/cid" xmlns:w16="http://schemas.microsoft.com/office/word/2018/wordml" xmlns:w16du="http://schemas.microsoft.com/office/word/2023/wordml/word16du" xmlns:w16sdtdh="http://schemas.microsoft.com/office/word/2020/wordml/sdtdatahash" xmlns:w16sdtfl="http://schemas.microsoft.com/office/word/2024/wordml/sdtformatlock" xmlns:w16se="http://schemas.microsoft.com/office/word/2015/wordml/symex" xmlns:wpg="http://schemas.microsoft.com/office/word/2010/wordprocessingGroup" xmlns:wpi="http://schemas.microsoft.com/office/word/2010/wordprocessingInk" xmlns:wne="http://schemas.microsoft.com/office/word/2006/wordml" xmlns:wps="http://schemas.microsoft.com/office/word/2010/wordprocessingShape" mc:Ignorable="w14 w15 w16se w16cid w16 w16cex w16sdtdh w16sdtfl w16du wp14">
   <w:abstractNum w:abstractNumId="0" w15:restartNumberingAfterBreak="0">
     <w:nsid w:val="05BE03CE"/>
     <w:multiLevelType w:val="hybridMultilevel"/>
@@ -23616,13 +26940,13 @@
       <w:lvlJc w:val="left"/>
     </w:lvl>
   </w:abstractNum>
-  <w:num w:numId="1">
+  <w:num w:numId="1" w16cid:durableId="992755150">
     <w:abstractNumId w:val="0"/>
     <w:lvlOverride w:ilvl="0">
       <w:startOverride w:val="1"/>
     </w:lvlOverride>
   </w:num>
-  <w:num w:numId="2">
+  <w:num w:numId="2" w16cid:durableId="1462766833">
     <w:abstractNumId w:val="1"/>
     <w:lvlOverride w:ilvl="0">
       <w:startOverride w:val="1"/>
@@ -23632,7 +26956,7 @@
 </file>
 
 <file path=word/styles.xml><?xml version="1.0" encoding="utf-8"?>
-<w:styles xmlns:mc="http://schemas.openxmlformats.org/markup-compatibility/2006" xmlns:r="http://schemas.openxmlformats.org/officeDocument/2006/relationships" xmlns:w="http://schemas.openxmlformats.org/wordprocessingml/2006/main" xmlns:w14="http://schemas.microsoft.com/office/word/2010/wordml" xmlns:w15="http://schemas.microsoft.com/office/word/2012/wordml" xmlns:w16cex="http://schemas.microsoft.com/office/word/2018/wordml/cex" xmlns:w16cid="http://schemas.microsoft.com/office/word/2016/wordml/cid" xmlns:w16="http://schemas.microsoft.com/office/word/2018/wordml" xmlns:w16sdtdh="http://schemas.microsoft.com/office/word/2020/wordml/sdtdatahash" xmlns:w16se="http://schemas.microsoft.com/office/word/2015/wordml/symex" mc:Ignorable="w14 w15 w16se w16cid w16 w16cex w16sdtdh">
+<w:styles xmlns:mc="http://schemas.openxmlformats.org/markup-compatibility/2006" xmlns:r="http://schemas.openxmlformats.org/officeDocument/2006/relationships" xmlns:w="http://schemas.openxmlformats.org/wordprocessingml/2006/main" xmlns:w14="http://schemas.microsoft.com/office/word/2010/wordml" xmlns:w15="http://schemas.microsoft.com/office/word/2012/wordml" xmlns:w16cex="http://schemas.microsoft.com/office/word/2018/wordml/cex" xmlns:w16cid="http://schemas.microsoft.com/office/word/2016/wordml/cid" xmlns:w16="http://schemas.microsoft.com/office/word/2018/wordml" xmlns:w16du="http://schemas.microsoft.com/office/word/2023/wordml/word16du" xmlns:w16sdtdh="http://schemas.microsoft.com/office/word/2020/wordml/sdtdatahash" xmlns:w16sdtfl="http://schemas.microsoft.com/office/word/2024/wordml/sdtformatlock" xmlns:w16se="http://schemas.microsoft.com/office/word/2015/wordml/symex" mc:Ignorable="w14 w15 w16se w16cid w16 w16cex w16sdtdh w16sdtfl w16du">
   <w:docDefaults>
     <w:rPrDefault>
       <w:rPr>
@@ -24121,7 +27445,6 @@
   <w:style w:type="character" w:default="1" w:styleId="Bekezdsalapbettpusa">
     <w:name w:val="Default Paragraph Font"/>
     <w:uiPriority w:val="1"/>
-    <w:semiHidden/>
     <w:unhideWhenUsed/>
   </w:style>
   <w:style w:type="table" w:default="1" w:styleId="Normltblzat">

--- a/Fejlesztői és tesztelési dokumentáció.docx
+++ b/Fejlesztői és tesztelési dokumentáció.docx
@@ -38,7 +38,7 @@
                     </pic:cNvPicPr>
                   </pic:nvPicPr>
                   <pic:blipFill>
-                    <a:blip r:embed="rId5" cstate="print">
+                    <a:blip r:embed="rId7" cstate="print">
                       <a:extLst>
                         <a:ext uri="{28A0092B-C50C-407E-A947-70E740481C1C}">
                           <a14:useLocalDpi xmlns:a14="http://schemas.microsoft.com/office/drawing/2010/main" val="0"/>
@@ -164,7 +164,7 @@
                     <pic:cNvPicPr/>
                   </pic:nvPicPr>
                   <pic:blipFill>
-                    <a:blip r:embed="rId6"/>
+                    <a:blip r:embed="rId8"/>
                     <a:stretch>
                       <a:fillRect/>
                     </a:stretch>
@@ -23796,6 +23796,7 @@
         <w:rPr>
           <w:b/>
           <w:bCs/>
+          <w:noProof/>
           <w:color w:val="4472C4" w:themeColor="accent1"/>
           <w:sz w:val="26"/>
           <w:szCs w:val="26"/>
@@ -23816,7 +23817,7 @@
                     <pic:cNvPicPr/>
                   </pic:nvPicPr>
                   <pic:blipFill>
-                    <a:blip r:embed="rId7">
+                    <a:blip r:embed="rId9">
                       <a:extLst>
                         <a:ext uri="{28A0092B-C50C-407E-A947-70E740481C1C}">
                           <a14:useLocalDpi xmlns:a14="http://schemas.microsoft.com/office/drawing/2010/main" val="0"/>
@@ -24063,6 +24064,7 @@
         <w:rPr>
           <w:b/>
           <w:bCs/>
+          <w:noProof/>
           <w:color w:val="4472C4" w:themeColor="accent1"/>
           <w:sz w:val="26"/>
           <w:szCs w:val="26"/>
@@ -24100,7 +24102,7 @@
                     <pic:cNvPicPr/>
                   </pic:nvPicPr>
                   <pic:blipFill>
-                    <a:blip r:embed="rId8">
+                    <a:blip r:embed="rId10">
                       <a:extLst>
                         <a:ext uri="{28A0092B-C50C-407E-A947-70E740481C1C}">
                           <a14:useLocalDpi xmlns:a14="http://schemas.microsoft.com/office/drawing/2010/main" val="0"/>
@@ -24565,6 +24567,7 @@
       </w:pPr>
       <w:r>
         <w:rPr>
+          <w:noProof/>
           <w:color w:val="000000" w:themeColor="text1"/>
           <w:sz w:val="24"/>
           <w:szCs w:val="24"/>
@@ -24585,7 +24588,7 @@
                     <pic:cNvPicPr/>
                   </pic:nvPicPr>
                   <pic:blipFill>
-                    <a:blip r:embed="rId9"/>
+                    <a:blip r:embed="rId11"/>
                     <a:stretch>
                       <a:fillRect/>
                     </a:stretch>
@@ -24849,6 +24852,7 @@
       </w:pPr>
       <w:r>
         <w:rPr>
+          <w:noProof/>
           <w:color w:val="000000" w:themeColor="text1"/>
           <w:sz w:val="24"/>
           <w:szCs w:val="24"/>
@@ -24869,7 +24873,7 @@
                     <pic:cNvPicPr/>
                   </pic:nvPicPr>
                   <pic:blipFill>
-                    <a:blip r:embed="rId10"/>
+                    <a:blip r:embed="rId12"/>
                     <a:stretch>
                       <a:fillRect/>
                     </a:stretch>
@@ -25117,6 +25121,7 @@
       </w:pPr>
       <w:r>
         <w:rPr>
+          <w:noProof/>
           <w:color w:val="000000" w:themeColor="text1"/>
           <w:sz w:val="24"/>
           <w:szCs w:val="24"/>
@@ -25137,7 +25142,7 @@
                     <pic:cNvPicPr/>
                   </pic:nvPicPr>
                   <pic:blipFill>
-                    <a:blip r:embed="rId11"/>
+                    <a:blip r:embed="rId13"/>
                     <a:stretch>
                       <a:fillRect/>
                     </a:stretch>
@@ -25404,6 +25409,7 @@
       </w:pPr>
       <w:r>
         <w:rPr>
+          <w:noProof/>
           <w:color w:val="000000" w:themeColor="text1"/>
           <w:sz w:val="24"/>
           <w:szCs w:val="24"/>
@@ -25424,7 +25430,7 @@
                     <pic:cNvPicPr/>
                   </pic:nvPicPr>
                   <pic:blipFill>
-                    <a:blip r:embed="rId12"/>
+                    <a:blip r:embed="rId14"/>
                     <a:stretch>
                       <a:fillRect/>
                     </a:stretch>
@@ -25703,6 +25709,7 @@
       </w:pPr>
       <w:r>
         <w:rPr>
+          <w:noProof/>
           <w:color w:val="000000" w:themeColor="text1"/>
           <w:sz w:val="24"/>
           <w:szCs w:val="24"/>
@@ -25723,7 +25730,7 @@
                     <pic:cNvPicPr/>
                   </pic:nvPicPr>
                   <pic:blipFill>
-                    <a:blip r:embed="rId13"/>
+                    <a:blip r:embed="rId15"/>
                     <a:stretch>
                       <a:fillRect/>
                     </a:stretch>
@@ -26084,6 +26091,7 @@
       </w:pPr>
       <w:r>
         <w:rPr>
+          <w:noProof/>
           <w:color w:val="000000" w:themeColor="text1"/>
           <w:sz w:val="24"/>
           <w:szCs w:val="24"/>
@@ -26104,7 +26112,7 @@
                     <pic:cNvPicPr/>
                   </pic:nvPicPr>
                   <pic:blipFill>
-                    <a:blip r:embed="rId14"/>
+                    <a:blip r:embed="rId16"/>
                     <a:stretch>
                       <a:fillRect/>
                     </a:stretch>
@@ -26351,6 +26359,7 @@
       </w:pPr>
       <w:r>
         <w:rPr>
+          <w:noProof/>
           <w:color w:val="000000" w:themeColor="text1"/>
           <w:sz w:val="24"/>
           <w:szCs w:val="24"/>
@@ -26371,7 +26380,7 @@
                     <pic:cNvPicPr/>
                   </pic:nvPicPr>
                   <pic:blipFill>
-                    <a:blip r:embed="rId15"/>
+                    <a:blip r:embed="rId17"/>
                     <a:stretch>
                       <a:fillRect/>
                     </a:stretch>
@@ -26634,6 +26643,7 @@
       </w:pPr>
       <w:r>
         <w:rPr>
+          <w:noProof/>
           <w:color w:val="000000" w:themeColor="text1"/>
           <w:sz w:val="24"/>
           <w:szCs w:val="24"/>
@@ -26654,7 +26664,7 @@
                     <pic:cNvPicPr/>
                   </pic:nvPicPr>
                   <pic:blipFill>
-                    <a:blip r:embed="rId16"/>
+                    <a:blip r:embed="rId18"/>
                     <a:stretch>
                       <a:fillRect/>
                     </a:stretch>
@@ -26789,6 +26799,7 @@
       </w:r>
     </w:p>
     <w:sectPr>
+      <w:footerReference w:type="default" r:id="rId19"/>
       <w:pgSz w:w="11906" w:h="16838"/>
       <w:pgMar w:top="1440" w:right="1440" w:bottom="1440" w:left="1701" w:header="708" w:footer="708" w:gutter="0"/>
       <w:cols w:space="708"/>
@@ -26796,6 +26807,86 @@
     </w:sectPr>
   </w:body>
 </w:document>
+</file>
+
+<file path=word/endnotes.xml><?xml version="1.0" encoding="utf-8"?>
+<w:endnotes xmlns:wpc="http://schemas.microsoft.com/office/word/2010/wordprocessingCanvas" xmlns:cx="http://schemas.microsoft.com/office/drawing/2014/chartex" xmlns:cx1="http://schemas.microsoft.com/office/drawing/2015/9/8/chartex" xmlns:cx2="http://schemas.microsoft.com/office/drawing/2015/10/21/chartex" xmlns:cx3="http://schemas.microsoft.com/office/drawing/2016/5/9/chartex" xmlns:cx4="http://schemas.microsoft.com/office/drawing/2016/5/10/chartex" xmlns:cx5="http://schemas.microsoft.com/office/drawing/2016/5/11/chartex" xmlns:cx6="http://schemas.microsoft.com/office/drawing/2016/5/12/chartex" xmlns:cx7="http://schemas.microsoft.com/office/drawing/2016/5/13/chartex" xmlns:cx8="http://schemas.microsoft.com/office/drawing/2016/5/14/chartex" xmlns:mc="http://schemas.openxmlformats.org/markup-compatibility/2006" xmlns:aink="http://schemas.microsoft.com/office/drawing/2016/ink" xmlns:am3d="http://schemas.microsoft.com/office/drawing/2017/model3d" xmlns:o="urn:schemas-microsoft-com:office:office" xmlns:oel="http://schemas.microsoft.com/office/2019/extlst" xmlns:r="http://schemas.openxmlformats.org/officeDocument/2006/relationships" xmlns:m="http://schemas.openxmlformats.org/officeDocument/2006/math" xmlns:v="urn:schemas-microsoft-com:vml" xmlns:wp14="http://schemas.microsoft.com/office/word/2010/wordprocessingDrawing" xmlns:wp="http://schemas.openxmlformats.org/drawingml/2006/wordprocessingDrawing" xmlns:w10="urn:schemas-microsoft-com:office:word" xmlns:w="http://schemas.openxmlformats.org/wordprocessingml/2006/main" xmlns:w14="http://schemas.microsoft.com/office/word/2010/wordml" xmlns:w15="http://schemas.microsoft.com/office/word/2012/wordml" xmlns:w16cex="http://schemas.microsoft.com/office/word/2018/wordml/cex" xmlns:w16cid="http://schemas.microsoft.com/office/word/2016/wordml/cid" xmlns:w16="http://schemas.microsoft.com/office/word/2018/wordml" xmlns:w16du="http://schemas.microsoft.com/office/word/2023/wordml/word16du" xmlns:w16sdtdh="http://schemas.microsoft.com/office/word/2020/wordml/sdtdatahash" xmlns:w16sdtfl="http://schemas.microsoft.com/office/word/2024/wordml/sdtformatlock" xmlns:w16se="http://schemas.microsoft.com/office/word/2015/wordml/symex" xmlns:wpg="http://schemas.microsoft.com/office/word/2010/wordprocessingGroup" xmlns:wpi="http://schemas.microsoft.com/office/word/2010/wordprocessingInk" xmlns:wne="http://schemas.microsoft.com/office/word/2006/wordml" xmlns:wps="http://schemas.microsoft.com/office/word/2010/wordprocessingShape" mc:Ignorable="w14 w15 w16se w16cid w16 w16cex w16sdtdh w16sdtfl w16du wp14">
+  <w:endnote w:type="separator" w:id="-1">
+    <w:p>
+      <w:r>
+        <w:separator/>
+      </w:r>
+    </w:p>
+  </w:endnote>
+  <w:endnote w:type="continuationSeparator" w:id="0">
+    <w:p>
+      <w:r>
+        <w:continuationSeparator/>
+      </w:r>
+    </w:p>
+  </w:endnote>
+</w:endnotes>
+</file>
+
+<file path=word/footer1.xml><?xml version="1.0" encoding="utf-8"?>
+<w:ftr xmlns:wpc="http://schemas.microsoft.com/office/word/2010/wordprocessingCanvas" xmlns:cx="http://schemas.microsoft.com/office/drawing/2014/chartex" xmlns:cx1="http://schemas.microsoft.com/office/drawing/2015/9/8/chartex" xmlns:cx2="http://schemas.microsoft.com/office/drawing/2015/10/21/chartex" xmlns:cx3="http://schemas.microsoft.com/office/drawing/2016/5/9/chartex" xmlns:cx4="http://schemas.microsoft.com/office/drawing/2016/5/10/chartex" xmlns:cx5="http://schemas.microsoft.com/office/drawing/2016/5/11/chartex" xmlns:cx6="http://schemas.microsoft.com/office/drawing/2016/5/12/chartex" xmlns:cx7="http://schemas.microsoft.com/office/drawing/2016/5/13/chartex" xmlns:cx8="http://schemas.microsoft.com/office/drawing/2016/5/14/chartex" xmlns:mc="http://schemas.openxmlformats.org/markup-compatibility/2006" xmlns:aink="http://schemas.microsoft.com/office/drawing/2016/ink" xmlns:am3d="http://schemas.microsoft.com/office/drawing/2017/model3d" xmlns:o="urn:schemas-microsoft-com:office:office" xmlns:oel="http://schemas.microsoft.com/office/2019/extlst" xmlns:r="http://schemas.openxmlformats.org/officeDocument/2006/relationships" xmlns:m="http://schemas.openxmlformats.org/officeDocument/2006/math" xmlns:v="urn:schemas-microsoft-com:vml" xmlns:wp14="http://schemas.microsoft.com/office/word/2010/wordprocessingDrawing" xmlns:wp="http://schemas.openxmlformats.org/drawingml/2006/wordprocessingDrawing" xmlns:w10="urn:schemas-microsoft-com:office:word" xmlns:w="http://schemas.openxmlformats.org/wordprocessingml/2006/main" xmlns:w14="http://schemas.microsoft.com/office/word/2010/wordml" xmlns:w15="http://schemas.microsoft.com/office/word/2012/wordml" xmlns:w16cex="http://schemas.microsoft.com/office/word/2018/wordml/cex" xmlns:w16cid="http://schemas.microsoft.com/office/word/2016/wordml/cid" xmlns:w16="http://schemas.microsoft.com/office/word/2018/wordml" xmlns:w16du="http://schemas.microsoft.com/office/word/2023/wordml/word16du" xmlns:w16sdtdh="http://schemas.microsoft.com/office/word/2020/wordml/sdtdatahash" xmlns:w16sdtfl="http://schemas.microsoft.com/office/word/2024/wordml/sdtformatlock" xmlns:w16se="http://schemas.microsoft.com/office/word/2015/wordml/symex" xmlns:wpg="http://schemas.microsoft.com/office/word/2010/wordprocessingGroup" xmlns:wpi="http://schemas.microsoft.com/office/word/2010/wordprocessingInk" xmlns:wne="http://schemas.microsoft.com/office/word/2006/wordml" xmlns:wps="http://schemas.microsoft.com/office/word/2010/wordprocessingShape" mc:Ignorable="w14 w15 w16se w16cid w16 w16cex w16sdtdh w16sdtfl w16du wp14">
+  <w:sdt>
+    <w:sdtPr>
+      <w:id w:val="1546254720"/>
+      <w:docPartObj>
+        <w:docPartGallery w:val="Page Numbers (Bottom of Page)"/>
+        <w:docPartUnique/>
+      </w:docPartObj>
+    </w:sdtPr>
+    <w:sdtContent>
+      <w:p>
+        <w:pPr>
+          <w:pStyle w:val="llb"/>
+          <w:jc w:val="right"/>
+        </w:pPr>
+        <w:r>
+          <w:fldChar w:fldCharType="begin"/>
+        </w:r>
+        <w:r>
+          <w:instrText>PAGE   \* MERGEFORMAT</w:instrText>
+        </w:r>
+        <w:r>
+          <w:fldChar w:fldCharType="separate"/>
+        </w:r>
+        <w:r>
+          <w:t>2</w:t>
+        </w:r>
+        <w:r>
+          <w:fldChar w:fldCharType="end"/>
+        </w:r>
+      </w:p>
+    </w:sdtContent>
+  </w:sdt>
+  <w:p>
+    <w:pPr>
+      <w:pStyle w:val="llb"/>
+    </w:pPr>
+  </w:p>
+</w:ftr>
+</file>
+
+<file path=word/footnotes.xml><?xml version="1.0" encoding="utf-8"?>
+<w:footnotes xmlns:wpc="http://schemas.microsoft.com/office/word/2010/wordprocessingCanvas" xmlns:cx="http://schemas.microsoft.com/office/drawing/2014/chartex" xmlns:cx1="http://schemas.microsoft.com/office/drawing/2015/9/8/chartex" xmlns:cx2="http://schemas.microsoft.com/office/drawing/2015/10/21/chartex" xmlns:cx3="http://schemas.microsoft.com/office/drawing/2016/5/9/chartex" xmlns:cx4="http://schemas.microsoft.com/office/drawing/2016/5/10/chartex" xmlns:cx5="http://schemas.microsoft.com/office/drawing/2016/5/11/chartex" xmlns:cx6="http://schemas.microsoft.com/office/drawing/2016/5/12/chartex" xmlns:cx7="http://schemas.microsoft.com/office/drawing/2016/5/13/chartex" xmlns:cx8="http://schemas.microsoft.com/office/drawing/2016/5/14/chartex" xmlns:mc="http://schemas.openxmlformats.org/markup-compatibility/2006" xmlns:aink="http://schemas.microsoft.com/office/drawing/2016/ink" xmlns:am3d="http://schemas.microsoft.com/office/drawing/2017/model3d" xmlns:o="urn:schemas-microsoft-com:office:office" xmlns:oel="http://schemas.microsoft.com/office/2019/extlst" xmlns:r="http://schemas.openxmlformats.org/officeDocument/2006/relationships" xmlns:m="http://schemas.openxmlformats.org/officeDocument/2006/math" xmlns:v="urn:schemas-microsoft-com:vml" xmlns:wp14="http://schemas.microsoft.com/office/word/2010/wordprocessingDrawing" xmlns:wp="http://schemas.openxmlformats.org/drawingml/2006/wordprocessingDrawing" xmlns:w10="urn:schemas-microsoft-com:office:word" xmlns:w="http://schemas.openxmlformats.org/wordprocessingml/2006/main" xmlns:w14="http://schemas.microsoft.com/office/word/2010/wordml" xmlns:w15="http://schemas.microsoft.com/office/word/2012/wordml" xmlns:w16cex="http://schemas.microsoft.com/office/word/2018/wordml/cex" xmlns:w16cid="http://schemas.microsoft.com/office/word/2016/wordml/cid" xmlns:w16="http://schemas.microsoft.com/office/word/2018/wordml" xmlns:w16du="http://schemas.microsoft.com/office/word/2023/wordml/word16du" xmlns:w16sdtdh="http://schemas.microsoft.com/office/word/2020/wordml/sdtdatahash" xmlns:w16sdtfl="http://schemas.microsoft.com/office/word/2024/wordml/sdtformatlock" xmlns:w16se="http://schemas.microsoft.com/office/word/2015/wordml/symex" xmlns:wpg="http://schemas.microsoft.com/office/word/2010/wordprocessingGroup" xmlns:wpi="http://schemas.microsoft.com/office/word/2010/wordprocessingInk" xmlns:wne="http://schemas.microsoft.com/office/word/2006/wordml" xmlns:wps="http://schemas.microsoft.com/office/word/2010/wordprocessingShape" mc:Ignorable="w14 w15 w16se w16cid w16 w16cex w16sdtdh w16sdtfl w16du wp14">
+  <w:footnote w:type="separator" w:id="-1">
+    <w:p>
+      <w:r>
+        <w:separator/>
+      </w:r>
+    </w:p>
+  </w:footnote>
+  <w:footnote w:type="continuationSeparator" w:id="0">
+    <w:p>
+      <w:r>
+        <w:continuationSeparator/>
+      </w:r>
+    </w:p>
+  </w:footnote>
+</w:footnotes>
 </file>
 
 <file path=word/numbering.xml><?xml version="1.0" encoding="utf-8"?>
@@ -27445,6 +27536,7 @@
   <w:style w:type="character" w:default="1" w:styleId="Bekezdsalapbettpusa">
     <w:name w:val="Default Paragraph Font"/>
     <w:uiPriority w:val="1"/>
+    <w:semiHidden/>
     <w:unhideWhenUsed/>
   </w:style>
   <w:style w:type="table" w:default="1" w:styleId="Normltblzat">
@@ -27595,6 +27687,48 @@
       <w:b/>
       <w:bCs/>
     </w:rPr>
+  </w:style>
+  <w:style w:type="paragraph" w:styleId="lfej">
+    <w:name w:val="header"/>
+    <w:basedOn w:val="Norml"/>
+    <w:link w:val="lfejChar"/>
+    <w:uiPriority w:val="99"/>
+    <w:unhideWhenUsed/>
+    <w:rsid w:val="004F490E"/>
+    <w:pPr>
+      <w:tabs>
+        <w:tab w:val="center" w:pos="4536"/>
+        <w:tab w:val="right" w:pos="9072"/>
+      </w:tabs>
+    </w:pPr>
+  </w:style>
+  <w:style w:type="character" w:customStyle="1" w:styleId="lfejChar">
+    <w:name w:val="Élőfej Char"/>
+    <w:basedOn w:val="Bekezdsalapbettpusa"/>
+    <w:link w:val="lfej"/>
+    <w:uiPriority w:val="99"/>
+    <w:rsid w:val="004F490E"/>
+  </w:style>
+  <w:style w:type="paragraph" w:styleId="llb">
+    <w:name w:val="footer"/>
+    <w:basedOn w:val="Norml"/>
+    <w:link w:val="llbChar"/>
+    <w:uiPriority w:val="99"/>
+    <w:unhideWhenUsed/>
+    <w:rsid w:val="004F490E"/>
+    <w:pPr>
+      <w:tabs>
+        <w:tab w:val="center" w:pos="4536"/>
+        <w:tab w:val="right" w:pos="9072"/>
+      </w:tabs>
+    </w:pPr>
+  </w:style>
+  <w:style w:type="character" w:customStyle="1" w:styleId="llbChar">
+    <w:name w:val="Élőláb Char"/>
+    <w:basedOn w:val="Bekezdsalapbettpusa"/>
+    <w:link w:val="llb"/>
+    <w:uiPriority w:val="99"/>
+    <w:rsid w:val="004F490E"/>
   </w:style>
 </w:styles>
 </file>
